--- a/IntroductionDARSH.docx
+++ b/IntroductionDARSH.docx
@@ -25,7 +25,7 @@
           <w:rFonts w:ascii="Produkt Light" w:hAnsi="Produkt Light"/>
           <w:outline w:val="0"/>
           <w:color w:val="f0be5e"/>
-          <w:u w:val="single"/>
+          <w:u w:val="single" w:color="f0be5e"/>
           <w:rtl w:val="0"/>
           <w:lang w:val="en-US"/>
           <w14:textFill>
@@ -41,7 +41,7 @@
           <w:rFonts w:ascii="Produkt Light" w:hAnsi="Produkt Light"/>
           <w:outline w:val="0"/>
           <w:color w:val="d5d5d5"/>
-          <w:u w:val="single"/>
+          <w:u w:val="single" w:color="d5d5d5"/>
           <w:rtl w:val="0"/>
           <w:lang w:val="en-US"/>
           <w14:textFill>
@@ -57,7 +57,7 @@
           <w:rFonts w:ascii="Produkt Light" w:hAnsi="Produkt Light"/>
           <w:outline w:val="0"/>
           <w:color w:val="94b9a3"/>
-          <w:u w:val="single"/>
+          <w:u w:val="single" w:color="94b9a3"/>
           <w:rtl w:val="0"/>
           <w:lang w:val="en-US"/>
           <w14:textFill>
@@ -82,7 +82,7 @@
           <w:rFonts w:ascii="Produkt Light" w:hAnsi="Produkt Light"/>
           <w:outline w:val="0"/>
           <w:color w:val="88a7b2"/>
-          <w:u w:val="single"/>
+          <w:u w:val="single" w:color="88a7b2"/>
           <w:rtl w:val="0"/>
           <w:lang w:val="en-US"/>
           <w14:textFill>
@@ -118,19 +118,18 @@
     <w:p>
       <w:pPr>
         <w:pStyle w:val="Heading"/>
-        <w:bidi w:val="0"/>
       </w:pPr>
       <w:r>
         <w:drawing xmlns:a="http://schemas.openxmlformats.org/drawingml/2006/main">
           <wp:anchor distT="152400" distB="152400" distL="152400" distR="152400" simplePos="0" relativeHeight="251659264" behindDoc="0" locked="0" layoutInCell="1" allowOverlap="1">
             <wp:simplePos x="0" y="0"/>
             <wp:positionH relativeFrom="margin">
-              <wp:posOffset>6350</wp:posOffset>
+              <wp:posOffset>-278185</wp:posOffset>
             </wp:positionH>
             <wp:positionV relativeFrom="line">
-              <wp:posOffset>368299</wp:posOffset>
+              <wp:posOffset>368298</wp:posOffset>
             </wp:positionV>
-            <wp:extent cx="6261100" cy="4051300"/>
+            <wp:extent cx="6830171" cy="4419523"/>
             <wp:effectExtent l="0" t="0" r="0" b="0"/>
             <wp:wrapThrough wrapText="bothSides" distL="152400" distR="152400">
               <wp:wrapPolygon edited="1">
@@ -164,7 +163,7 @@
                   <pic:spPr>
                     <a:xfrm>
                       <a:off x="0" y="0"/>
-                      <a:ext cx="6261100" cy="4051300"/>
+                      <a:ext cx="6830171" cy="4419523"/>
                     </a:xfrm>
                     <a:prstGeom prst="rect">
                       <a:avLst/>
@@ -184,80 +183,67 @@
     </w:p>
     <w:p>
       <w:pPr>
-        <w:pStyle w:val="Body"/>
-        <w:bidi w:val="0"/>
-      </w:pPr>
-    </w:p>
-    <w:p>
-      <w:pPr>
-        <w:pStyle w:val="Body"/>
-        <w:bidi w:val="0"/>
-      </w:pPr>
-    </w:p>
-    <w:p>
-      <w:pPr>
-        <w:pStyle w:val="Body"/>
-        <w:bidi w:val="0"/>
-      </w:pPr>
-    </w:p>
-    <w:p>
-      <w:pPr>
-        <w:pStyle w:val="Body"/>
-        <w:bidi w:val="0"/>
-      </w:pPr>
-    </w:p>
-    <w:p>
-      <w:pPr>
-        <w:pStyle w:val="Body"/>
-        <w:bidi w:val="0"/>
-      </w:pPr>
-    </w:p>
-    <w:p>
-      <w:pPr>
-        <w:pStyle w:val="Body"/>
-        <w:bidi w:val="0"/>
-      </w:pPr>
-    </w:p>
-    <w:p>
-      <w:pPr>
-        <w:pStyle w:val="Body"/>
-        <w:bidi w:val="0"/>
-      </w:pPr>
-    </w:p>
-    <w:p>
-      <w:pPr>
-        <w:pStyle w:val="Body"/>
-        <w:bidi w:val="0"/>
-      </w:pPr>
-    </w:p>
-    <w:p>
-      <w:pPr>
-        <w:pStyle w:val="Body"/>
-        <w:bidi w:val="0"/>
-      </w:pPr>
-    </w:p>
-    <w:p>
-      <w:pPr>
-        <w:pStyle w:val="Body"/>
-        <w:bidi w:val="0"/>
-      </w:pPr>
-    </w:p>
-    <w:p>
-      <w:pPr>
-        <w:pStyle w:val="Body"/>
-        <w:bidi w:val="0"/>
-      </w:pPr>
-    </w:p>
-    <w:p>
-      <w:pPr>
-        <w:pStyle w:val="Body"/>
-        <w:bidi w:val="0"/>
-      </w:pPr>
-    </w:p>
-    <w:p>
-      <w:pPr>
-        <w:pStyle w:val="Body"/>
-        <w:bidi w:val="0"/>
+        <w:pStyle w:val="Body A"/>
+      </w:pPr>
+    </w:p>
+    <w:p>
+      <w:pPr>
+        <w:pStyle w:val="Body A"/>
+      </w:pPr>
+    </w:p>
+    <w:p>
+      <w:pPr>
+        <w:pStyle w:val="Body A"/>
+      </w:pPr>
+    </w:p>
+    <w:p>
+      <w:pPr>
+        <w:pStyle w:val="Body A"/>
+      </w:pPr>
+    </w:p>
+    <w:p>
+      <w:pPr>
+        <w:pStyle w:val="Body A"/>
+      </w:pPr>
+    </w:p>
+    <w:p>
+      <w:pPr>
+        <w:pStyle w:val="Body A"/>
+      </w:pPr>
+    </w:p>
+    <w:p>
+      <w:pPr>
+        <w:pStyle w:val="Body A"/>
+      </w:pPr>
+    </w:p>
+    <w:p>
+      <w:pPr>
+        <w:pStyle w:val="Body A"/>
+      </w:pPr>
+    </w:p>
+    <w:p>
+      <w:pPr>
+        <w:pStyle w:val="Body A"/>
+      </w:pPr>
+    </w:p>
+    <w:p>
+      <w:pPr>
+        <w:pStyle w:val="Body A"/>
+      </w:pPr>
+    </w:p>
+    <w:p>
+      <w:pPr>
+        <w:pStyle w:val="Body A"/>
+      </w:pPr>
+    </w:p>
+    <w:p>
+      <w:pPr>
+        <w:pStyle w:val="Body A"/>
+      </w:pPr>
+    </w:p>
+    <w:p>
+      <w:pPr>
+        <w:pStyle w:val="Body A"/>
       </w:pPr>
     </w:p>
     <w:p>
@@ -270,6 +256,7 @@
       </w:pPr>
       <w:r>
         <w:rPr>
+          <w:rFonts w:cs="Arial Unicode MS" w:eastAsia="Arial Unicode MS"/>
           <w:sz w:val="50"/>
           <w:szCs w:val="50"/>
           <w:rtl w:val="0"/>
@@ -280,13 +267,12 @@
     </w:p>
     <w:p>
       <w:pPr>
-        <w:pStyle w:val="Body"/>
-        <w:bidi w:val="0"/>
-      </w:pPr>
-    </w:p>
-    <w:p>
-      <w:pPr>
-        <w:pStyle w:val="Body"/>
+        <w:pStyle w:val="Body A"/>
+      </w:pPr>
+    </w:p>
+    <w:p>
+      <w:pPr>
+        <w:pStyle w:val="Body A"/>
         <w:spacing w:after="220" w:line="336" w:lineRule="auto"/>
         <w:rPr>
           <w:spacing w:val="28"/>
@@ -302,7 +288,27 @@
           <w:rtl w:val="0"/>
           <w:lang w:val="en-US"/>
         </w:rPr>
-        <w:t>This program gives out a list/array of important information about 20 or more heritage sites in India. This would help greatly in aiding tourists, travelers or trip planners in easily getting consolidated information about such a place. It could function as the backend of a travel agency</w:t>
+        <w:t xml:space="preserve">This program gives out a list/array of important information about 20 or more heritage sites in India. This would help greatly in aiding tourists, travelers or trip planners in easily getting consolidated information about such a place. It could </w:t>
+      </w:r>
+      <w:r>
+        <w:rPr>
+          <w:spacing w:val="28"/>
+          <w:sz w:val="24"/>
+          <w:szCs w:val="24"/>
+          <w:rtl w:val="0"/>
+          <w:lang w:val="en-US"/>
+        </w:rPr>
+        <w:t xml:space="preserve">maybe </w:t>
+      </w:r>
+      <w:r>
+        <w:rPr>
+          <w:spacing w:val="28"/>
+          <w:sz w:val="24"/>
+          <w:szCs w:val="24"/>
+          <w:rtl w:val="0"/>
+          <w:lang w:val="en-US"/>
+        </w:rPr>
+        <w:t>function as the backend of a travel agency</w:t>
       </w:r>
       <w:r>
         <w:rPr>
@@ -321,12 +327,32 @@
           <w:rtl w:val="0"/>
           <w:lang w:val="en-US"/>
         </w:rPr>
-        <w:t xml:space="preserve">s Plans database. It could </w:t>
-      </w:r>
-    </w:p>
-    <w:p>
-      <w:pPr>
-        <w:pStyle w:val="Body"/>
+        <w:t>s</w:t>
+      </w:r>
+      <w:r>
+        <w:rPr>
+          <w:spacing w:val="28"/>
+          <w:sz w:val="24"/>
+          <w:szCs w:val="24"/>
+          <w:rtl w:val="0"/>
+          <w:lang w:val="en-US"/>
+        </w:rPr>
+        <w:t xml:space="preserve"> </w:t>
+      </w:r>
+      <w:r>
+        <w:rPr>
+          <w:spacing w:val="28"/>
+          <w:sz w:val="24"/>
+          <w:szCs w:val="24"/>
+          <w:rtl w:val="0"/>
+          <w:lang w:val="en-US"/>
+        </w:rPr>
+        <w:t>database.</w:t>
+      </w:r>
+    </w:p>
+    <w:p>
+      <w:pPr>
+        <w:pStyle w:val="Body A"/>
         <w:spacing w:after="220" w:line="336" w:lineRule="auto"/>
         <w:rPr>
           <w:spacing w:val="28"/>
@@ -337,7 +363,7 @@
     </w:p>
     <w:p>
       <w:pPr>
-        <w:pStyle w:val="Body"/>
+        <w:pStyle w:val="Body A"/>
         <w:spacing w:after="220" w:line="336" w:lineRule="auto"/>
         <w:rPr>
           <w:spacing w:val="28"/>
@@ -353,12 +379,112 @@
           <w:rtl w:val="0"/>
           <w:lang w:val="en-US"/>
         </w:rPr>
-        <w:t xml:space="preserve">The program is built on python and can be executed in the shell with the help of a few basic modules (PIL, Click, Colorama) for implementing click features, image, and font colours in the shell. It functions with the help of a dictionary which is the key to storing all the data. I have chosen to use a dictionary over comparable types like lists or tuples because of how the dictionary can assign a key-value pair, making it incredibly useful in indexing, easy removal, entry, traversing etc. </w:t>
-      </w:r>
-    </w:p>
-    <w:p>
-      <w:pPr>
-        <w:pStyle w:val="Body"/>
+        <w:t>The program is built on python and can be executed in the shell with the help of a few basic modules (</w:t>
+      </w:r>
+      <w:r>
+        <w:rPr>
+          <w:spacing w:val="28"/>
+          <w:sz w:val="24"/>
+          <w:szCs w:val="24"/>
+          <w:rtl w:val="0"/>
+          <w:lang w:val="en-US"/>
+        </w:rPr>
+        <w:t>Webbrowser and OS</w:t>
+      </w:r>
+      <w:r>
+        <w:rPr>
+          <w:spacing w:val="28"/>
+          <w:sz w:val="24"/>
+          <w:szCs w:val="24"/>
+          <w:rtl w:val="0"/>
+          <w:lang w:val="en-US"/>
+        </w:rPr>
+        <w:t xml:space="preserve">) for implementing </w:t>
+      </w:r>
+      <w:r>
+        <w:rPr>
+          <w:spacing w:val="28"/>
+          <w:sz w:val="24"/>
+          <w:szCs w:val="24"/>
+          <w:rtl w:val="0"/>
+          <w:lang w:val="en-US"/>
+        </w:rPr>
+        <w:t>URL Redirects and clearing</w:t>
+      </w:r>
+      <w:r>
+        <w:rPr>
+          <w:spacing w:val="28"/>
+          <w:sz w:val="24"/>
+          <w:szCs w:val="24"/>
+          <w:rtl w:val="0"/>
+          <w:lang w:val="en-US"/>
+        </w:rPr>
+        <w:t xml:space="preserve"> the shell</w:t>
+      </w:r>
+      <w:r>
+        <w:rPr>
+          <w:spacing w:val="28"/>
+          <w:sz w:val="24"/>
+          <w:szCs w:val="24"/>
+          <w:rtl w:val="0"/>
+          <w:lang w:val="en-US"/>
+        </w:rPr>
+        <w:t xml:space="preserve"> when it overcrowds</w:t>
+      </w:r>
+      <w:r>
+        <w:rPr>
+          <w:spacing w:val="28"/>
+          <w:sz w:val="24"/>
+          <w:szCs w:val="24"/>
+          <w:rtl w:val="0"/>
+          <w:lang w:val="en-US"/>
+        </w:rPr>
+        <w:t xml:space="preserve">. It functions with the help of a dictionary which is the key to storing all the data. I have chosen to use a dictionary over comparable types like lists or tuples because of how the dictionary can assign a key-value pair, making it incredibly </w:t>
+      </w:r>
+      <w:r>
+        <w:rPr>
+          <w:spacing w:val="28"/>
+          <w:sz w:val="24"/>
+          <w:szCs w:val="24"/>
+          <w:rtl w:val="0"/>
+          <w:lang w:val="en-US"/>
+        </w:rPr>
+        <w:t>efficient</w:t>
+      </w:r>
+      <w:r>
+        <w:rPr>
+          <w:spacing w:val="28"/>
+          <w:sz w:val="24"/>
+          <w:szCs w:val="24"/>
+          <w:rtl w:val="0"/>
+          <w:lang w:val="en-US"/>
+        </w:rPr>
+        <w:t xml:space="preserve"> in indexing, removal, entry, traversing </w:t>
+      </w:r>
+      <w:r>
+        <w:rPr>
+          <w:spacing w:val="28"/>
+          <w:sz w:val="24"/>
+          <w:szCs w:val="24"/>
+          <w:rtl w:val="0"/>
+          <w:lang w:val="en-US"/>
+        </w:rPr>
+        <w:t>data.</w:t>
+      </w:r>
+      <w:r>
+        <w:rPr>
+          <w:spacing w:val="28"/>
+          <w:sz w:val="24"/>
+          <w:szCs w:val="24"/>
+          <w:rtl w:val="0"/>
+          <w:lang w:val="en-US"/>
+        </w:rPr>
+        <w:t xml:space="preserve"> </w:t>
+      </w:r>
+    </w:p>
+    <w:p>
+      <w:pPr>
+        <w:pStyle w:val="Body A"/>
         <w:spacing w:after="220" w:line="336" w:lineRule="auto"/>
         <w:rPr>
           <w:spacing w:val="28"/>
@@ -369,7 +495,7 @@
     </w:p>
     <w:p>
       <w:pPr>
-        <w:pStyle w:val="Body"/>
+        <w:pStyle w:val="Body A"/>
         <w:spacing w:after="220" w:line="336" w:lineRule="auto"/>
         <w:rPr>
           <w:spacing w:val="28"/>
@@ -385,12 +511,52 @@
           <w:rtl w:val="0"/>
           <w:lang w:val="en-US"/>
         </w:rPr>
-        <w:t xml:space="preserve">The program prints a list of heritage sites using a function which traverses the dictionary, and returns options to search, delete or add an entry, and list the dictionary again. There are 20 entries by default, but additional information can be added to the main database and stored permanently. </w:t>
-      </w:r>
-    </w:p>
-    <w:p>
-      <w:pPr>
-        <w:pStyle w:val="Body"/>
+        <w:t>The program prints a list of heritage sites using a function which traverses the dictionary, and returns options to search, delete</w:t>
+      </w:r>
+      <w:r>
+        <w:rPr>
+          <w:spacing w:val="28"/>
+          <w:sz w:val="24"/>
+          <w:szCs w:val="24"/>
+          <w:rtl w:val="0"/>
+          <w:lang w:val="en-US"/>
+        </w:rPr>
+        <w:t xml:space="preserve">, </w:t>
+      </w:r>
+      <w:r>
+        <w:rPr>
+          <w:spacing w:val="28"/>
+          <w:sz w:val="24"/>
+          <w:szCs w:val="24"/>
+          <w:rtl w:val="0"/>
+          <w:lang w:val="en-US"/>
+        </w:rPr>
+        <w:t>add an entry, list the dictionary again</w:t>
+      </w:r>
+      <w:r>
+        <w:rPr>
+          <w:spacing w:val="28"/>
+          <w:sz w:val="24"/>
+          <w:szCs w:val="24"/>
+          <w:rtl w:val="0"/>
+          <w:lang w:val="en-US"/>
+        </w:rPr>
+        <w:t>, or visit online resources</w:t>
+      </w:r>
+      <w:r>
+        <w:rPr>
+          <w:spacing w:val="28"/>
+          <w:sz w:val="24"/>
+          <w:szCs w:val="24"/>
+          <w:rtl w:val="0"/>
+          <w:lang w:val="en-US"/>
+        </w:rPr>
+        <w:t xml:space="preserve">. There are 20 entries by default, but additional information can be added to the main database and stored permanently. </w:t>
+      </w:r>
+    </w:p>
+    <w:p>
+      <w:pPr>
+        <w:pStyle w:val="Body A"/>
         <w:spacing w:after="220" w:line="336" w:lineRule="auto"/>
         <w:rPr>
           <w:spacing w:val="28"/>
@@ -401,7 +567,7 @@
     </w:p>
     <w:p>
       <w:pPr>
-        <w:pStyle w:val="Body"/>
+        <w:pStyle w:val="Body A"/>
         <w:spacing w:after="220" w:line="336" w:lineRule="auto"/>
         <w:rPr>
           <w:spacing w:val="28"/>
@@ -422,14 +588,12 @@
     </w:p>
     <w:p>
       <w:pPr>
-        <w:pStyle w:val="Body"/>
-        <w:bidi w:val="0"/>
-      </w:pPr>
-    </w:p>
-    <w:p>
-      <w:pPr>
-        <w:pStyle w:val="Body"/>
-        <w:bidi w:val="0"/>
+        <w:pStyle w:val="Body A"/>
+      </w:pPr>
+    </w:p>
+    <w:p>
+      <w:pPr>
+        <w:pStyle w:val="Body A"/>
       </w:pPr>
       <w:r>
         <w:rPr>
@@ -445,7 +609,6 @@
     <w:p>
       <w:pPr>
         <w:pStyle w:val="Heading"/>
-        <w:bidi w:val="0"/>
       </w:pPr>
       <w:r>
         <w:rPr>
@@ -459,19 +622,28 @@
     <w:p>
       <w:pPr>
         <w:pStyle w:val="Heading"/>
-        <w:bidi w:val="0"/>
-      </w:pPr>
-      <w:r>
+      </w:pPr>
+      <w:r>
+        <w:rPr>
+          <w:outline w:val="0"/>
+          <w:color w:val="000000"/>
+          <w:u w:color="000000"/>
+          <w14:textFill>
+            <w14:solidFill>
+              <w14:srgbClr w14:val="000000"/>
+            </w14:solidFill>
+          </w14:textFill>
+        </w:rPr>
         <w:drawing xmlns:a="http://schemas.openxmlformats.org/drawingml/2006/main">
           <wp:anchor distT="152400" distB="152400" distL="152400" distR="152400" simplePos="0" relativeHeight="251662336" behindDoc="0" locked="0" layoutInCell="1" allowOverlap="1">
             <wp:simplePos x="0" y="0"/>
-            <wp:positionH relativeFrom="margin">
-              <wp:posOffset>3263900</wp:posOffset>
+            <wp:positionH relativeFrom="page">
+              <wp:posOffset>3898899</wp:posOffset>
             </wp:positionH>
             <wp:positionV relativeFrom="line">
               <wp:posOffset>2692400</wp:posOffset>
             </wp:positionV>
-            <wp:extent cx="2995812" cy="3073400"/>
+            <wp:extent cx="2995813" cy="3073400"/>
             <wp:effectExtent l="0" t="0" r="0" b="0"/>
             <wp:wrapThrough wrapText="bothSides" distL="152400" distR="152400">
               <wp:wrapPolygon edited="1">
@@ -505,7 +677,7 @@
                     <a:blip r:embed="rId5">
                       <a:extLst/>
                     </a:blip>
-                    <a:srcRect l="8046" t="0" r="8046" b="0"/>
+                    <a:srcRect l="8045" t="0" r="8045" b="0"/>
                     <a:stretch>
                       <a:fillRect/>
                     </a:stretch>
@@ -513,7 +685,7 @@
                   <pic:spPr>
                     <a:xfrm>
                       <a:off x="0" y="0"/>
-                      <a:ext cx="2995812" cy="3073400"/>
+                      <a:ext cx="2995813" cy="3073400"/>
                     </a:xfrm>
                     <a:prstGeom prst="rect">
                       <a:avLst/>
@@ -534,18 +706,28 @@
         </w:drawing>
       </w:r>
       <w:r>
+        <w:rPr>
+          <w:outline w:val="0"/>
+          <w:color w:val="000000"/>
+          <w:u w:color="000000"/>
+          <w14:textFill>
+            <w14:solidFill>
+              <w14:srgbClr w14:val="000000"/>
+            </w14:solidFill>
+          </w14:textFill>
+        </w:rPr>
         <mc:AlternateContent>
           <mc:Choice Requires="wpg">
             <w:drawing xmlns:a="http://schemas.openxmlformats.org/drawingml/2006/main">
               <wp:anchor distT="63500" distB="63500" distL="63500" distR="63500" simplePos="0" relativeHeight="251660288" behindDoc="0" locked="0" layoutInCell="1" allowOverlap="1">
                 <wp:simplePos x="0" y="0"/>
-                <wp:positionH relativeFrom="margin">
-                  <wp:posOffset>0</wp:posOffset>
+                <wp:positionH relativeFrom="page">
+                  <wp:posOffset>635000</wp:posOffset>
                 </wp:positionH>
                 <wp:positionV relativeFrom="line">
                   <wp:posOffset>317500</wp:posOffset>
                 </wp:positionV>
-                <wp:extent cx="3060701" cy="5121559"/>
+                <wp:extent cx="3060703" cy="5121560"/>
                 <wp:effectExtent l="0" t="0" r="0" b="0"/>
                 <wp:wrapThrough wrapText="bothSides" distL="63500" distR="63500">
                   <wp:wrapPolygon edited="1">
@@ -556,7 +738,7 @@
                     <wp:lineTo x="0" y="0"/>
                   </wp:wrapPolygon>
                 </wp:wrapThrough>
-                <wp:docPr id="1073741829" name="officeArt object" descr="Group"/>
+                <wp:docPr id="1073741831" name="officeArt object" descr="Group"/>
                 <wp:cNvGraphicFramePr/>
                 <a:graphic xmlns:a="http://schemas.openxmlformats.org/drawingml/2006/main">
                   <a:graphicData uri="http://schemas.microsoft.com/office/word/2010/wordprocessingGroup">
@@ -565,9 +747,9 @@
                       <wpg:grpSpPr>
                         <a:xfrm>
                           <a:off x="0" y="0"/>
-                          <a:ext cx="3060701" cy="5121559"/>
+                          <a:ext cx="3060703" cy="5121560"/>
                           <a:chOff x="0" y="0"/>
-                          <a:chExt cx="3060700" cy="5121558"/>
+                          <a:chExt cx="3060702" cy="5121560"/>
                         </a:xfrm>
                       </wpg:grpSpPr>
                       <pic:pic xmlns:pic="http://schemas.openxmlformats.org/drawingml/2006/picture">
@@ -589,7 +771,7 @@
                         <pic:spPr>
                           <a:xfrm>
                             <a:off x="12700" y="0"/>
-                            <a:ext cx="3035301" cy="3962400"/>
+                            <a:ext cx="3035302" cy="3962401"/>
                           </a:xfrm>
                           <a:prstGeom prst="rect">
                             <a:avLst/>
@@ -610,75 +792,109 @@
                           </a:effectLst>
                         </pic:spPr>
                       </pic:pic>
-                      <wps:wsp>
-                        <wps:cNvPr id="1073741828" name="Caption"/>
-                        <wps:cNvSpPr/>
-                        <wps:spPr>
+                      <wpg:grpSp>
+                        <wpg:cNvPr id="1073741830" name="Caption"/>
+                        <wpg:cNvGrpSpPr/>
+                        <wpg:grpSpPr>
                           <a:xfrm>
-                            <a:off x="0" y="4076700"/>
-                            <a:ext cx="3060701" cy="1044859"/>
+                            <a:off x="-1" y="4076700"/>
+                            <a:ext cx="3060704" cy="1044861"/>
+                            <a:chOff x="0" y="0"/>
+                            <a:chExt cx="3060702" cy="1044859"/>
                           </a:xfrm>
-                          <a:prstGeom prst="roundRect">
-                            <a:avLst>
-                              <a:gd name="adj" fmla="val 0"/>
-                            </a:avLst>
-                          </a:prstGeom>
-                          <a:solidFill>
-                            <a:srgbClr val="000000">
-                              <a:alpha val="0"/>
-                            </a:srgbClr>
-                          </a:solidFill>
-                          <a:ln w="12700" cap="flat">
+                        </wpg:grpSpPr>
+                        <wps:wsp>
+                          <wps:cNvPr id="1073741828" name="Rectangle"/>
+                          <wps:cNvSpPr/>
+                          <wps:spPr>
+                            <a:xfrm>
+                              <a:off x="0" y="0"/>
+                              <a:ext cx="3060702" cy="1044860"/>
+                            </a:xfrm>
+                            <a:prstGeom prst="roundRect">
+                              <a:avLst>
+                                <a:gd name="adj" fmla="val 0"/>
+                              </a:avLst>
+                            </a:prstGeom>
+                            <a:solidFill>
+                              <a:srgbClr val="000000">
+                                <a:alpha val="0"/>
+                              </a:srgbClr>
+                            </a:solidFill>
+                            <a:ln w="12700" cap="flat">
+                              <a:noFill/>
+                              <a:miter lim="400000"/>
+                            </a:ln>
+                            <a:effectLst/>
+                          </wps:spPr>
+                          <wps:bodyPr/>
+                        </wps:wsp>
+                        <wps:wsp>
+                          <wps:cNvPr id="1073741829" name="“Talk is cheap. Show me the code.”…"/>
+                          <wps:cNvSpPr txBox="1"/>
+                          <wps:spPr>
+                            <a:xfrm>
+                              <a:off x="-1" y="0"/>
+                              <a:ext cx="3060704" cy="1044859"/>
+                            </a:xfrm>
+                            <a:prstGeom prst="rect">
+                              <a:avLst/>
+                            </a:prstGeom>
                             <a:noFill/>
-                            <a:miter lim="400000"/>
-                          </a:ln>
-                          <a:effectLst/>
-                        </wps:spPr>
-                        <wps:txbx>
-                          <w:txbxContent>
-                            <w:p>
-                              <w:pPr>
-                                <w:pStyle w:val="Quote"/>
-                                <w:bidi w:val="0"/>
-                              </w:pPr>
-                              <w:r>
-                                <w:rPr>
-                                  <w:rtl w:val="1"/>
-                                </w:rPr>
-                                <w:t>“</w:t>
-                              </w:r>
-                              <w:r>
-                                <w:rPr>
-                                  <w:rtl w:val="0"/>
-                                  <w:lang w:val="en-US"/>
-                                </w:rPr>
-                                <w:t>Talk is cheap. Show me the code.</w:t>
-                              </w:r>
-                              <w:r>
-                                <w:rPr>
-                                  <w:rtl w:val="0"/>
-                                </w:rPr>
-                                <w:t>”</w:t>
-                              </w:r>
-                            </w:p>
-                            <w:p>
-                              <w:pPr>
-                                <w:pStyle w:val="Attribution"/>
-                                <w:bidi w:val="0"/>
-                              </w:pPr>
-                              <w:r>
-                                <w:rPr>
-                                  <w:rtl w:val="0"/>
-                                </w:rPr>
-                                <w:t>-Linus Torvalds</w:t>
-                              </w:r>
-                            </w:p>
-                          </w:txbxContent>
-                        </wps:txbx>
-                        <wps:bodyPr wrap="square" lIns="50800" tIns="50800" rIns="50800" bIns="50800" numCol="1" anchor="t">
-                          <a:noAutofit/>
-                        </wps:bodyPr>
-                      </wps:wsp>
+                            <a:ln w="12700" cap="flat">
+                              <a:noFill/>
+                              <a:miter lim="400000"/>
+                            </a:ln>
+                            <a:effectLst/>
+                          </wps:spPr>
+                          <wps:txbx>
+                            <w:txbxContent>
+                              <w:p>
+                                <w:pPr>
+                                  <w:pStyle w:val="Quote"/>
+                                </w:pPr>
+                                <w:r>
+                                  <w:rPr>
+                                    <w:rFonts w:ascii="Arial Unicode MS" w:hAnsi="Arial Unicode MS" w:hint="default"/>
+                                    <w:rtl w:val="1"/>
+                                    <w:lang w:val="ar-SA" w:bidi="ar-SA"/>
+                                  </w:rPr>
+                                  <w:t>“</w:t>
+                                </w:r>
+                                <w:r>
+                                  <w:rPr>
+                                    <w:rtl w:val="0"/>
+                                    <w:lang w:val="en-US"/>
+                                  </w:rPr>
+                                  <w:t>Talk is cheap. Show me the code.</w:t>
+                                </w:r>
+                                <w:r>
+                                  <w:rPr>
+                                    <w:rtl w:val="1"/>
+                                    <w:lang w:val="ar-SA" w:bidi="ar-SA"/>
+                                  </w:rPr>
+                                  <w:t>”</w:t>
+                                </w:r>
+                              </w:p>
+                              <w:p>
+                                <w:pPr>
+                                  <w:pStyle w:val="Attribution"/>
+                                </w:pPr>
+                                <w:r>
+                                  <w:rPr>
+                                    <w:rtl w:val="0"/>
+                                    <w:lang w:val="en-US"/>
+                                  </w:rPr>
+                                  <w:t>-Linus Torvalds</w:t>
+                                </w:r>
+                              </w:p>
+                            </w:txbxContent>
+                          </wps:txbx>
+                          <wps:bodyPr wrap="square" lIns="50800" tIns="50800" rIns="50800" bIns="50800" numCol="1" anchor="t">
+                            <a:noAutofit/>
+                          </wps:bodyPr>
+                        </wps:wsp>
+                      </wpg:grpSp>
                     </wpg:wgp>
                   </a:graphicData>
                 </a:graphic>
@@ -687,97 +903,115 @@
           </mc:Choice>
           <mc:Fallback>
             <w:pict>
-              <v:group id="_x0000_s1026" style="visibility:visible;position:absolute;margin-left:0.0pt;margin-top:25.0pt;width:241.0pt;height:403.3pt;z-index:251660288;mso-position-horizontal:absolute;mso-position-horizontal-relative:margin;mso-position-vertical:absolute;mso-position-vertical-relative:line;mso-wrap-distance-left:5.0pt;mso-wrap-distance-top:5.0pt;mso-wrap-distance-right:5.0pt;mso-wrap-distance-bottom:5.0pt;" coordorigin="0,0" coordsize="3060700,5121558">
-                <w10:wrap type="through" side="bothSides" anchorx="margin"/>
-                <v:shape id="_x0000_s1027" type="#_x0000_t75" style="position:absolute;left:12700;top:0;width:3035300;height:3962400;">
-                  <v:imagedata r:id="rId6" o:title="pasted-movie.png" cropleft="0.0%" cropright="40.7%" cropbottom="0.0%"/>
+              <v:group id="_x0000_s1026" style="visibility:visible;position:absolute;margin-left:50.0pt;margin-top:25.0pt;width:241.0pt;height:403.3pt;z-index:251660288;mso-position-horizontal:absolute;mso-position-horizontal-relative:page;mso-position-vertical:absolute;mso-position-vertical-relative:line;mso-wrap-distance-left:5.0pt;mso-wrap-distance-top:5.0pt;mso-wrap-distance-right:5.0pt;mso-wrap-distance-bottom:5.0pt;" coordorigin="0,0" coordsize="3060702,5121560">
+                <w10:wrap type="through" side="bothSides" anchorx="page"/>
+                <v:shape id="_x0000_s1027" type="#_x0000_t75" style="position:absolute;left:12700;top:0;width:3035302;height:3962401;">
+                  <v:imagedata r:id="rId6" o:title="image3.png" cropright="40.7%"/>
                 </v:shape>
-                <v:roundrect id="_x0000_s1028" style="position:absolute;left:0;top:4076700;width:3060700;height:1044858;" adj="0">
-                  <v:fill color="#000000" opacity="0.0%" type="solid"/>
-                  <v:stroke on="f" weight="1.0pt" dashstyle="solid" endcap="flat" miterlimit="400.0%" joinstyle="miter" linestyle="single" startarrow="none" startarrowwidth="medium" startarrowlength="medium" endarrow="none" endarrowwidth="medium" endarrowlength="medium"/>
-                  <v:textbox>
-                    <w:txbxContent>
-                      <w:p>
-                        <w:pPr>
-                          <w:pStyle w:val="Quote"/>
-                          <w:bidi w:val="0"/>
-                        </w:pPr>
-                        <w:r>
-                          <w:rPr>
-                            <w:rtl w:val="1"/>
-                          </w:rPr>
-                          <w:t>“</w:t>
-                        </w:r>
-                        <w:r>
-                          <w:rPr>
-                            <w:rtl w:val="0"/>
-                            <w:lang w:val="en-US"/>
-                          </w:rPr>
-                          <w:t>Talk is cheap. Show me the code.</w:t>
-                        </w:r>
-                        <w:r>
-                          <w:rPr>
-                            <w:rtl w:val="0"/>
-                          </w:rPr>
-                          <w:t>”</w:t>
-                        </w:r>
-                      </w:p>
-                      <w:p>
-                        <w:pPr>
-                          <w:pStyle w:val="Attribution"/>
-                          <w:bidi w:val="0"/>
-                        </w:pPr>
-                        <w:r>
-                          <w:rPr>
-                            <w:rtl w:val="0"/>
-                          </w:rPr>
-                          <w:t>-Linus Torvalds</w:t>
-                        </w:r>
-                      </w:p>
-                    </w:txbxContent>
-                  </v:textbox>
-                </v:roundrect>
+                <v:group id="_x0000_s1028" style="position:absolute;left:0;top:4076701;width:3060702;height:1044859;" coordorigin="0,0" coordsize="3060702,1044859">
+                  <v:roundrect id="_x0000_s1029" style="position:absolute;left:0;top:0;width:3060702;height:1044859;" adj="0">
+                    <v:fill color="#000000" opacity="0.0%" type="solid"/>
+                    <v:stroke on="f" weight="1.0pt" dashstyle="solid" endcap="flat" miterlimit="400.0%" joinstyle="miter" linestyle="single" startarrow="none" startarrowwidth="medium" startarrowlength="medium" endarrow="none" endarrowwidth="medium" endarrowlength="medium"/>
+                  </v:roundrect>
+                  <v:shape id="_x0000_s1030" type="#_x0000_t202" style="position:absolute;left:0;top:0;width:3060702;height:1044859;">
+                    <v:fill on="f"/>
+                    <v:stroke on="f" weight="1.0pt" dashstyle="solid" endcap="flat" miterlimit="400.0%" joinstyle="miter" linestyle="single" startarrow="none" startarrowwidth="medium" startarrowlength="medium" endarrow="none" endarrowwidth="medium" endarrowlength="medium"/>
+                    <v:textbox>
+                      <w:txbxContent>
+                        <w:p>
+                          <w:pPr>
+                            <w:pStyle w:val="Quote"/>
+                          </w:pPr>
+                          <w:r>
+                            <w:rPr>
+                              <w:rFonts w:ascii="Arial Unicode MS" w:hAnsi="Arial Unicode MS" w:hint="default"/>
+                              <w:rtl w:val="1"/>
+                              <w:lang w:val="ar-SA" w:bidi="ar-SA"/>
+                            </w:rPr>
+                            <w:t>“</w:t>
+                          </w:r>
+                          <w:r>
+                            <w:rPr>
+                              <w:rtl w:val="0"/>
+                              <w:lang w:val="en-US"/>
+                            </w:rPr>
+                            <w:t>Talk is cheap. Show me the code.</w:t>
+                          </w:r>
+                          <w:r>
+                            <w:rPr>
+                              <w:rtl w:val="1"/>
+                              <w:lang w:val="ar-SA" w:bidi="ar-SA"/>
+                            </w:rPr>
+                            <w:t>”</w:t>
+                          </w:r>
+                        </w:p>
+                        <w:p>
+                          <w:pPr>
+                            <w:pStyle w:val="Attribution"/>
+                          </w:pPr>
+                          <w:r>
+                            <w:rPr>
+                              <w:rtl w:val="0"/>
+                              <w:lang w:val="en-US"/>
+                            </w:rPr>
+                            <w:t>-Linus Torvalds</w:t>
+                          </w:r>
+                        </w:p>
+                      </w:txbxContent>
+                    </v:textbox>
+                  </v:shape>
+                </v:group>
               </v:group>
             </w:pict>
           </mc:Fallback>
         </mc:AlternateContent>
       </w:r>
       <w:r>
+        <w:rPr>
+          <w:outline w:val="0"/>
+          <w:color w:val="000000"/>
+          <w:u w:color="000000"/>
+          <w14:textFill>
+            <w14:solidFill>
+              <w14:srgbClr w14:val="000000"/>
+            </w14:solidFill>
+          </w14:textFill>
+        </w:rPr>
         <w:drawing xmlns:a="http://schemas.openxmlformats.org/drawingml/2006/main">
           <wp:anchor distT="63500" distB="63500" distL="63500" distR="63500" simplePos="0" relativeHeight="251661312" behindDoc="0" locked="0" layoutInCell="1" allowOverlap="1">
             <wp:simplePos x="0" y="0"/>
-            <wp:positionH relativeFrom="margin">
-              <wp:posOffset>3263900</wp:posOffset>
+            <wp:positionH relativeFrom="page">
+              <wp:posOffset>3898899</wp:posOffset>
             </wp:positionH>
             <wp:positionV relativeFrom="line">
-              <wp:posOffset>330200</wp:posOffset>
+              <wp:posOffset>330199</wp:posOffset>
             </wp:positionV>
-            <wp:extent cx="2818701" cy="2087082"/>
+            <wp:extent cx="2818702" cy="2087082"/>
             <wp:effectExtent l="0" t="0" r="0" b="0"/>
             <wp:wrapThrough wrapText="bothSides" distL="63500" distR="63500">
               <wp:wrapPolygon edited="1">
-                <wp:start x="-97" y="-132"/>
-                <wp:lineTo x="-97" y="-1"/>
-                <wp:lineTo x="-97" y="21600"/>
-                <wp:lineTo x="-97" y="21731"/>
-                <wp:lineTo x="1" y="21731"/>
-                <wp:lineTo x="21600" y="21731"/>
-                <wp:lineTo x="21697" y="21731"/>
-                <wp:lineTo x="21697" y="21600"/>
-                <wp:lineTo x="21697" y="-1"/>
-                <wp:lineTo x="21697" y="-132"/>
-                <wp:lineTo x="21600" y="-132"/>
-                <wp:lineTo x="1" y="-132"/>
-                <wp:lineTo x="-97" y="-132"/>
+                <wp:start x="-97" y="-131"/>
+                <wp:lineTo x="-97" y="0"/>
+                <wp:lineTo x="-97" y="21601"/>
+                <wp:lineTo x="-97" y="21732"/>
+                <wp:lineTo x="0" y="21732"/>
+                <wp:lineTo x="21599" y="21732"/>
+                <wp:lineTo x="21697" y="21732"/>
+                <wp:lineTo x="21697" y="21601"/>
+                <wp:lineTo x="21697" y="0"/>
+                <wp:lineTo x="21697" y="-131"/>
+                <wp:lineTo x="21599" y="-131"/>
+                <wp:lineTo x="0" y="-131"/>
+                <wp:lineTo x="-97" y="-131"/>
               </wp:wrapPolygon>
             </wp:wrapThrough>
-            <wp:docPr id="1073741830" name="officeArt object" descr="futuristic, curved, white structure"/>
+            <wp:docPr id="1073741832" name="officeArt object" descr="futuristic, curved, white structure"/>
             <wp:cNvGraphicFramePr/>
             <a:graphic xmlns:a="http://schemas.openxmlformats.org/drawingml/2006/main">
               <a:graphicData uri="http://schemas.openxmlformats.org/drawingml/2006/picture">
                 <pic:pic xmlns:pic="http://schemas.openxmlformats.org/drawingml/2006/picture">
                   <pic:nvPicPr>
-                    <pic:cNvPr id="1073741830" name="futuristic, curved, white structure" descr="futuristic, curved, white structure"/>
+                    <pic:cNvPr id="1073741832" name="futuristic, curved, white structure" descr="futuristic, curved, white structure"/>
                     <pic:cNvPicPr>
                       <a:picLocks noChangeAspect="1"/>
                     </pic:cNvPicPr>
@@ -794,18 +1028,14 @@
                   <pic:spPr>
                     <a:xfrm>
                       <a:off x="0" y="0"/>
-                      <a:ext cx="2818701" cy="2087082"/>
+                      <a:ext cx="2818702" cy="2087082"/>
                     </a:xfrm>
                     <a:prstGeom prst="rect">
                       <a:avLst/>
                     </a:prstGeom>
                     <a:ln w="25400" cap="flat">
                       <a:solidFill>
-                        <a:schemeClr val="accent1">
-                          <a:hueOff val="-133333"/>
-                          <a:satOff val="13973"/>
-                          <a:lumOff val="14901"/>
-                        </a:schemeClr>
+                        <a:srgbClr val="C5D1E0"/>
                       </a:solidFill>
                       <a:prstDash val="solid"/>
                       <a:miter lim="400000"/>
@@ -822,19 +1052,16 @@
     <w:p>
       <w:pPr>
         <w:pStyle w:val="Heading"/>
-        <w:bidi w:val="0"/>
       </w:pPr>
     </w:p>
     <w:p>
       <w:pPr>
         <w:pStyle w:val="Heading"/>
-        <w:bidi w:val="0"/>
       </w:pPr>
     </w:p>
     <w:p>
       <w:pPr>
         <w:pStyle w:val="Heading"/>
-        <w:bidi w:val="0"/>
       </w:pPr>
       <w:r>
         <w:rPr>
@@ -848,12 +1075,11 @@
     <w:p>
       <w:pPr>
         <w:pStyle w:val="Heading"/>
-        <w:bidi w:val="0"/>
-      </w:pPr>
-    </w:p>
-    <w:p>
-      <w:pPr>
-        <w:pStyle w:val="Body"/>
+      </w:pPr>
+    </w:p>
+    <w:p>
+      <w:pPr>
+        <w:pStyle w:val="Body A"/>
         <w:spacing w:after="220" w:line="336" w:lineRule="auto"/>
         <w:rPr>
           <w:spacing w:val="28"/>
@@ -874,7 +1100,7 @@
     </w:p>
     <w:p>
       <w:pPr>
-        <w:pStyle w:val="Body"/>
+        <w:pStyle w:val="Body A"/>
         <w:spacing w:after="220" w:line="336" w:lineRule="auto"/>
         <w:rPr>
           <w:spacing w:val="28"/>
@@ -895,7 +1121,7 @@
     </w:p>
     <w:p>
       <w:pPr>
-        <w:pStyle w:val="Body"/>
+        <w:pStyle w:val="Body A"/>
         <w:spacing w:after="220" w:line="336" w:lineRule="auto"/>
         <w:rPr>
           <w:spacing w:val="28"/>
@@ -916,7 +1142,7 @@
     </w:p>
     <w:p>
       <w:pPr>
-        <w:pStyle w:val="Body"/>
+        <w:pStyle w:val="Body A"/>
         <w:spacing w:after="220" w:line="336" w:lineRule="auto"/>
         <w:rPr>
           <w:spacing w:val="28"/>
@@ -937,7 +1163,7 @@
     </w:p>
     <w:p>
       <w:pPr>
-        <w:pStyle w:val="Body"/>
+        <w:pStyle w:val="Body A"/>
         <w:spacing w:after="220" w:line="336" w:lineRule="auto"/>
         <w:rPr>
           <w:spacing w:val="28"/>
@@ -958,7 +1184,7 @@
     </w:p>
     <w:p>
       <w:pPr>
-        <w:pStyle w:val="Body"/>
+        <w:pStyle w:val="Body A"/>
         <w:spacing w:after="220" w:line="336" w:lineRule="auto"/>
         <w:rPr>
           <w:spacing w:val="28"/>
@@ -966,11 +1192,20 @@
           <w:szCs w:val="24"/>
         </w:rPr>
       </w:pPr>
+      <w:r>
+        <w:rPr>
+          <w:spacing w:val="28"/>
+          <w:sz w:val="24"/>
+          <w:szCs w:val="24"/>
+          <w:rtl w:val="0"/>
+          <w:lang w:val="en-US"/>
+        </w:rPr>
+        <w:t>site() - give it a serial number and it will redirect you to online resources for the given article, wikipedia, google maps, google images, nearby hotels, airports, railways. It is arguably the most useful feature as it integrates so many more possible resources to specific redirects</w:t>
+      </w:r>
     </w:p>
     <w:p>
       <w:pPr>
         <w:pStyle w:val="Heading"/>
-        <w:bidi w:val="0"/>
       </w:pPr>
       <w:r>
         <w:rPr>
@@ -983,13 +1218,12 @@
     </w:p>
     <w:p>
       <w:pPr>
-        <w:pStyle w:val="Body"/>
-        <w:bidi w:val="0"/>
-      </w:pPr>
-    </w:p>
-    <w:p>
-      <w:pPr>
-        <w:pStyle w:val="Body"/>
+        <w:pStyle w:val="Body A"/>
+      </w:pPr>
+    </w:p>
+    <w:p>
+      <w:pPr>
+        <w:pStyle w:val="Body A"/>
         <w:spacing w:after="220" w:line="336" w:lineRule="auto"/>
       </w:pPr>
       <w:r>
@@ -1000,7 +1234,17 @@
           <w:rtl w:val="0"/>
           <w:lang w:val="en-US"/>
         </w:rPr>
-        <w:t xml:space="preserve">Onto the main character, the dictionary is the heart of this operation. By default, the dictionary is preloaded with 20 articles, more can be added with entry(), and unnecessary ones can be deleted with delete(). All changes affect the file permanently, when you close and open the script, the change will not be reversed. </w:t>
+        <w:t>Onto the main character, the dictionary is the heart of this operation. By default, the dictionary is preloaded with 20 articles, more can be added with entry(), and unnecessary ones can be deleted with delete().</w:t>
+      </w:r>
+      <w:r>
+        <w:rPr>
+          <w:spacing w:val="28"/>
+          <w:sz w:val="24"/>
+          <w:szCs w:val="24"/>
+          <w:rtl w:val="0"/>
+          <w:lang w:val="en-US"/>
+        </w:rPr>
+        <w:t xml:space="preserve"> The dictionary holds all redirect links, names, dates, all other data in a list assigned to a serial number as a key-value pair.</w:t>
       </w:r>
     </w:p>
     <w:sectPr>
@@ -1021,18 +1265,18 @@
       <w:pStyle w:val="Default"/>
       <w:tabs>
         <w:tab w:val="center" w:pos="4950"/>
-        <w:tab w:val="right" w:pos="9900"/>
+        <w:tab w:val="right" w:pos="9880"/>
       </w:tabs>
       <w:spacing w:line="240" w:lineRule="auto"/>
-      <w:jc w:val="left"/>
     </w:pPr>
     <w:r>
       <w:rPr>
         <w:outline w:val="0"/>
-        <w:color w:val="52575f"/>
+        <w:color w:val="53585f"/>
         <w:spacing w:val="0"/>
         <w:sz w:val="20"/>
         <w:szCs w:val="20"/>
+        <w:u w:color="53585f"/>
         <w14:textFill>
           <w14:solidFill>
             <w14:srgbClr w14:val="53585F"/>
@@ -1044,10 +1288,11 @@
     <w:r>
       <w:rPr>
         <w:outline w:val="0"/>
-        <w:color w:val="52575f"/>
+        <w:color w:val="53585f"/>
         <w:spacing w:val="0"/>
         <w:sz w:val="20"/>
         <w:szCs w:val="20"/>
+        <w:u w:color="53585f"/>
         <w14:textFill>
           <w14:solidFill>
             <w14:srgbClr w14:val="53585F"/>
@@ -1059,10 +1304,11 @@
     <w:r>
       <w:rPr>
         <w:outline w:val="0"/>
-        <w:color w:val="52575f"/>
+        <w:color w:val="53585f"/>
         <w:spacing w:val="0"/>
         <w:sz w:val="20"/>
         <w:szCs w:val="20"/>
+        <w:u w:color="53585f"/>
         <w14:textFill>
           <w14:solidFill>
             <w14:srgbClr w14:val="53585F"/>
@@ -1074,10 +1320,11 @@
     <w:r>
       <w:rPr>
         <w:outline w:val="0"/>
-        <w:color w:val="52575f"/>
+        <w:color w:val="53585f"/>
         <w:spacing w:val="0"/>
         <w:sz w:val="20"/>
         <w:szCs w:val="20"/>
+        <w:u w:color="53585f"/>
         <w14:textFill>
           <w14:solidFill>
             <w14:srgbClr w14:val="53585F"/>
@@ -1088,10 +1335,11 @@
     <w:r>
       <w:rPr>
         <w:outline w:val="0"/>
-        <w:color w:val="52575f"/>
+        <w:color w:val="53585f"/>
         <w:spacing w:val="0"/>
         <w:sz w:val="20"/>
         <w:szCs w:val="20"/>
+        <w:u w:color="53585f"/>
         <w14:textFill>
           <w14:solidFill>
             <w14:srgbClr w14:val="53585F"/>
@@ -1111,10 +1359,9 @@
       <w:pStyle w:val="Default"/>
       <w:tabs>
         <w:tab w:val="center" w:pos="4950"/>
-        <w:tab w:val="right" w:pos="9900"/>
+        <w:tab w:val="right" w:pos="9880"/>
       </w:tabs>
       <w:spacing w:line="240" w:lineRule="auto"/>
-      <w:jc w:val="left"/>
     </w:pPr>
     <w:r>
       <w:rPr>
@@ -1126,45 +1373,9 @@
         <w:lang w:val="en-US"/>
       </w:rPr>
       <w:t>COMPUTER SCIENCE</w:t>
-    </w:r>
-    <w:r>
-      <w:rPr>
-        <w:rFonts w:ascii="Produkt Light" w:cs="Produkt Light" w:hAnsi="Produkt Light" w:eastAsia="Produkt Light"/>
-        <w:spacing w:val="0"/>
-        <w:sz w:val="24"/>
-        <w:szCs w:val="24"/>
-      </w:rPr>
       <w:tab/>
-    </w:r>
-    <w:r>
-      <w:rPr>
-        <w:rFonts w:ascii="Produkt Light" w:hAnsi="Produkt Light"/>
-        <w:spacing w:val="0"/>
-        <w:sz w:val="24"/>
-        <w:szCs w:val="24"/>
-        <w:rtl w:val="0"/>
-        <w:lang w:val="en-US"/>
-      </w:rPr>
       <w:t>DARSH RAJ</w:t>
-    </w:r>
-    <w:r>
-      <w:rPr>
-        <w:rFonts w:ascii="Produkt Light" w:cs="Produkt Light" w:hAnsi="Produkt Light" w:eastAsia="Produkt Light"/>
-        <w:spacing w:val="0"/>
-        <w:sz w:val="24"/>
-        <w:szCs w:val="24"/>
-      </w:rPr>
       <w:tab/>
-    </w:r>
-    <w:r>
-      <w:rPr>
-        <w:rFonts w:ascii="Produkt Light" w:hAnsi="Produkt Light"/>
-        <w:spacing w:val="0"/>
-        <w:sz w:val="24"/>
-        <w:szCs w:val="24"/>
-        <w:rtl w:val="0"/>
-        <w:lang w:val="en-US"/>
-      </w:rPr>
       <w:t>12N</w:t>
     </w:r>
   </w:p>
@@ -1311,12 +1522,13 @@
       <w:position w:val="0"/>
       <w:sz w:val="22"/>
       <w:szCs w:val="22"/>
-      <w:u w:val="none"/>
+      <w:u w:val="none" w:color="000000"/>
       <w:shd w:val="nil" w:color="auto" w:fill="auto"/>
       <w:vertAlign w:val="baseline"/>
       <w:lang w:val="en-US"/>
-      <w14:textOutline>
+      <w14:textOutline w14:w="12700" w14:cap="flat">
         <w14:noFill/>
+        <w14:miter w14:lim="400000"/>
       </w14:textOutline>
       <w14:textFill>
         <w14:solidFill>
@@ -1351,18 +1563,19 @@
       <w:strike w:val="0"/>
       <w:dstrike w:val="0"/>
       <w:outline w:val="0"/>
-      <w:color w:val="52575f"/>
+      <w:color w:val="53585f"/>
       <w:spacing w:val="-6"/>
       <w:kern w:val="0"/>
       <w:position w:val="0"/>
       <w:sz w:val="68"/>
       <w:szCs w:val="68"/>
-      <w:u w:val="none"/>
+      <w:u w:val="none" w:color="53585f"/>
       <w:shd w:val="nil" w:color="auto" w:fill="auto"/>
       <w:vertAlign w:val="baseline"/>
       <w:lang w:val="en-US"/>
-      <w14:textOutline>
+      <w14:textOutline w14:w="12700" w14:cap="flat">
         <w14:noFill/>
+        <w14:miter w14:lim="400000"/>
       </w14:textOutline>
       <w14:textFill>
         <w14:solidFill>
@@ -1398,18 +1611,19 @@
       <w:strike w:val="0"/>
       <w:dstrike w:val="0"/>
       <w:outline w:val="0"/>
-      <w:color w:val="52575f"/>
+      <w:color w:val="53585f"/>
       <w:spacing w:val="-5"/>
       <w:kern w:val="0"/>
       <w:position w:val="0"/>
       <w:sz w:val="50"/>
       <w:szCs w:val="50"/>
-      <w:u w:val="none"/>
+      <w:u w:val="none" w:color="53585f"/>
       <w:shd w:val="nil" w:color="auto" w:fill="auto"/>
       <w:vertAlign w:val="baseline"/>
       <w:lang w:val="en-US"/>
-      <w14:textOutline>
+      <w14:textOutline w14:w="12700" w14:cap="flat">
         <w14:noFill/>
+        <w14:miter w14:lim="400000"/>
       </w14:textOutline>
       <w14:textFill>
         <w14:solidFill>
@@ -1420,7 +1634,7 @@
   </w:style>
   <w:style w:type="paragraph" w:styleId="Heading">
     <w:name w:val="Heading"/>
-    <w:next w:val="Body"/>
+    <w:next w:val="Body A"/>
     <w:pPr>
       <w:keepNext w:val="0"/>
       <w:keepLines w:val="0"/>
@@ -1445,17 +1659,18 @@
       <w:strike w:val="0"/>
       <w:dstrike w:val="0"/>
       <w:outline w:val="0"/>
-      <w:color w:val="52575f"/>
+      <w:color w:val="53585f"/>
       <w:spacing w:val="0"/>
       <w:kern w:val="0"/>
       <w:position w:val="0"/>
       <w:sz w:val="30"/>
       <w:szCs w:val="30"/>
-      <w:u w:val="none"/>
+      <w:u w:val="none" w:color="53585f"/>
       <w:shd w:val="nil" w:color="auto" w:fill="auto"/>
       <w:vertAlign w:val="baseline"/>
-      <w14:textOutline>
+      <w14:textOutline w14:w="12700" w14:cap="flat">
         <w14:noFill/>
+        <w14:miter w14:lim="400000"/>
       </w14:textOutline>
       <w14:textFill>
         <w14:solidFill>
@@ -1464,9 +1679,9 @@
       </w14:textFill>
     </w:rPr>
   </w:style>
-  <w:style w:type="paragraph" w:styleId="Body">
-    <w:name w:val="Body"/>
-    <w:next w:val="Body"/>
+  <w:style w:type="paragraph" w:styleId="Body A">
+    <w:name w:val="Body A"/>
+    <w:next w:val="Body A"/>
     <w:pPr>
       <w:keepNext w:val="0"/>
       <w:keepLines w:val="0"/>
@@ -1497,11 +1712,12 @@
       <w:position w:val="0"/>
       <w:sz w:val="22"/>
       <w:szCs w:val="22"/>
-      <w:u w:val="none"/>
+      <w:u w:val="none" w:color="000000"/>
       <w:shd w:val="nil" w:color="auto" w:fill="auto"/>
       <w:vertAlign w:val="baseline"/>
-      <w14:textOutline>
+      <w14:textOutline w14:w="12700" w14:cap="flat">
         <w14:noFill/>
+        <w14:miter w14:lim="400000"/>
       </w14:textOutline>
       <w14:textFill>
         <w14:solidFill>
@@ -1512,7 +1728,7 @@
   </w:style>
   <w:style w:type="paragraph" w:styleId="Quote">
     <w:name w:val="Quote"/>
-    <w:next w:val="Body"/>
+    <w:next w:val="Body A"/>
     <w:pPr>
       <w:keepNext w:val="0"/>
       <w:keepLines w:val="0"/>
@@ -1543,12 +1759,13 @@
       <w:position w:val="0"/>
       <w:sz w:val="30"/>
       <w:szCs w:val="30"/>
-      <w:u w:val="none"/>
+      <w:u w:val="none" w:color="6e8890"/>
       <w:shd w:val="nil" w:color="auto" w:fill="auto"/>
       <w:vertAlign w:val="baseline"/>
       <w:lang w:val="ar-SA" w:bidi="ar-SA"/>
-      <w14:textOutline>
+      <w14:textOutline w14:w="12700" w14:cap="flat">
         <w14:noFill/>
+        <w14:miter w14:lim="400000"/>
       </w14:textOutline>
       <w14:textFill>
         <w14:solidFill>
@@ -1590,12 +1807,13 @@
       <w:position w:val="0"/>
       <w:sz w:val="22"/>
       <w:szCs w:val="22"/>
-      <w:u w:val="none"/>
+      <w:u w:val="none" w:color="000000"/>
       <w:shd w:val="nil" w:color="auto" w:fill="auto"/>
       <w:vertAlign w:val="baseline"/>
       <w:lang w:val="en-US"/>
-      <w14:textOutline>
+      <w14:textOutline w14:w="12700" w14:cap="flat">
         <w14:noFill/>
+        <w14:miter w14:lim="400000"/>
       </w14:textOutline>
       <w14:textFill>
         <w14:solidFill>
@@ -1618,10 +1836,10 @@
         <a:srgbClr val="FFFFFF"/>
       </a:lt1>
       <a:dk2>
-        <a:srgbClr val="53585F"/>
+        <a:srgbClr val="A7A7A7"/>
       </a:dk2>
       <a:lt2>
-        <a:srgbClr val="D5D5D5"/>
+        <a:srgbClr val="535353"/>
       </a:lt2>
       <a:accent1>
         <a:srgbClr val="9FAABA"/>
@@ -1798,15 +2016,14 @@
     <a:spDef>
       <a:spPr>
         <a:solidFill>
-          <a:schemeClr val="accent1">
-            <a:hueOff val="-33333"/>
-            <a:satOff val="-9622"/>
-            <a:lumOff val="-32745"/>
-          </a:schemeClr>
+          <a:srgbClr val="FFFFFF"/>
         </a:solidFill>
-        <a:ln w="12700" cap="flat">
-          <a:noFill/>
-          <a:miter lim="400000"/>
+        <a:ln w="25400" cap="flat">
+          <a:solidFill>
+            <a:schemeClr val="accent1"/>
+          </a:solidFill>
+          <a:prstDash val="solid"/>
+          <a:round/>
         </a:ln>
         <a:effectLst/>
         <a:sp3d/>
@@ -1815,34 +2032,34 @@
         <a:spAutoFit/>
       </a:bodyPr>
       <a:lstStyle>
-        <a:defPPr marL="0" marR="0" indent="0" algn="ctr" defTabSz="584200" rtl="0" fontAlgn="auto" latinLnBrk="0" hangingPunct="0">
-          <a:lnSpc>
-            <a:spcPct val="100000"/>
-          </a:lnSpc>
-          <a:spcBef>
-            <a:spcPts val="0"/>
-          </a:spcBef>
-          <a:spcAft>
-            <a:spcPts val="0"/>
-          </a:spcAft>
-          <a:buClrTx/>
-          <a:buSzTx/>
-          <a:buFontTx/>
-          <a:buNone/>
-          <a:tabLst/>
-          <a:defRPr b="0" baseline="0" cap="none" i="0" spc="0" strike="noStrike" sz="1200" u="none" kumimoji="0" normalizeH="0">
-            <a:ln>
-              <a:noFill/>
-            </a:ln>
-            <a:solidFill>
-              <a:srgbClr val="FFFFFF"/>
-            </a:solidFill>
-            <a:effectLst/>
-            <a:uFillTx/>
-            <a:latin typeface="Graphik Light"/>
-            <a:ea typeface="Graphik Light"/>
-            <a:cs typeface="Graphik Light"/>
-            <a:sym typeface="Graphik Light"/>
+        <a:defPPr marL="0" marR="0" indent="0" algn="l" defTabSz="914400" rtl="0" fontAlgn="auto" latinLnBrk="0" hangingPunct="0">
+          <a:lnSpc>
+            <a:spcPct val="100000"/>
+          </a:lnSpc>
+          <a:spcBef>
+            <a:spcPts val="0"/>
+          </a:spcBef>
+          <a:spcAft>
+            <a:spcPts val="0"/>
+          </a:spcAft>
+          <a:buClrTx/>
+          <a:buSzTx/>
+          <a:buFontTx/>
+          <a:buNone/>
+          <a:tabLst/>
+          <a:defRPr b="0" baseline="0" cap="none" i="0" spc="0" strike="noStrike" sz="1800" u="none" kumimoji="0" normalizeH="0">
+            <a:ln>
+              <a:noFill/>
+            </a:ln>
+            <a:solidFill>
+              <a:srgbClr val="000000"/>
+            </a:solidFill>
+            <a:effectLst/>
+            <a:uFillTx/>
+            <a:latin typeface="+mn-lt"/>
+            <a:ea typeface="+mn-ea"/>
+            <a:cs typeface="+mn-cs"/>
+            <a:sym typeface="Produkt Extralight"/>
           </a:defRPr>
         </a:defPPr>
         <a:lvl1pPr marL="0" marR="0" indent="0" algn="l" defTabSz="914400" rtl="0" fontAlgn="auto" latinLnBrk="1" hangingPunct="0">
@@ -2092,14 +2309,10 @@
         <a:noFill/>
         <a:ln w="25400" cap="flat">
           <a:solidFill>
-            <a:schemeClr val="accent1">
-              <a:hueOff val="-33333"/>
-              <a:satOff val="-9622"/>
-              <a:lumOff val="-32745"/>
-            </a:schemeClr>
+            <a:schemeClr val="accent1"/>
           </a:solidFill>
           <a:prstDash val="solid"/>
-          <a:miter lim="400000"/>
+          <a:round/>
         </a:ln>
         <a:effectLst/>
         <a:sp3d/>
@@ -2390,34 +2603,34 @@
         <a:spAutoFit/>
       </a:bodyPr>
       <a:lstStyle>
-        <a:defPPr marL="0" marR="0" indent="0" algn="l" defTabSz="457200" rtl="0" fontAlgn="auto" latinLnBrk="0" hangingPunct="0">
-          <a:lnSpc>
-            <a:spcPct val="120000"/>
-          </a:lnSpc>
-          <a:spcBef>
-            <a:spcPts val="0"/>
-          </a:spcBef>
-          <a:spcAft>
-            <a:spcPts val="0"/>
-          </a:spcAft>
-          <a:buClrTx/>
-          <a:buSzTx/>
-          <a:buFontTx/>
-          <a:buNone/>
-          <a:tabLst/>
-          <a:defRPr b="0" baseline="0" cap="none" i="0" spc="0" strike="noStrike" sz="1100" u="none" kumimoji="0" normalizeH="0">
-            <a:ln>
-              <a:noFill/>
-            </a:ln>
-            <a:solidFill>
-              <a:srgbClr val="000000"/>
-            </a:solidFill>
-            <a:effectLst/>
-            <a:uFillTx/>
-            <a:latin typeface="Graphik Light"/>
-            <a:ea typeface="Graphik Light"/>
-            <a:cs typeface="Graphik Light"/>
-            <a:sym typeface="Graphik Light"/>
+        <a:defPPr marL="0" marR="0" indent="0" algn="l" defTabSz="914400" rtl="0" fontAlgn="auto" latinLnBrk="0" hangingPunct="0">
+          <a:lnSpc>
+            <a:spcPct val="100000"/>
+          </a:lnSpc>
+          <a:spcBef>
+            <a:spcPts val="0"/>
+          </a:spcBef>
+          <a:spcAft>
+            <a:spcPts val="0"/>
+          </a:spcAft>
+          <a:buClrTx/>
+          <a:buSzTx/>
+          <a:buFontTx/>
+          <a:buNone/>
+          <a:tabLst/>
+          <a:defRPr b="0" baseline="0" cap="none" i="0" spc="0" strike="noStrike" sz="1800" u="none" kumimoji="0" normalizeH="0">
+            <a:ln>
+              <a:noFill/>
+            </a:ln>
+            <a:solidFill>
+              <a:srgbClr val="000000"/>
+            </a:solidFill>
+            <a:effectLst/>
+            <a:uFillTx/>
+            <a:latin typeface="+mn-lt"/>
+            <a:ea typeface="+mn-ea"/>
+            <a:cs typeface="+mn-cs"/>
+            <a:sym typeface="Produkt Extralight"/>
           </a:defRPr>
         </a:defPPr>
         <a:lvl1pPr marL="0" marR="0" indent="0" algn="l" defTabSz="914400" rtl="0" fontAlgn="auto" latinLnBrk="1" hangingPunct="0">

--- a/IntroductionDARSH.docx
+++ b/IntroductionDARSH.docx
@@ -70,6 +70,143 @@
       </w:r>
       <w:r>
         <w:rPr>
+          <w:rFonts w:ascii="Produkt Light" w:cs="Produkt Light" w:hAnsi="Produkt Light" w:eastAsia="Produkt Light"/>
+          <w:outline w:val="0"/>
+          <w:color w:val="94b9a3"/>
+          <w:u w:val="single" w:color="94b9a3"/>
+          <w14:textFill>
+            <w14:solidFill>
+              <w14:srgbClr w14:val="94B9A3"/>
+            </w14:solidFill>
+          </w14:textFill>
+        </w:rPr>
+        <mc:AlternateContent>
+          <mc:Choice Requires="wps">
+            <w:drawing xmlns:a="http://schemas.openxmlformats.org/drawingml/2006/main">
+              <wp:anchor distT="152400" distB="152400" distL="152400" distR="152400" simplePos="0" relativeHeight="251662336" behindDoc="0" locked="0" layoutInCell="1" allowOverlap="1">
+                <wp:simplePos x="0" y="0"/>
+                <wp:positionH relativeFrom="margin">
+                  <wp:posOffset>-278184</wp:posOffset>
+                </wp:positionH>
+                <wp:positionV relativeFrom="page">
+                  <wp:posOffset>272790</wp:posOffset>
+                </wp:positionV>
+                <wp:extent cx="6558335" cy="1908374"/>
+                <wp:effectExtent l="0" t="0" r="0" b="0"/>
+                <wp:wrapTopAndBottom distT="152400" distB="152400"/>
+                <wp:docPr id="1073741825" name="officeArt object" descr="DARSH R.…"/>
+                <wp:cNvGraphicFramePr/>
+                <a:graphic xmlns:a="http://schemas.openxmlformats.org/drawingml/2006/main">
+                  <a:graphicData uri="http://schemas.microsoft.com/office/word/2010/wordprocessingShape">
+                    <wps:wsp>
+                      <wps:cNvSpPr txBox="1"/>
+                      <wps:spPr>
+                        <a:xfrm>
+                          <a:off x="0" y="0"/>
+                          <a:ext cx="6558335" cy="1908374"/>
+                        </a:xfrm>
+                        <a:prstGeom prst="rect">
+                          <a:avLst/>
+                        </a:prstGeom>
+                        <a:noFill/>
+                        <a:ln w="12700" cap="flat">
+                          <a:noFill/>
+                          <a:miter lim="400000"/>
+                        </a:ln>
+                        <a:effectLst/>
+                      </wps:spPr>
+                      <wps:txbx>
+                        <w:txbxContent>
+                          <w:p>
+                            <w:pPr>
+                              <w:pStyle w:val="Caption"/>
+                              <w:bidi w:val="0"/>
+                            </w:pPr>
+                            <w:r>
+                              <w:rPr>
+                                <w:rtl w:val="0"/>
+                              </w:rPr>
+                              <w:t>DARSH R.</w:t>
+                            </w:r>
+                          </w:p>
+                          <w:p>
+                            <w:pPr>
+                              <w:pStyle w:val="Caption"/>
+                              <w:bidi w:val="0"/>
+                            </w:pPr>
+                            <w:r>
+                              <w:rPr>
+                                <w:rtl w:val="0"/>
+                              </w:rPr>
+                              <w:t>COMPUTER SCIENCE PROJECT</w:t>
+                            </w:r>
+                          </w:p>
+                          <w:p>
+                            <w:pPr>
+                              <w:pStyle w:val="Caption"/>
+                              <w:bidi w:val="0"/>
+                            </w:pPr>
+                            <w:r/>
+                          </w:p>
+                        </w:txbxContent>
+                      </wps:txbx>
+                      <wps:bodyPr wrap="square" lIns="50800" tIns="50800" rIns="50800" bIns="50800" numCol="1" anchor="t">
+                        <a:noAutofit/>
+                      </wps:bodyPr>
+                    </wps:wsp>
+                  </a:graphicData>
+                </a:graphic>
+              </wp:anchor>
+            </w:drawing>
+          </mc:Choice>
+          <mc:Fallback>
+            <w:pict>
+              <v:shape id="_x0000_s1026" type="#_x0000_t202" style="visibility:visible;position:absolute;margin-left:-21.9pt;margin-top:21.5pt;width:516.4pt;height:150.3pt;z-index:251662336;mso-position-horizontal:absolute;mso-position-horizontal-relative:margin;mso-position-vertical:absolute;mso-position-vertical-relative:page;mso-wrap-distance-left:12.0pt;mso-wrap-distance-top:12.0pt;mso-wrap-distance-right:12.0pt;mso-wrap-distance-bottom:12.0pt;">
+                <v:fill on="f"/>
+                <v:stroke on="f" weight="1.0pt" dashstyle="solid" endcap="flat" miterlimit="400.0%" joinstyle="miter" linestyle="single" startarrow="none" startarrowwidth="medium" startarrowlength="medium" endarrow="none" endarrowwidth="medium" endarrowlength="medium"/>
+                <v:textbox>
+                  <w:txbxContent>
+                    <w:p>
+                      <w:pPr>
+                        <w:pStyle w:val="Caption"/>
+                        <w:bidi w:val="0"/>
+                      </w:pPr>
+                      <w:r>
+                        <w:rPr>
+                          <w:rtl w:val="0"/>
+                        </w:rPr>
+                        <w:t>DARSH R.</w:t>
+                      </w:r>
+                    </w:p>
+                    <w:p>
+                      <w:pPr>
+                        <w:pStyle w:val="Caption"/>
+                        <w:bidi w:val="0"/>
+                      </w:pPr>
+                      <w:r>
+                        <w:rPr>
+                          <w:rtl w:val="0"/>
+                        </w:rPr>
+                        <w:t>COMPUTER SCIENCE PROJECT</w:t>
+                      </w:r>
+                    </w:p>
+                    <w:p>
+                      <w:pPr>
+                        <w:pStyle w:val="Caption"/>
+                        <w:bidi w:val="0"/>
+                      </w:pPr>
+                      <w:r/>
+                    </w:p>
+                  </w:txbxContent>
+                </v:textbox>
+                <w10:wrap type="topAndBottom" side="bothSides" anchorx="margin" anchory="page"/>
+              </v:shape>
+            </w:pict>
+          </mc:Fallback>
+        </mc:AlternateContent>
+      </w:r>
+      <w:r>
+        <w:rPr>
           <w:rFonts w:ascii="Produkt Light" w:hAnsi="Produkt Light"/>
           <w:u w:val="single"/>
           <w:rtl w:val="0"/>
@@ -124,10 +261,10 @@
           <wp:anchor distT="152400" distB="152400" distL="152400" distR="152400" simplePos="0" relativeHeight="251659264" behindDoc="0" locked="0" layoutInCell="1" allowOverlap="1">
             <wp:simplePos x="0" y="0"/>
             <wp:positionH relativeFrom="margin">
-              <wp:posOffset>-278185</wp:posOffset>
+              <wp:posOffset>-278184</wp:posOffset>
             </wp:positionH>
             <wp:positionV relativeFrom="line">
-              <wp:posOffset>368298</wp:posOffset>
+              <wp:posOffset>259181</wp:posOffset>
             </wp:positionV>
             <wp:extent cx="6830171" cy="4419523"/>
             <wp:effectExtent l="0" t="0" r="0" b="0"/>
@@ -140,13 +277,13 @@
                 <wp:lineTo x="0" y="0"/>
               </wp:wrapPolygon>
             </wp:wrapThrough>
-            <wp:docPr id="1073741825" name="officeArt object" descr="angular, futuristic, white corridor with shadows"/>
+            <wp:docPr id="1073741826" name="officeArt object" descr="angular, futuristic, white corridor with shadows"/>
             <wp:cNvGraphicFramePr/>
             <a:graphic xmlns:a="http://schemas.openxmlformats.org/drawingml/2006/main">
               <a:graphicData uri="http://schemas.openxmlformats.org/drawingml/2006/picture">
                 <pic:pic xmlns:pic="http://schemas.openxmlformats.org/drawingml/2006/picture">
                   <pic:nvPicPr>
-                    <pic:cNvPr id="1073741825" name="angular, futuristic, white corridor with shadows" descr="angular, futuristic, white corridor with shadows"/>
+                    <pic:cNvPr id="1073741826" name="angular, futuristic, white corridor with shadows" descr="angular, futuristic, white corridor with shadows"/>
                     <pic:cNvPicPr>
                       <a:picLocks noChangeAspect="1"/>
                     </pic:cNvPicPr>
@@ -180,421 +317,6 @@
           </wp:anchor>
         </w:drawing>
       </w:r>
-    </w:p>
-    <w:p>
-      <w:pPr>
-        <w:pStyle w:val="Body A"/>
-      </w:pPr>
-    </w:p>
-    <w:p>
-      <w:pPr>
-        <w:pStyle w:val="Body A"/>
-      </w:pPr>
-    </w:p>
-    <w:p>
-      <w:pPr>
-        <w:pStyle w:val="Body A"/>
-      </w:pPr>
-    </w:p>
-    <w:p>
-      <w:pPr>
-        <w:pStyle w:val="Body A"/>
-      </w:pPr>
-    </w:p>
-    <w:p>
-      <w:pPr>
-        <w:pStyle w:val="Body A"/>
-      </w:pPr>
-    </w:p>
-    <w:p>
-      <w:pPr>
-        <w:pStyle w:val="Body A"/>
-      </w:pPr>
-    </w:p>
-    <w:p>
-      <w:pPr>
-        <w:pStyle w:val="Body A"/>
-      </w:pPr>
-    </w:p>
-    <w:p>
-      <w:pPr>
-        <w:pStyle w:val="Body A"/>
-      </w:pPr>
-    </w:p>
-    <w:p>
-      <w:pPr>
-        <w:pStyle w:val="Body A"/>
-      </w:pPr>
-    </w:p>
-    <w:p>
-      <w:pPr>
-        <w:pStyle w:val="Body A"/>
-      </w:pPr>
-    </w:p>
-    <w:p>
-      <w:pPr>
-        <w:pStyle w:val="Body A"/>
-      </w:pPr>
-    </w:p>
-    <w:p>
-      <w:pPr>
-        <w:pStyle w:val="Body A"/>
-      </w:pPr>
-    </w:p>
-    <w:p>
-      <w:pPr>
-        <w:pStyle w:val="Body A"/>
-      </w:pPr>
-    </w:p>
-    <w:p>
-      <w:pPr>
-        <w:pStyle w:val="Heading"/>
-        <w:rPr>
-          <w:sz w:val="50"/>
-          <w:szCs w:val="50"/>
-        </w:rPr>
-      </w:pPr>
-      <w:r>
-        <w:rPr>
-          <w:rFonts w:cs="Arial Unicode MS" w:eastAsia="Arial Unicode MS"/>
-          <w:sz w:val="50"/>
-          <w:szCs w:val="50"/>
-          <w:rtl w:val="0"/>
-          <w:lang w:val="en-US"/>
-        </w:rPr>
-        <w:t>Introduction:</w:t>
-      </w:r>
-    </w:p>
-    <w:p>
-      <w:pPr>
-        <w:pStyle w:val="Body A"/>
-      </w:pPr>
-    </w:p>
-    <w:p>
-      <w:pPr>
-        <w:pStyle w:val="Body A"/>
-        <w:spacing w:after="220" w:line="336" w:lineRule="auto"/>
-        <w:rPr>
-          <w:spacing w:val="28"/>
-          <w:sz w:val="24"/>
-          <w:szCs w:val="24"/>
-        </w:rPr>
-      </w:pPr>
-      <w:r>
-        <w:rPr>
-          <w:spacing w:val="28"/>
-          <w:sz w:val="24"/>
-          <w:szCs w:val="24"/>
-          <w:rtl w:val="0"/>
-          <w:lang w:val="en-US"/>
-        </w:rPr>
-        <w:t xml:space="preserve">This program gives out a list/array of important information about 20 or more heritage sites in India. This would help greatly in aiding tourists, travelers or trip planners in easily getting consolidated information about such a place. It could </w:t>
-      </w:r>
-      <w:r>
-        <w:rPr>
-          <w:spacing w:val="28"/>
-          <w:sz w:val="24"/>
-          <w:szCs w:val="24"/>
-          <w:rtl w:val="0"/>
-          <w:lang w:val="en-US"/>
-        </w:rPr>
-        <w:t xml:space="preserve">maybe </w:t>
-      </w:r>
-      <w:r>
-        <w:rPr>
-          <w:spacing w:val="28"/>
-          <w:sz w:val="24"/>
-          <w:szCs w:val="24"/>
-          <w:rtl w:val="0"/>
-          <w:lang w:val="en-US"/>
-        </w:rPr>
-        <w:t>function as the backend of a travel agency</w:t>
-      </w:r>
-      <w:r>
-        <w:rPr>
-          <w:spacing w:val="28"/>
-          <w:sz w:val="24"/>
-          <w:szCs w:val="24"/>
-          <w:rtl w:val="1"/>
-        </w:rPr>
-        <w:t>’</w:t>
-      </w:r>
-      <w:r>
-        <w:rPr>
-          <w:spacing w:val="28"/>
-          <w:sz w:val="24"/>
-          <w:szCs w:val="24"/>
-          <w:rtl w:val="0"/>
-          <w:lang w:val="en-US"/>
-        </w:rPr>
-        <w:t>s</w:t>
-      </w:r>
-      <w:r>
-        <w:rPr>
-          <w:spacing w:val="28"/>
-          <w:sz w:val="24"/>
-          <w:szCs w:val="24"/>
-          <w:rtl w:val="0"/>
-          <w:lang w:val="en-US"/>
-        </w:rPr>
-        <w:t xml:space="preserve"> </w:t>
-      </w:r>
-      <w:r>
-        <w:rPr>
-          <w:spacing w:val="28"/>
-          <w:sz w:val="24"/>
-          <w:szCs w:val="24"/>
-          <w:rtl w:val="0"/>
-          <w:lang w:val="en-US"/>
-        </w:rPr>
-        <w:t>database.</w:t>
-      </w:r>
-    </w:p>
-    <w:p>
-      <w:pPr>
-        <w:pStyle w:val="Body A"/>
-        <w:spacing w:after="220" w:line="336" w:lineRule="auto"/>
-        <w:rPr>
-          <w:spacing w:val="28"/>
-          <w:sz w:val="24"/>
-          <w:szCs w:val="24"/>
-        </w:rPr>
-      </w:pPr>
-    </w:p>
-    <w:p>
-      <w:pPr>
-        <w:pStyle w:val="Body A"/>
-        <w:spacing w:after="220" w:line="336" w:lineRule="auto"/>
-        <w:rPr>
-          <w:spacing w:val="28"/>
-          <w:sz w:val="24"/>
-          <w:szCs w:val="24"/>
-        </w:rPr>
-      </w:pPr>
-      <w:r>
-        <w:rPr>
-          <w:spacing w:val="28"/>
-          <w:sz w:val="24"/>
-          <w:szCs w:val="24"/>
-          <w:rtl w:val="0"/>
-          <w:lang w:val="en-US"/>
-        </w:rPr>
-        <w:t>The program is built on python and can be executed in the shell with the help of a few basic modules (</w:t>
-      </w:r>
-      <w:r>
-        <w:rPr>
-          <w:spacing w:val="28"/>
-          <w:sz w:val="24"/>
-          <w:szCs w:val="24"/>
-          <w:rtl w:val="0"/>
-          <w:lang w:val="en-US"/>
-        </w:rPr>
-        <w:t>Webbrowser and OS</w:t>
-      </w:r>
-      <w:r>
-        <w:rPr>
-          <w:spacing w:val="28"/>
-          <w:sz w:val="24"/>
-          <w:szCs w:val="24"/>
-          <w:rtl w:val="0"/>
-          <w:lang w:val="en-US"/>
-        </w:rPr>
-        <w:t xml:space="preserve">) for implementing </w:t>
-      </w:r>
-      <w:r>
-        <w:rPr>
-          <w:spacing w:val="28"/>
-          <w:sz w:val="24"/>
-          <w:szCs w:val="24"/>
-          <w:rtl w:val="0"/>
-          <w:lang w:val="en-US"/>
-        </w:rPr>
-        <w:t>URL Redirects and clearing</w:t>
-      </w:r>
-      <w:r>
-        <w:rPr>
-          <w:spacing w:val="28"/>
-          <w:sz w:val="24"/>
-          <w:szCs w:val="24"/>
-          <w:rtl w:val="0"/>
-          <w:lang w:val="en-US"/>
-        </w:rPr>
-        <w:t xml:space="preserve"> the shell</w:t>
-      </w:r>
-      <w:r>
-        <w:rPr>
-          <w:spacing w:val="28"/>
-          <w:sz w:val="24"/>
-          <w:szCs w:val="24"/>
-          <w:rtl w:val="0"/>
-          <w:lang w:val="en-US"/>
-        </w:rPr>
-        <w:t xml:space="preserve"> when it overcrowds</w:t>
-      </w:r>
-      <w:r>
-        <w:rPr>
-          <w:spacing w:val="28"/>
-          <w:sz w:val="24"/>
-          <w:szCs w:val="24"/>
-          <w:rtl w:val="0"/>
-          <w:lang w:val="en-US"/>
-        </w:rPr>
-        <w:t xml:space="preserve">. It functions with the help of a dictionary which is the key to storing all the data. I have chosen to use a dictionary over comparable types like lists or tuples because of how the dictionary can assign a key-value pair, making it incredibly </w:t>
-      </w:r>
-      <w:r>
-        <w:rPr>
-          <w:spacing w:val="28"/>
-          <w:sz w:val="24"/>
-          <w:szCs w:val="24"/>
-          <w:rtl w:val="0"/>
-          <w:lang w:val="en-US"/>
-        </w:rPr>
-        <w:t>efficient</w:t>
-      </w:r>
-      <w:r>
-        <w:rPr>
-          <w:spacing w:val="28"/>
-          <w:sz w:val="24"/>
-          <w:szCs w:val="24"/>
-          <w:rtl w:val="0"/>
-          <w:lang w:val="en-US"/>
-        </w:rPr>
-        <w:t xml:space="preserve"> in indexing, removal, entry, traversing </w:t>
-      </w:r>
-      <w:r>
-        <w:rPr>
-          <w:spacing w:val="28"/>
-          <w:sz w:val="24"/>
-          <w:szCs w:val="24"/>
-          <w:rtl w:val="0"/>
-          <w:lang w:val="en-US"/>
-        </w:rPr>
-        <w:t>data.</w:t>
-      </w:r>
-      <w:r>
-        <w:rPr>
-          <w:spacing w:val="28"/>
-          <w:sz w:val="24"/>
-          <w:szCs w:val="24"/>
-          <w:rtl w:val="0"/>
-          <w:lang w:val="en-US"/>
-        </w:rPr>
-        <w:t xml:space="preserve"> </w:t>
-      </w:r>
-    </w:p>
-    <w:p>
-      <w:pPr>
-        <w:pStyle w:val="Body A"/>
-        <w:spacing w:after="220" w:line="336" w:lineRule="auto"/>
-        <w:rPr>
-          <w:spacing w:val="28"/>
-          <w:sz w:val="24"/>
-          <w:szCs w:val="24"/>
-        </w:rPr>
-      </w:pPr>
-    </w:p>
-    <w:p>
-      <w:pPr>
-        <w:pStyle w:val="Body A"/>
-        <w:spacing w:after="220" w:line="336" w:lineRule="auto"/>
-        <w:rPr>
-          <w:spacing w:val="28"/>
-          <w:sz w:val="24"/>
-          <w:szCs w:val="24"/>
-        </w:rPr>
-      </w:pPr>
-      <w:r>
-        <w:rPr>
-          <w:spacing w:val="28"/>
-          <w:sz w:val="24"/>
-          <w:szCs w:val="24"/>
-          <w:rtl w:val="0"/>
-          <w:lang w:val="en-US"/>
-        </w:rPr>
-        <w:t>The program prints a list of heritage sites using a function which traverses the dictionary, and returns options to search, delete</w:t>
-      </w:r>
-      <w:r>
-        <w:rPr>
-          <w:spacing w:val="28"/>
-          <w:sz w:val="24"/>
-          <w:szCs w:val="24"/>
-          <w:rtl w:val="0"/>
-          <w:lang w:val="en-US"/>
-        </w:rPr>
-        <w:t xml:space="preserve">, </w:t>
-      </w:r>
-      <w:r>
-        <w:rPr>
-          <w:spacing w:val="28"/>
-          <w:sz w:val="24"/>
-          <w:szCs w:val="24"/>
-          <w:rtl w:val="0"/>
-          <w:lang w:val="en-US"/>
-        </w:rPr>
-        <w:t>add an entry, list the dictionary again</w:t>
-      </w:r>
-      <w:r>
-        <w:rPr>
-          <w:spacing w:val="28"/>
-          <w:sz w:val="24"/>
-          <w:szCs w:val="24"/>
-          <w:rtl w:val="0"/>
-          <w:lang w:val="en-US"/>
-        </w:rPr>
-        <w:t>, or visit online resources</w:t>
-      </w:r>
-      <w:r>
-        <w:rPr>
-          <w:spacing w:val="28"/>
-          <w:sz w:val="24"/>
-          <w:szCs w:val="24"/>
-          <w:rtl w:val="0"/>
-          <w:lang w:val="en-US"/>
-        </w:rPr>
-        <w:t xml:space="preserve">. There are 20 entries by default, but additional information can be added to the main database and stored permanently. </w:t>
-      </w:r>
-    </w:p>
-    <w:p>
-      <w:pPr>
-        <w:pStyle w:val="Body A"/>
-        <w:spacing w:after="220" w:line="336" w:lineRule="auto"/>
-        <w:rPr>
-          <w:spacing w:val="28"/>
-          <w:sz w:val="24"/>
-          <w:szCs w:val="24"/>
-        </w:rPr>
-      </w:pPr>
-    </w:p>
-    <w:p>
-      <w:pPr>
-        <w:pStyle w:val="Body A"/>
-        <w:spacing w:after="220" w:line="336" w:lineRule="auto"/>
-        <w:rPr>
-          <w:spacing w:val="28"/>
-          <w:sz w:val="24"/>
-          <w:szCs w:val="24"/>
-        </w:rPr>
-      </w:pPr>
-      <w:r>
-        <w:rPr>
-          <w:spacing w:val="28"/>
-          <w:sz w:val="24"/>
-          <w:szCs w:val="24"/>
-          <w:rtl w:val="0"/>
-          <w:lang w:val="en-US"/>
-        </w:rPr>
-        <w:t>The program could be expanded upon by adding a GUI, maybe a bunch of support links, more options and functions could be added. A tkinter integration could also make it much more user friendly, and less text based.</w:t>
-      </w:r>
-    </w:p>
-    <w:p>
-      <w:pPr>
-        <w:pStyle w:val="Body A"/>
-      </w:pPr>
-    </w:p>
-    <w:p>
-      <w:pPr>
-        <w:pStyle w:val="Body A"/>
-      </w:pPr>
       <w:r>
         <w:rPr>
           <w:rFonts w:ascii="Arial Unicode MS" w:cs="Arial Unicode MS" w:hAnsi="Arial Unicode MS" w:eastAsia="Arial Unicode MS"/>
@@ -608,15 +330,2075 @@
     </w:p>
     <w:p>
       <w:pPr>
+        <w:pStyle w:val="Title"/>
+      </w:pPr>
+      <w:r>
+        <w:rPr>
+          <w:rtl w:val="0"/>
+        </w:rPr>
+        <w:t>IND</w:t>
+      </w:r>
+      <w:r>
+        <mc:AlternateContent>
+          <mc:Choice Requires="wps">
+            <w:drawing xmlns:a="http://schemas.openxmlformats.org/drawingml/2006/main">
+              <wp:anchor distT="0" distB="0" distL="0" distR="0" simplePos="0" relativeHeight="251663360" behindDoc="0" locked="0" layoutInCell="1" allowOverlap="1">
+                <wp:simplePos x="0" y="0"/>
+                <wp:positionH relativeFrom="page">
+                  <wp:posOffset>1230401</wp:posOffset>
+                </wp:positionH>
+                <wp:positionV relativeFrom="page">
+                  <wp:posOffset>2717799</wp:posOffset>
+                </wp:positionV>
+                <wp:extent cx="5108398" cy="7391400"/>
+                <wp:effectExtent l="0" t="0" r="0" b="0"/>
+                <wp:wrapTopAndBottom distT="0" distB="0"/>
+                <wp:docPr id="1073741827" name="officeArt object"/>
+                <wp:cNvGraphicFramePr/>
+                <a:graphic xmlns:a="http://schemas.openxmlformats.org/drawingml/2006/main">
+                  <a:graphicData uri="http://schemas.microsoft.com/office/word/2010/wordprocessingShape">
+                    <wps:wsp>
+                      <wps:cNvSpPr/>
+                      <wps:spPr>
+                        <a:xfrm>
+                          <a:off x="0" y="0"/>
+                          <a:ext cx="5108398" cy="7391400"/>
+                        </a:xfrm>
+                        <a:prstGeom prst="rect">
+                          <a:avLst/>
+                        </a:prstGeom>
+                      </wps:spPr>
+                      <wps:txbx>
+                        <w:txbxContent>
+                          <w:tbl>
+                            <w:tblPr>
+                              <w:tblW w:w="8024" w:type="dxa"/>
+                              <w:tblInd w:w="10" w:type="dxa"/>
+                              <w:tblBorders>
+                                <w:top w:val="single" w:color="ffffff" w:sz="8" w:space="0" w:shadow="0" w:frame="0"/>
+                                <w:left w:val="single" w:color="ffffff" w:sz="8" w:space="0" w:shadow="0" w:frame="0"/>
+                                <w:bottom w:val="single" w:color="ffffff" w:sz="8" w:space="0" w:shadow="0" w:frame="0"/>
+                                <w:right w:val="single" w:color="ffffff" w:sz="8" w:space="0" w:shadow="0" w:frame="0"/>
+                                <w:insideH w:val="single" w:color="ffffff" w:sz="8" w:space="0" w:shadow="0" w:frame="0"/>
+                                <w:insideV w:val="single" w:color="ffffff" w:sz="8" w:space="0" w:shadow="0" w:frame="0"/>
+                              </w:tblBorders>
+                              <w:shd w:val="clear" w:color="auto" w:fill="cacaca"/>
+                              <w:tblLayout w:type="fixed"/>
+                            </w:tblPr>
+                            <w:tblGrid>
+                              <w:gridCol w:w="4012"/>
+                              <w:gridCol w:w="4012"/>
+                            </w:tblGrid>
+                            <w:tr>
+                              <w:tblPrEx>
+                                <w:shd w:val="clear" w:color="auto" w:fill="cacaca"/>
+                              </w:tblPrEx>
+                              <w:trPr>
+                                <w:trHeight w:val="1453" w:hRule="atLeast"/>
+                              </w:trPr>
+                              <w:tc>
+                                <w:tcPr>
+                                  <w:tcW w:type="dxa" w:w="4012"/>
+                                  <w:tcBorders>
+                                    <w:top w:val="single" w:color="ffffff" w:sz="8" w:space="0" w:shadow="0" w:frame="0"/>
+                                    <w:left w:val="single" w:color="ffffff" w:sz="8" w:space="0" w:shadow="0" w:frame="0"/>
+                                    <w:bottom w:val="single" w:color="ffffff" w:sz="8" w:space="0" w:shadow="0" w:frame="0"/>
+                                    <w:right w:val="single" w:color="ffffff" w:sz="8" w:space="0" w:shadow="0" w:frame="0"/>
+                                  </w:tcBorders>
+                                  <w:shd w:val="clear" w:color="auto" w:fill="cacaca"/>
+                                  <w:tcMar>
+                                    <w:top w:type="dxa" w:w="0"/>
+                                    <w:left w:type="dxa" w:w="0"/>
+                                    <w:bottom w:type="dxa" w:w="0"/>
+                                    <w:right w:type="dxa" w:w="0"/>
+                                  </w:tcMar>
+                                  <w:vAlign w:val="top"/>
+                                </w:tcPr>
+                                <w:p>
+                                  <w:pPr>
+                                    <w:keepNext w:val="0"/>
+                                    <w:keepLines w:val="0"/>
+                                    <w:pageBreakBefore w:val="0"/>
+                                    <w:widowControl w:val="1"/>
+                                    <w:shd w:val="clear" w:color="auto" w:fill="auto"/>
+                                    <w:tabs>
+                                      <w:tab w:val="left" w:pos="1440"/>
+                                      <w:tab w:val="left" w:pos="2880"/>
+                                    </w:tabs>
+                                    <w:suppressAutoHyphens w:val="1"/>
+                                    <w:bidi w:val="0"/>
+                                    <w:spacing w:before="0" w:after="0" w:line="240" w:lineRule="auto"/>
+                                    <w:ind w:left="0" w:right="0" w:firstLine="0"/>
+                                    <w:jc w:val="center"/>
+                                    <w:outlineLvl w:val="0"/>
+                                    <w:rPr>
+                                      <w:rtl w:val="0"/>
+                                    </w:rPr>
+                                  </w:pPr>
+                                  <w:r>
+                                    <w:rPr>
+                                      <w:rFonts w:ascii="Produkt Regular" w:cs="Arial Unicode MS" w:hAnsi="Produkt Regular" w:eastAsia="Arial Unicode MS"/>
+                                      <w:b w:val="0"/>
+                                      <w:bCs w:val="0"/>
+                                      <w:i w:val="0"/>
+                                      <w:iCs w:val="0"/>
+                                      <w:caps w:val="0"/>
+                                      <w:smallCaps w:val="0"/>
+                                      <w:strike w:val="0"/>
+                                      <w:dstrike w:val="0"/>
+                                      <w:outline w:val="0"/>
+                                      <w:color w:val="000000"/>
+                                      <w:spacing w:val="0"/>
+                                      <w:kern w:val="0"/>
+                                      <w:position w:val="0"/>
+                                      <w:sz w:val="42"/>
+                                      <w:szCs w:val="42"/>
+                                      <w:u w:val="none"/>
+                                      <w:shd w:val="nil" w:color="auto" w:fill="auto"/>
+                                      <w:vertAlign w:val="baseline"/>
+                                      <w:rtl w:val="0"/>
+                                      <w14:textOutline w14:w="12700" w14:cap="flat">
+                                        <w14:noFill/>
+                                        <w14:miter w14:lim="400000"/>
+                                      </w14:textOutline>
+                                      <w14:textFill>
+                                        <w14:solidFill>
+                                          <w14:srgbClr w14:val="000000"/>
+                                        </w14:solidFill>
+                                      </w14:textFill>
+                                    </w:rPr>
+                                    <w:t>CONTENTS</w:t>
+                                  </w:r>
+                                </w:p>
+                              </w:tc>
+                              <w:tc>
+                                <w:tcPr>
+                                  <w:tcW w:type="dxa" w:w="4012"/>
+                                  <w:tcBorders>
+                                    <w:top w:val="single" w:color="ffffff" w:sz="8" w:space="0" w:shadow="0" w:frame="0"/>
+                                    <w:left w:val="single" w:color="ffffff" w:sz="8" w:space="0" w:shadow="0" w:frame="0"/>
+                                    <w:bottom w:val="single" w:color="ffffff" w:sz="8" w:space="0" w:shadow="0" w:frame="0"/>
+                                    <w:right w:val="single" w:color="ffffff" w:sz="8" w:space="0" w:shadow="0" w:frame="0"/>
+                                  </w:tcBorders>
+                                  <w:shd w:val="clear" w:color="auto" w:fill="cacaca"/>
+                                  <w:tcMar>
+                                    <w:top w:type="dxa" w:w="0"/>
+                                    <w:left w:type="dxa" w:w="0"/>
+                                    <w:bottom w:type="dxa" w:w="0"/>
+                                    <w:right w:type="dxa" w:w="0"/>
+                                  </w:tcMar>
+                                  <w:vAlign w:val="top"/>
+                                </w:tcPr>
+                                <w:p>
+                                  <w:pPr>
+                                    <w:keepNext w:val="0"/>
+                                    <w:keepLines w:val="0"/>
+                                    <w:pageBreakBefore w:val="0"/>
+                                    <w:widowControl w:val="1"/>
+                                    <w:shd w:val="clear" w:color="auto" w:fill="auto"/>
+                                    <w:tabs>
+                                      <w:tab w:val="left" w:pos="1440"/>
+                                      <w:tab w:val="left" w:pos="2880"/>
+                                    </w:tabs>
+                                    <w:suppressAutoHyphens w:val="1"/>
+                                    <w:bidi w:val="0"/>
+                                    <w:spacing w:before="0" w:after="0" w:line="240" w:lineRule="auto"/>
+                                    <w:ind w:left="0" w:right="0" w:firstLine="0"/>
+                                    <w:jc w:val="center"/>
+                                    <w:outlineLvl w:val="0"/>
+                                    <w:rPr>
+                                      <w:rtl w:val="0"/>
+                                    </w:rPr>
+                                  </w:pPr>
+                                  <w:r>
+                                    <w:rPr>
+                                      <w:rFonts w:ascii="Produkt Regular" w:cs="Arial Unicode MS" w:hAnsi="Produkt Regular" w:eastAsia="Arial Unicode MS"/>
+                                      <w:b w:val="0"/>
+                                      <w:bCs w:val="0"/>
+                                      <w:i w:val="0"/>
+                                      <w:iCs w:val="0"/>
+                                      <w:caps w:val="0"/>
+                                      <w:smallCaps w:val="0"/>
+                                      <w:strike w:val="0"/>
+                                      <w:dstrike w:val="0"/>
+                                      <w:outline w:val="0"/>
+                                      <w:color w:val="000000"/>
+                                      <w:spacing w:val="0"/>
+                                      <w:kern w:val="0"/>
+                                      <w:position w:val="0"/>
+                                      <w:sz w:val="42"/>
+                                      <w:szCs w:val="42"/>
+                                      <w:u w:val="none"/>
+                                      <w:shd w:val="nil" w:color="auto" w:fill="auto"/>
+                                      <w:vertAlign w:val="baseline"/>
+                                      <w:rtl w:val="0"/>
+                                      <w14:textOutline w14:w="12700" w14:cap="flat">
+                                        <w14:noFill/>
+                                        <w14:miter w14:lim="400000"/>
+                                      </w14:textOutline>
+                                      <w14:textFill>
+                                        <w14:solidFill>
+                                          <w14:srgbClr w14:val="000000"/>
+                                        </w14:solidFill>
+                                      </w14:textFill>
+                                    </w:rPr>
+                                    <w:t>PAGE NO.</w:t>
+                                  </w:r>
+                                </w:p>
+                              </w:tc>
+                            </w:tr>
+                            <w:tr>
+                              <w:tblPrEx>
+                                <w:shd w:val="clear" w:color="auto" w:fill="cacaca"/>
+                              </w:tblPrEx>
+                              <w:trPr>
+                                <w:trHeight w:val="1453" w:hRule="atLeast"/>
+                              </w:trPr>
+                              <w:tc>
+                                <w:tcPr>
+                                  <w:tcW w:type="dxa" w:w="4012"/>
+                                  <w:tcBorders>
+                                    <w:top w:val="single" w:color="ffffff" w:sz="8" w:space="0" w:shadow="0" w:frame="0"/>
+                                    <w:left w:val="single" w:color="ffffff" w:sz="8" w:space="0" w:shadow="0" w:frame="0"/>
+                                    <w:bottom w:val="single" w:color="ffffff" w:sz="8" w:space="0" w:shadow="0" w:frame="0"/>
+                                    <w:right w:val="single" w:color="ffffff" w:sz="8" w:space="0" w:shadow="0" w:frame="0"/>
+                                  </w:tcBorders>
+                                  <w:shd w:val="clear" w:color="auto" w:fill="e6e6e6"/>
+                                  <w:tcMar>
+                                    <w:top w:type="dxa" w:w="0"/>
+                                    <w:left w:type="dxa" w:w="0"/>
+                                    <w:bottom w:type="dxa" w:w="0"/>
+                                    <w:right w:type="dxa" w:w="0"/>
+                                  </w:tcMar>
+                                  <w:vAlign w:val="top"/>
+                                </w:tcPr>
+                                <w:p>
+                                  <w:pPr>
+                                    <w:keepNext w:val="0"/>
+                                    <w:keepLines w:val="0"/>
+                                    <w:pageBreakBefore w:val="0"/>
+                                    <w:widowControl w:val="1"/>
+                                    <w:shd w:val="clear" w:color="auto" w:fill="auto"/>
+                                    <w:tabs>
+                                      <w:tab w:val="left" w:pos="1440"/>
+                                      <w:tab w:val="left" w:pos="2880"/>
+                                    </w:tabs>
+                                    <w:suppressAutoHyphens w:val="1"/>
+                                    <w:bidi w:val="0"/>
+                                    <w:spacing w:before="0" w:after="0" w:line="240" w:lineRule="auto"/>
+                                    <w:ind w:left="0" w:right="0" w:firstLine="0"/>
+                                    <w:jc w:val="center"/>
+                                    <w:outlineLvl w:val="0"/>
+                                    <w:rPr>
+                                      <w:rtl w:val="0"/>
+                                    </w:rPr>
+                                  </w:pPr>
+                                  <w:r>
+                                    <w:rPr>
+                                      <w:rFonts w:ascii="Produkt Extralight" w:cs="Arial Unicode MS" w:hAnsi="Produkt Extralight" w:eastAsia="Arial Unicode MS"/>
+                                      <w:b w:val="0"/>
+                                      <w:bCs w:val="0"/>
+                                      <w:i w:val="0"/>
+                                      <w:iCs w:val="0"/>
+                                      <w:caps w:val="0"/>
+                                      <w:smallCaps w:val="0"/>
+                                      <w:strike w:val="0"/>
+                                      <w:dstrike w:val="0"/>
+                                      <w:outline w:val="0"/>
+                                      <w:color w:val="000000"/>
+                                      <w:spacing w:val="0"/>
+                                      <w:kern w:val="0"/>
+                                      <w:position w:val="0"/>
+                                      <w:sz w:val="34"/>
+                                      <w:szCs w:val="34"/>
+                                      <w:u w:val="none"/>
+                                      <w:shd w:val="nil" w:color="auto" w:fill="auto"/>
+                                      <w:vertAlign w:val="baseline"/>
+                                      <w:rtl w:val="0"/>
+                                      <w14:textOutline w14:w="12700" w14:cap="flat">
+                                        <w14:noFill/>
+                                        <w14:miter w14:lim="400000"/>
+                                      </w14:textOutline>
+                                      <w14:textFill>
+                                        <w14:solidFill>
+                                          <w14:srgbClr w14:val="000000"/>
+                                        </w14:solidFill>
+                                      </w14:textFill>
+                                    </w:rPr>
+                                    <w:t>INTRODUCTION</w:t>
+                                  </w:r>
+                                </w:p>
+                              </w:tc>
+                              <w:tc>
+                                <w:tcPr>
+                                  <w:tcW w:type="dxa" w:w="4012"/>
+                                  <w:tcBorders>
+                                    <w:top w:val="single" w:color="ffffff" w:sz="8" w:space="0" w:shadow="0" w:frame="0"/>
+                                    <w:left w:val="single" w:color="ffffff" w:sz="8" w:space="0" w:shadow="0" w:frame="0"/>
+                                    <w:bottom w:val="single" w:color="ffffff" w:sz="8" w:space="0" w:shadow="0" w:frame="0"/>
+                                    <w:right w:val="single" w:color="ffffff" w:sz="8" w:space="0" w:shadow="0" w:frame="0"/>
+                                  </w:tcBorders>
+                                  <w:shd w:val="clear" w:color="auto" w:fill="e6e6e6"/>
+                                  <w:tcMar>
+                                    <w:top w:type="dxa" w:w="0"/>
+                                    <w:left w:type="dxa" w:w="0"/>
+                                    <w:bottom w:type="dxa" w:w="0"/>
+                                    <w:right w:type="dxa" w:w="0"/>
+                                  </w:tcMar>
+                                  <w:vAlign w:val="top"/>
+                                </w:tcPr>
+                                <w:p/>
+                              </w:tc>
+                            </w:tr>
+                            <w:tr>
+                              <w:tblPrEx>
+                                <w:shd w:val="clear" w:color="auto" w:fill="cacaca"/>
+                              </w:tblPrEx>
+                              <w:trPr>
+                                <w:trHeight w:val="1453" w:hRule="atLeast"/>
+                              </w:trPr>
+                              <w:tc>
+                                <w:tcPr>
+                                  <w:tcW w:type="dxa" w:w="4012"/>
+                                  <w:tcBorders>
+                                    <w:top w:val="single" w:color="ffffff" w:sz="8" w:space="0" w:shadow="0" w:frame="0"/>
+                                    <w:left w:val="single" w:color="ffffff" w:sz="8" w:space="0" w:shadow="0" w:frame="0"/>
+                                    <w:bottom w:val="single" w:color="ffffff" w:sz="8" w:space="0" w:shadow="0" w:frame="0"/>
+                                    <w:right w:val="single" w:color="ffffff" w:sz="8" w:space="0" w:shadow="0" w:frame="0"/>
+                                  </w:tcBorders>
+                                  <w:shd w:val="clear" w:color="auto" w:fill="cacaca"/>
+                                  <w:tcMar>
+                                    <w:top w:type="dxa" w:w="0"/>
+                                    <w:left w:type="dxa" w:w="0"/>
+                                    <w:bottom w:type="dxa" w:w="0"/>
+                                    <w:right w:type="dxa" w:w="0"/>
+                                  </w:tcMar>
+                                  <w:vAlign w:val="top"/>
+                                </w:tcPr>
+                                <w:p>
+                                  <w:pPr>
+                                    <w:keepNext w:val="0"/>
+                                    <w:keepLines w:val="0"/>
+                                    <w:pageBreakBefore w:val="0"/>
+                                    <w:widowControl w:val="1"/>
+                                    <w:shd w:val="clear" w:color="auto" w:fill="auto"/>
+                                    <w:tabs>
+                                      <w:tab w:val="left" w:pos="1440"/>
+                                      <w:tab w:val="left" w:pos="2880"/>
+                                    </w:tabs>
+                                    <w:suppressAutoHyphens w:val="1"/>
+                                    <w:bidi w:val="0"/>
+                                    <w:spacing w:before="0" w:after="0" w:line="240" w:lineRule="auto"/>
+                                    <w:ind w:left="0" w:right="0" w:firstLine="0"/>
+                                    <w:jc w:val="center"/>
+                                    <w:outlineLvl w:val="0"/>
+                                    <w:rPr>
+                                      <w:rtl w:val="0"/>
+                                    </w:rPr>
+                                  </w:pPr>
+                                  <w:r>
+                                    <w:rPr>
+                                      <w:rFonts w:ascii="Produkt Extralight" w:cs="Arial Unicode MS" w:hAnsi="Produkt Extralight" w:eastAsia="Arial Unicode MS"/>
+                                      <w:b w:val="0"/>
+                                      <w:bCs w:val="0"/>
+                                      <w:i w:val="0"/>
+                                      <w:iCs w:val="0"/>
+                                      <w:caps w:val="0"/>
+                                      <w:smallCaps w:val="0"/>
+                                      <w:strike w:val="0"/>
+                                      <w:dstrike w:val="0"/>
+                                      <w:outline w:val="0"/>
+                                      <w:color w:val="000000"/>
+                                      <w:spacing w:val="0"/>
+                                      <w:kern w:val="0"/>
+                                      <w:position w:val="0"/>
+                                      <w:sz w:val="34"/>
+                                      <w:szCs w:val="34"/>
+                                      <w:u w:val="none"/>
+                                      <w:shd w:val="nil" w:color="auto" w:fill="auto"/>
+                                      <w:vertAlign w:val="baseline"/>
+                                      <w:rtl w:val="0"/>
+                                      <w14:textOutline w14:w="12700" w14:cap="flat">
+                                        <w14:noFill/>
+                                        <w14:miter w14:lim="400000"/>
+                                      </w14:textOutline>
+                                      <w14:textFill>
+                                        <w14:solidFill>
+                                          <w14:srgbClr w14:val="000000"/>
+                                        </w14:solidFill>
+                                      </w14:textFill>
+                                    </w:rPr>
+                                    <w:t>METHODOLOGY</w:t>
+                                  </w:r>
+                                </w:p>
+                              </w:tc>
+                              <w:tc>
+                                <w:tcPr>
+                                  <w:tcW w:type="dxa" w:w="4012"/>
+                                  <w:tcBorders>
+                                    <w:top w:val="single" w:color="ffffff" w:sz="8" w:space="0" w:shadow="0" w:frame="0"/>
+                                    <w:left w:val="single" w:color="ffffff" w:sz="8" w:space="0" w:shadow="0" w:frame="0"/>
+                                    <w:bottom w:val="single" w:color="ffffff" w:sz="8" w:space="0" w:shadow="0" w:frame="0"/>
+                                    <w:right w:val="single" w:color="ffffff" w:sz="8" w:space="0" w:shadow="0" w:frame="0"/>
+                                  </w:tcBorders>
+                                  <w:shd w:val="clear" w:color="auto" w:fill="cacaca"/>
+                                  <w:tcMar>
+                                    <w:top w:type="dxa" w:w="0"/>
+                                    <w:left w:type="dxa" w:w="0"/>
+                                    <w:bottom w:type="dxa" w:w="0"/>
+                                    <w:right w:type="dxa" w:w="0"/>
+                                  </w:tcMar>
+                                  <w:vAlign w:val="top"/>
+                                </w:tcPr>
+                                <w:p/>
+                              </w:tc>
+                            </w:tr>
+                            <w:tr>
+                              <w:tblPrEx>
+                                <w:shd w:val="clear" w:color="auto" w:fill="cacaca"/>
+                              </w:tblPrEx>
+                              <w:trPr>
+                                <w:trHeight w:val="1453" w:hRule="atLeast"/>
+                              </w:trPr>
+                              <w:tc>
+                                <w:tcPr>
+                                  <w:tcW w:type="dxa" w:w="4012"/>
+                                  <w:tcBorders>
+                                    <w:top w:val="single" w:color="ffffff" w:sz="8" w:space="0" w:shadow="0" w:frame="0"/>
+                                    <w:left w:val="single" w:color="ffffff" w:sz="8" w:space="0" w:shadow="0" w:frame="0"/>
+                                    <w:bottom w:val="single" w:color="ffffff" w:sz="8" w:space="0" w:shadow="0" w:frame="0"/>
+                                    <w:right w:val="single" w:color="ffffff" w:sz="8" w:space="0" w:shadow="0" w:frame="0"/>
+                                  </w:tcBorders>
+                                  <w:shd w:val="clear" w:color="auto" w:fill="e6e6e6"/>
+                                  <w:tcMar>
+                                    <w:top w:type="dxa" w:w="0"/>
+                                    <w:left w:type="dxa" w:w="0"/>
+                                    <w:bottom w:type="dxa" w:w="0"/>
+                                    <w:right w:type="dxa" w:w="0"/>
+                                  </w:tcMar>
+                                  <w:vAlign w:val="top"/>
+                                </w:tcPr>
+                                <w:p>
+                                  <w:pPr>
+                                    <w:keepNext w:val="0"/>
+                                    <w:keepLines w:val="0"/>
+                                    <w:pageBreakBefore w:val="0"/>
+                                    <w:widowControl w:val="1"/>
+                                    <w:shd w:val="clear" w:color="auto" w:fill="auto"/>
+                                    <w:tabs>
+                                      <w:tab w:val="left" w:pos="1440"/>
+                                      <w:tab w:val="left" w:pos="2880"/>
+                                    </w:tabs>
+                                    <w:suppressAutoHyphens w:val="1"/>
+                                    <w:bidi w:val="0"/>
+                                    <w:spacing w:before="0" w:after="0" w:line="240" w:lineRule="auto"/>
+                                    <w:ind w:left="0" w:right="0" w:firstLine="0"/>
+                                    <w:jc w:val="center"/>
+                                    <w:outlineLvl w:val="0"/>
+                                    <w:rPr>
+                                      <w:rtl w:val="0"/>
+                                    </w:rPr>
+                                  </w:pPr>
+                                  <w:r>
+                                    <w:rPr>
+                                      <w:rFonts w:ascii="Produkt Extralight" w:cs="Arial Unicode MS" w:hAnsi="Produkt Extralight" w:eastAsia="Arial Unicode MS"/>
+                                      <w:b w:val="0"/>
+                                      <w:bCs w:val="0"/>
+                                      <w:i w:val="0"/>
+                                      <w:iCs w:val="0"/>
+                                      <w:caps w:val="0"/>
+                                      <w:smallCaps w:val="0"/>
+                                      <w:strike w:val="0"/>
+                                      <w:dstrike w:val="0"/>
+                                      <w:outline w:val="0"/>
+                                      <w:color w:val="000000"/>
+                                      <w:spacing w:val="0"/>
+                                      <w:kern w:val="0"/>
+                                      <w:position w:val="0"/>
+                                      <w:sz w:val="34"/>
+                                      <w:szCs w:val="34"/>
+                                      <w:u w:val="none"/>
+                                      <w:shd w:val="nil" w:color="auto" w:fill="auto"/>
+                                      <w:vertAlign w:val="baseline"/>
+                                      <w:rtl w:val="0"/>
+                                      <w14:textOutline w14:w="12700" w14:cap="flat">
+                                        <w14:noFill/>
+                                        <w14:miter w14:lim="400000"/>
+                                      </w14:textOutline>
+                                      <w14:textFill>
+                                        <w14:solidFill>
+                                          <w14:srgbClr w14:val="000000"/>
+                                        </w14:solidFill>
+                                      </w14:textFill>
+                                    </w:rPr>
+                                    <w:t>SOURCE CODE</w:t>
+                                  </w:r>
+                                </w:p>
+                              </w:tc>
+                              <w:tc>
+                                <w:tcPr>
+                                  <w:tcW w:type="dxa" w:w="4012"/>
+                                  <w:tcBorders>
+                                    <w:top w:val="single" w:color="ffffff" w:sz="8" w:space="0" w:shadow="0" w:frame="0"/>
+                                    <w:left w:val="single" w:color="ffffff" w:sz="8" w:space="0" w:shadow="0" w:frame="0"/>
+                                    <w:bottom w:val="single" w:color="ffffff" w:sz="8" w:space="0" w:shadow="0" w:frame="0"/>
+                                    <w:right w:val="single" w:color="ffffff" w:sz="8" w:space="0" w:shadow="0" w:frame="0"/>
+                                  </w:tcBorders>
+                                  <w:shd w:val="clear" w:color="auto" w:fill="e6e6e6"/>
+                                  <w:tcMar>
+                                    <w:top w:type="dxa" w:w="0"/>
+                                    <w:left w:type="dxa" w:w="0"/>
+                                    <w:bottom w:type="dxa" w:w="0"/>
+                                    <w:right w:type="dxa" w:w="0"/>
+                                  </w:tcMar>
+                                  <w:vAlign w:val="top"/>
+                                </w:tcPr>
+                                <w:p/>
+                              </w:tc>
+                            </w:tr>
+                            <w:tr>
+                              <w:tblPrEx>
+                                <w:shd w:val="clear" w:color="auto" w:fill="cacaca"/>
+                              </w:tblPrEx>
+                              <w:trPr>
+                                <w:trHeight w:val="1453" w:hRule="atLeast"/>
+                              </w:trPr>
+                              <w:tc>
+                                <w:tcPr>
+                                  <w:tcW w:type="dxa" w:w="4012"/>
+                                  <w:tcBorders>
+                                    <w:top w:val="single" w:color="ffffff" w:sz="8" w:space="0" w:shadow="0" w:frame="0"/>
+                                    <w:left w:val="single" w:color="ffffff" w:sz="8" w:space="0" w:shadow="0" w:frame="0"/>
+                                    <w:bottom w:val="single" w:color="ffffff" w:sz="8" w:space="0" w:shadow="0" w:frame="0"/>
+                                    <w:right w:val="single" w:color="ffffff" w:sz="8" w:space="0" w:shadow="0" w:frame="0"/>
+                                  </w:tcBorders>
+                                  <w:shd w:val="clear" w:color="auto" w:fill="cacaca"/>
+                                  <w:tcMar>
+                                    <w:top w:type="dxa" w:w="0"/>
+                                    <w:left w:type="dxa" w:w="0"/>
+                                    <w:bottom w:type="dxa" w:w="0"/>
+                                    <w:right w:type="dxa" w:w="0"/>
+                                  </w:tcMar>
+                                  <w:vAlign w:val="top"/>
+                                </w:tcPr>
+                                <w:p>
+                                  <w:pPr>
+                                    <w:keepNext w:val="0"/>
+                                    <w:keepLines w:val="0"/>
+                                    <w:pageBreakBefore w:val="0"/>
+                                    <w:widowControl w:val="1"/>
+                                    <w:shd w:val="clear" w:color="auto" w:fill="auto"/>
+                                    <w:tabs>
+                                      <w:tab w:val="left" w:pos="1440"/>
+                                      <w:tab w:val="left" w:pos="2880"/>
+                                    </w:tabs>
+                                    <w:suppressAutoHyphens w:val="1"/>
+                                    <w:bidi w:val="0"/>
+                                    <w:spacing w:before="0" w:after="0" w:line="240" w:lineRule="auto"/>
+                                    <w:ind w:left="0" w:right="0" w:firstLine="0"/>
+                                    <w:jc w:val="center"/>
+                                    <w:outlineLvl w:val="0"/>
+                                    <w:rPr>
+                                      <w:rtl w:val="0"/>
+                                    </w:rPr>
+                                  </w:pPr>
+                                  <w:r>
+                                    <w:rPr>
+                                      <w:rFonts w:ascii="Produkt Extralight" w:cs="Arial Unicode MS" w:hAnsi="Produkt Extralight" w:eastAsia="Arial Unicode MS"/>
+                                      <w:b w:val="0"/>
+                                      <w:bCs w:val="0"/>
+                                      <w:i w:val="0"/>
+                                      <w:iCs w:val="0"/>
+                                      <w:caps w:val="0"/>
+                                      <w:smallCaps w:val="0"/>
+                                      <w:strike w:val="0"/>
+                                      <w:dstrike w:val="0"/>
+                                      <w:outline w:val="0"/>
+                                      <w:color w:val="000000"/>
+                                      <w:spacing w:val="0"/>
+                                      <w:kern w:val="0"/>
+                                      <w:position w:val="0"/>
+                                      <w:sz w:val="34"/>
+                                      <w:szCs w:val="34"/>
+                                      <w:u w:val="none"/>
+                                      <w:shd w:val="nil" w:color="auto" w:fill="auto"/>
+                                      <w:vertAlign w:val="baseline"/>
+                                      <w:rtl w:val="0"/>
+                                      <w14:textOutline w14:w="12700" w14:cap="flat">
+                                        <w14:noFill/>
+                                        <w14:miter w14:lim="400000"/>
+                                      </w14:textOutline>
+                                      <w14:textFill>
+                                        <w14:solidFill>
+                                          <w14:srgbClr w14:val="000000"/>
+                                        </w14:solidFill>
+                                      </w14:textFill>
+                                    </w:rPr>
+                                    <w:t>RESULTS/OUTPUT</w:t>
+                                  </w:r>
+                                </w:p>
+                              </w:tc>
+                              <w:tc>
+                                <w:tcPr>
+                                  <w:tcW w:type="dxa" w:w="4012"/>
+                                  <w:tcBorders>
+                                    <w:top w:val="single" w:color="ffffff" w:sz="8" w:space="0" w:shadow="0" w:frame="0"/>
+                                    <w:left w:val="single" w:color="ffffff" w:sz="8" w:space="0" w:shadow="0" w:frame="0"/>
+                                    <w:bottom w:val="single" w:color="ffffff" w:sz="8" w:space="0" w:shadow="0" w:frame="0"/>
+                                    <w:right w:val="single" w:color="ffffff" w:sz="8" w:space="0" w:shadow="0" w:frame="0"/>
+                                  </w:tcBorders>
+                                  <w:shd w:val="clear" w:color="auto" w:fill="cacaca"/>
+                                  <w:tcMar>
+                                    <w:top w:type="dxa" w:w="0"/>
+                                    <w:left w:type="dxa" w:w="0"/>
+                                    <w:bottom w:type="dxa" w:w="0"/>
+                                    <w:right w:type="dxa" w:w="0"/>
+                                  </w:tcMar>
+                                  <w:vAlign w:val="top"/>
+                                </w:tcPr>
+                                <w:p/>
+                              </w:tc>
+                            </w:tr>
+                            <w:tr>
+                              <w:tblPrEx>
+                                <w:shd w:val="clear" w:color="auto" w:fill="cacaca"/>
+                              </w:tblPrEx>
+                              <w:trPr>
+                                <w:trHeight w:val="1453" w:hRule="atLeast"/>
+                              </w:trPr>
+                              <w:tc>
+                                <w:tcPr>
+                                  <w:tcW w:type="dxa" w:w="4012"/>
+                                  <w:tcBorders>
+                                    <w:top w:val="single" w:color="ffffff" w:sz="8" w:space="0" w:shadow="0" w:frame="0"/>
+                                    <w:left w:val="single" w:color="ffffff" w:sz="8" w:space="0" w:shadow="0" w:frame="0"/>
+                                    <w:bottom w:val="single" w:color="ffffff" w:sz="8" w:space="0" w:shadow="0" w:frame="0"/>
+                                    <w:right w:val="single" w:color="ffffff" w:sz="8" w:space="0" w:shadow="0" w:frame="0"/>
+                                  </w:tcBorders>
+                                  <w:shd w:val="clear" w:color="auto" w:fill="e6e6e6"/>
+                                  <w:tcMar>
+                                    <w:top w:type="dxa" w:w="0"/>
+                                    <w:left w:type="dxa" w:w="0"/>
+                                    <w:bottom w:type="dxa" w:w="0"/>
+                                    <w:right w:type="dxa" w:w="0"/>
+                                  </w:tcMar>
+                                  <w:vAlign w:val="top"/>
+                                </w:tcPr>
+                                <w:p>
+                                  <w:pPr>
+                                    <w:keepNext w:val="0"/>
+                                    <w:keepLines w:val="0"/>
+                                    <w:pageBreakBefore w:val="0"/>
+                                    <w:widowControl w:val="1"/>
+                                    <w:shd w:val="clear" w:color="auto" w:fill="auto"/>
+                                    <w:tabs>
+                                      <w:tab w:val="left" w:pos="1440"/>
+                                      <w:tab w:val="left" w:pos="2880"/>
+                                    </w:tabs>
+                                    <w:suppressAutoHyphens w:val="1"/>
+                                    <w:bidi w:val="0"/>
+                                    <w:spacing w:before="0" w:after="0" w:line="240" w:lineRule="auto"/>
+                                    <w:ind w:left="0" w:right="0" w:firstLine="0"/>
+                                    <w:jc w:val="center"/>
+                                    <w:outlineLvl w:val="0"/>
+                                    <w:rPr>
+                                      <w:rtl w:val="0"/>
+                                    </w:rPr>
+                                  </w:pPr>
+                                  <w:r>
+                                    <w:rPr>
+                                      <w:rFonts w:ascii="Produkt Extralight" w:cs="Arial Unicode MS" w:hAnsi="Produkt Extralight" w:eastAsia="Arial Unicode MS"/>
+                                      <w:b w:val="0"/>
+                                      <w:bCs w:val="0"/>
+                                      <w:i w:val="0"/>
+                                      <w:iCs w:val="0"/>
+                                      <w:caps w:val="0"/>
+                                      <w:smallCaps w:val="0"/>
+                                      <w:strike w:val="0"/>
+                                      <w:dstrike w:val="0"/>
+                                      <w:outline w:val="0"/>
+                                      <w:color w:val="000000"/>
+                                      <w:spacing w:val="0"/>
+                                      <w:kern w:val="0"/>
+                                      <w:position w:val="0"/>
+                                      <w:sz w:val="34"/>
+                                      <w:szCs w:val="34"/>
+                                      <w:u w:val="none"/>
+                                      <w:shd w:val="nil" w:color="auto" w:fill="auto"/>
+                                      <w:vertAlign w:val="baseline"/>
+                                      <w:rtl w:val="0"/>
+                                      <w14:textOutline w14:w="12700" w14:cap="flat">
+                                        <w14:noFill/>
+                                        <w14:miter w14:lim="400000"/>
+                                      </w14:textOutline>
+                                      <w14:textFill>
+                                        <w14:solidFill>
+                                          <w14:srgbClr w14:val="000000"/>
+                                        </w14:solidFill>
+                                      </w14:textFill>
+                                    </w:rPr>
+                                    <w:t>SUMMARY</w:t>
+                                  </w:r>
+                                </w:p>
+                              </w:tc>
+                              <w:tc>
+                                <w:tcPr>
+                                  <w:tcW w:type="dxa" w:w="4012"/>
+                                  <w:tcBorders>
+                                    <w:top w:val="single" w:color="ffffff" w:sz="8" w:space="0" w:shadow="0" w:frame="0"/>
+                                    <w:left w:val="single" w:color="ffffff" w:sz="8" w:space="0" w:shadow="0" w:frame="0"/>
+                                    <w:bottom w:val="single" w:color="ffffff" w:sz="8" w:space="0" w:shadow="0" w:frame="0"/>
+                                    <w:right w:val="single" w:color="ffffff" w:sz="8" w:space="0" w:shadow="0" w:frame="0"/>
+                                  </w:tcBorders>
+                                  <w:shd w:val="clear" w:color="auto" w:fill="e6e6e6"/>
+                                  <w:tcMar>
+                                    <w:top w:type="dxa" w:w="0"/>
+                                    <w:left w:type="dxa" w:w="0"/>
+                                    <w:bottom w:type="dxa" w:w="0"/>
+                                    <w:right w:type="dxa" w:w="0"/>
+                                  </w:tcMar>
+                                  <w:vAlign w:val="top"/>
+                                </w:tcPr>
+                                <w:p/>
+                              </w:tc>
+                            </w:tr>
+                            <w:tr>
+                              <w:tblPrEx>
+                                <w:shd w:val="clear" w:color="auto" w:fill="cacaca"/>
+                              </w:tblPrEx>
+                              <w:trPr>
+                                <w:trHeight w:val="1453" w:hRule="atLeast"/>
+                              </w:trPr>
+                              <w:tc>
+                                <w:tcPr>
+                                  <w:tcW w:type="dxa" w:w="4012"/>
+                                  <w:tcBorders>
+                                    <w:top w:val="single" w:color="ffffff" w:sz="8" w:space="0" w:shadow="0" w:frame="0"/>
+                                    <w:left w:val="single" w:color="ffffff" w:sz="8" w:space="0" w:shadow="0" w:frame="0"/>
+                                    <w:bottom w:val="single" w:color="ffffff" w:sz="8" w:space="0" w:shadow="0" w:frame="0"/>
+                                    <w:right w:val="single" w:color="ffffff" w:sz="8" w:space="0" w:shadow="0" w:frame="0"/>
+                                  </w:tcBorders>
+                                  <w:shd w:val="clear" w:color="auto" w:fill="cacaca"/>
+                                  <w:tcMar>
+                                    <w:top w:type="dxa" w:w="0"/>
+                                    <w:left w:type="dxa" w:w="0"/>
+                                    <w:bottom w:type="dxa" w:w="0"/>
+                                    <w:right w:type="dxa" w:w="0"/>
+                                  </w:tcMar>
+                                  <w:vAlign w:val="top"/>
+                                </w:tcPr>
+                                <w:p>
+                                  <w:pPr>
+                                    <w:keepNext w:val="0"/>
+                                    <w:keepLines w:val="0"/>
+                                    <w:pageBreakBefore w:val="0"/>
+                                    <w:widowControl w:val="1"/>
+                                    <w:shd w:val="clear" w:color="auto" w:fill="auto"/>
+                                    <w:tabs>
+                                      <w:tab w:val="left" w:pos="1440"/>
+                                      <w:tab w:val="left" w:pos="2880"/>
+                                    </w:tabs>
+                                    <w:suppressAutoHyphens w:val="1"/>
+                                    <w:bidi w:val="0"/>
+                                    <w:spacing w:before="0" w:after="0" w:line="240" w:lineRule="auto"/>
+                                    <w:ind w:left="0" w:right="0" w:firstLine="0"/>
+                                    <w:jc w:val="center"/>
+                                    <w:outlineLvl w:val="0"/>
+                                    <w:rPr>
+                                      <w:rtl w:val="0"/>
+                                    </w:rPr>
+                                  </w:pPr>
+                                  <w:r>
+                                    <w:rPr>
+                                      <w:rFonts w:ascii="Produkt Extralight" w:cs="Arial Unicode MS" w:hAnsi="Produkt Extralight" w:eastAsia="Arial Unicode MS"/>
+                                      <w:b w:val="0"/>
+                                      <w:bCs w:val="0"/>
+                                      <w:i w:val="0"/>
+                                      <w:iCs w:val="0"/>
+                                      <w:caps w:val="0"/>
+                                      <w:smallCaps w:val="0"/>
+                                      <w:strike w:val="0"/>
+                                      <w:dstrike w:val="0"/>
+                                      <w:outline w:val="0"/>
+                                      <w:color w:val="000000"/>
+                                      <w:spacing w:val="0"/>
+                                      <w:kern w:val="0"/>
+                                      <w:position w:val="0"/>
+                                      <w:sz w:val="34"/>
+                                      <w:szCs w:val="34"/>
+                                      <w:u w:val="none"/>
+                                      <w:shd w:val="nil" w:color="auto" w:fill="auto"/>
+                                      <w:vertAlign w:val="baseline"/>
+                                      <w:rtl w:val="0"/>
+                                      <w14:textOutline w14:w="12700" w14:cap="flat">
+                                        <w14:noFill/>
+                                        <w14:miter w14:lim="400000"/>
+                                      </w14:textOutline>
+                                      <w14:textFill>
+                                        <w14:solidFill>
+                                          <w14:srgbClr w14:val="000000"/>
+                                        </w14:solidFill>
+                                      </w14:textFill>
+                                    </w:rPr>
+                                    <w:t>ACKNOWLEDGEMENT</w:t>
+                                  </w:r>
+                                </w:p>
+                              </w:tc>
+                              <w:tc>
+                                <w:tcPr>
+                                  <w:tcW w:type="dxa" w:w="4012"/>
+                                  <w:tcBorders>
+                                    <w:top w:val="single" w:color="ffffff" w:sz="8" w:space="0" w:shadow="0" w:frame="0"/>
+                                    <w:left w:val="single" w:color="ffffff" w:sz="8" w:space="0" w:shadow="0" w:frame="0"/>
+                                    <w:bottom w:val="single" w:color="ffffff" w:sz="8" w:space="0" w:shadow="0" w:frame="0"/>
+                                    <w:right w:val="single" w:color="ffffff" w:sz="8" w:space="0" w:shadow="0" w:frame="0"/>
+                                  </w:tcBorders>
+                                  <w:shd w:val="clear" w:color="auto" w:fill="cacaca"/>
+                                  <w:tcMar>
+                                    <w:top w:type="dxa" w:w="0"/>
+                                    <w:left w:type="dxa" w:w="0"/>
+                                    <w:bottom w:type="dxa" w:w="0"/>
+                                    <w:right w:type="dxa" w:w="0"/>
+                                  </w:tcMar>
+                                  <w:vAlign w:val="top"/>
+                                </w:tcPr>
+                                <w:p/>
+                              </w:tc>
+                            </w:tr>
+                            <w:tr>
+                              <w:tblPrEx>
+                                <w:shd w:val="clear" w:color="auto" w:fill="cacaca"/>
+                              </w:tblPrEx>
+                              <w:trPr>
+                                <w:trHeight w:val="1453" w:hRule="atLeast"/>
+                              </w:trPr>
+                              <w:tc>
+                                <w:tcPr>
+                                  <w:tcW w:type="dxa" w:w="4012"/>
+                                  <w:tcBorders>
+                                    <w:top w:val="single" w:color="ffffff" w:sz="8" w:space="0" w:shadow="0" w:frame="0"/>
+                                    <w:left w:val="single" w:color="ffffff" w:sz="8" w:space="0" w:shadow="0" w:frame="0"/>
+                                    <w:bottom w:val="single" w:color="ffffff" w:sz="8" w:space="0" w:shadow="0" w:frame="0"/>
+                                    <w:right w:val="single" w:color="ffffff" w:sz="8" w:space="0" w:shadow="0" w:frame="0"/>
+                                  </w:tcBorders>
+                                  <w:shd w:val="clear" w:color="auto" w:fill="e6e6e6"/>
+                                  <w:tcMar>
+                                    <w:top w:type="dxa" w:w="0"/>
+                                    <w:left w:type="dxa" w:w="0"/>
+                                    <w:bottom w:type="dxa" w:w="0"/>
+                                    <w:right w:type="dxa" w:w="0"/>
+                                  </w:tcMar>
+                                  <w:vAlign w:val="top"/>
+                                </w:tcPr>
+                                <w:p>
+                                  <w:pPr>
+                                    <w:keepNext w:val="0"/>
+                                    <w:keepLines w:val="0"/>
+                                    <w:pageBreakBefore w:val="0"/>
+                                    <w:widowControl w:val="1"/>
+                                    <w:shd w:val="clear" w:color="auto" w:fill="auto"/>
+                                    <w:tabs>
+                                      <w:tab w:val="left" w:pos="1440"/>
+                                      <w:tab w:val="left" w:pos="2880"/>
+                                    </w:tabs>
+                                    <w:suppressAutoHyphens w:val="1"/>
+                                    <w:bidi w:val="0"/>
+                                    <w:spacing w:before="0" w:after="0" w:line="240" w:lineRule="auto"/>
+                                    <w:ind w:left="0" w:right="0" w:firstLine="0"/>
+                                    <w:jc w:val="center"/>
+                                    <w:outlineLvl w:val="0"/>
+                                    <w:rPr>
+                                      <w:rtl w:val="0"/>
+                                    </w:rPr>
+                                  </w:pPr>
+                                  <w:r>
+                                    <w:rPr>
+                                      <w:rFonts w:ascii="Produkt Extralight" w:cs="Arial Unicode MS" w:hAnsi="Produkt Extralight" w:eastAsia="Arial Unicode MS"/>
+                                      <w:b w:val="0"/>
+                                      <w:bCs w:val="0"/>
+                                      <w:i w:val="0"/>
+                                      <w:iCs w:val="0"/>
+                                      <w:caps w:val="0"/>
+                                      <w:smallCaps w:val="0"/>
+                                      <w:strike w:val="0"/>
+                                      <w:dstrike w:val="0"/>
+                                      <w:outline w:val="0"/>
+                                      <w:color w:val="000000"/>
+                                      <w:spacing w:val="0"/>
+                                      <w:kern w:val="0"/>
+                                      <w:position w:val="0"/>
+                                      <w:sz w:val="34"/>
+                                      <w:szCs w:val="34"/>
+                                      <w:u w:val="none"/>
+                                      <w:shd w:val="nil" w:color="auto" w:fill="auto"/>
+                                      <w:vertAlign w:val="baseline"/>
+                                      <w:rtl w:val="0"/>
+                                      <w14:textOutline w14:w="12700" w14:cap="flat">
+                                        <w14:noFill/>
+                                        <w14:miter w14:lim="400000"/>
+                                      </w14:textOutline>
+                                      <w14:textFill>
+                                        <w14:solidFill>
+                                          <w14:srgbClr w14:val="000000"/>
+                                        </w14:solidFill>
+                                      </w14:textFill>
+                                    </w:rPr>
+                                    <w:t>BIBLIOGRAPHY</w:t>
+                                  </w:r>
+                                </w:p>
+                              </w:tc>
+                              <w:tc>
+                                <w:tcPr>
+                                  <w:tcW w:type="dxa" w:w="4012"/>
+                                  <w:tcBorders>
+                                    <w:top w:val="single" w:color="ffffff" w:sz="8" w:space="0" w:shadow="0" w:frame="0"/>
+                                    <w:left w:val="single" w:color="ffffff" w:sz="8" w:space="0" w:shadow="0" w:frame="0"/>
+                                    <w:bottom w:val="single" w:color="ffffff" w:sz="8" w:space="0" w:shadow="0" w:frame="0"/>
+                                    <w:right w:val="single" w:color="ffffff" w:sz="8" w:space="0" w:shadow="0" w:frame="0"/>
+                                  </w:tcBorders>
+                                  <w:shd w:val="clear" w:color="auto" w:fill="e6e6e6"/>
+                                  <w:tcMar>
+                                    <w:top w:type="dxa" w:w="0"/>
+                                    <w:left w:type="dxa" w:w="0"/>
+                                    <w:bottom w:type="dxa" w:w="0"/>
+                                    <w:right w:type="dxa" w:w="0"/>
+                                  </w:tcMar>
+                                  <w:vAlign w:val="top"/>
+                                </w:tcPr>
+                                <w:p/>
+                              </w:tc>
+                            </w:tr>
+                          </w:tbl>
+                        </w:txbxContent>
+                      </wps:txbx>
+                      <wps:bodyPr lIns="0" tIns="0" rIns="0" bIns="0">
+                        <a:spAutoFit/>
+                      </wps:bodyPr>
+                    </wps:wsp>
+                  </a:graphicData>
+                </a:graphic>
+              </wp:anchor>
+            </w:drawing>
+          </mc:Choice>
+          <mc:Fallback>
+            <w:pict>
+              <v:shape id="_x0000_s1027" type="#_x0000_t202" style="visibility:visible;position:absolute;margin-left:96.9pt;margin-top:214.0pt;width:402.2pt;height:582.0pt;z-index:251663360;mso-position-horizontal:absolute;mso-position-horizontal-relative:page;mso-position-vertical:absolute;mso-position-vertical-relative:page;mso-wrap-distance-left:0.0pt;mso-wrap-distance-top:0.0pt;mso-wrap-distance-right:0.0pt;mso-wrap-distance-bottom:0.0pt;">
+                <v:fill on="f"/>
+                <v:stroke on="f" weight="0.8pt" dashstyle="solid" endcap="flat" joinstyle="round" linestyle="single" startarrow="none" startarrowwidth="medium" startarrowlength="medium" endarrow="none" endarrowwidth="medium" endarrowlength="medium"/>
+                <v:textbox>
+                  <w:txbxContent>
+                    <w:tbl>
+                      <w:tblPr>
+                        <w:tblW w:w="8024" w:type="dxa"/>
+                        <w:tblInd w:w="10" w:type="dxa"/>
+                        <w:tblBorders>
+                          <w:top w:val="single" w:color="ffffff" w:sz="8" w:space="0" w:shadow="0" w:frame="0"/>
+                          <w:left w:val="single" w:color="ffffff" w:sz="8" w:space="0" w:shadow="0" w:frame="0"/>
+                          <w:bottom w:val="single" w:color="ffffff" w:sz="8" w:space="0" w:shadow="0" w:frame="0"/>
+                          <w:right w:val="single" w:color="ffffff" w:sz="8" w:space="0" w:shadow="0" w:frame="0"/>
+                          <w:insideH w:val="single" w:color="ffffff" w:sz="8" w:space="0" w:shadow="0" w:frame="0"/>
+                          <w:insideV w:val="single" w:color="ffffff" w:sz="8" w:space="0" w:shadow="0" w:frame="0"/>
+                        </w:tblBorders>
+                        <w:shd w:val="clear" w:color="auto" w:fill="cacaca"/>
+                        <w:tblLayout w:type="fixed"/>
+                      </w:tblPr>
+                      <w:tblGrid>
+                        <w:gridCol w:w="4012"/>
+                        <w:gridCol w:w="4012"/>
+                      </w:tblGrid>
+                      <w:tr>
+                        <w:tblPrEx>
+                          <w:shd w:val="clear" w:color="auto" w:fill="cacaca"/>
+                        </w:tblPrEx>
+                        <w:trPr>
+                          <w:trHeight w:val="1453" w:hRule="atLeast"/>
+                        </w:trPr>
+                        <w:tc>
+                          <w:tcPr>
+                            <w:tcW w:type="dxa" w:w="4012"/>
+                            <w:tcBorders>
+                              <w:top w:val="single" w:color="ffffff" w:sz="8" w:space="0" w:shadow="0" w:frame="0"/>
+                              <w:left w:val="single" w:color="ffffff" w:sz="8" w:space="0" w:shadow="0" w:frame="0"/>
+                              <w:bottom w:val="single" w:color="ffffff" w:sz="8" w:space="0" w:shadow="0" w:frame="0"/>
+                              <w:right w:val="single" w:color="ffffff" w:sz="8" w:space="0" w:shadow="0" w:frame="0"/>
+                            </w:tcBorders>
+                            <w:shd w:val="clear" w:color="auto" w:fill="cacaca"/>
+                            <w:tcMar>
+                              <w:top w:type="dxa" w:w="0"/>
+                              <w:left w:type="dxa" w:w="0"/>
+                              <w:bottom w:type="dxa" w:w="0"/>
+                              <w:right w:type="dxa" w:w="0"/>
+                            </w:tcMar>
+                            <w:vAlign w:val="top"/>
+                          </w:tcPr>
+                          <w:p>
+                            <w:pPr>
+                              <w:keepNext w:val="0"/>
+                              <w:keepLines w:val="0"/>
+                              <w:pageBreakBefore w:val="0"/>
+                              <w:widowControl w:val="1"/>
+                              <w:shd w:val="clear" w:color="auto" w:fill="auto"/>
+                              <w:tabs>
+                                <w:tab w:val="left" w:pos="1440"/>
+                                <w:tab w:val="left" w:pos="2880"/>
+                              </w:tabs>
+                              <w:suppressAutoHyphens w:val="1"/>
+                              <w:bidi w:val="0"/>
+                              <w:spacing w:before="0" w:after="0" w:line="240" w:lineRule="auto"/>
+                              <w:ind w:left="0" w:right="0" w:firstLine="0"/>
+                              <w:jc w:val="center"/>
+                              <w:outlineLvl w:val="0"/>
+                              <w:rPr>
+                                <w:rtl w:val="0"/>
+                              </w:rPr>
+                            </w:pPr>
+                            <w:r>
+                              <w:rPr>
+                                <w:rFonts w:ascii="Produkt Regular" w:cs="Arial Unicode MS" w:hAnsi="Produkt Regular" w:eastAsia="Arial Unicode MS"/>
+                                <w:b w:val="0"/>
+                                <w:bCs w:val="0"/>
+                                <w:i w:val="0"/>
+                                <w:iCs w:val="0"/>
+                                <w:caps w:val="0"/>
+                                <w:smallCaps w:val="0"/>
+                                <w:strike w:val="0"/>
+                                <w:dstrike w:val="0"/>
+                                <w:outline w:val="0"/>
+                                <w:color w:val="000000"/>
+                                <w:spacing w:val="0"/>
+                                <w:kern w:val="0"/>
+                                <w:position w:val="0"/>
+                                <w:sz w:val="42"/>
+                                <w:szCs w:val="42"/>
+                                <w:u w:val="none"/>
+                                <w:shd w:val="nil" w:color="auto" w:fill="auto"/>
+                                <w:vertAlign w:val="baseline"/>
+                                <w:rtl w:val="0"/>
+                                <w14:textOutline w14:w="12700" w14:cap="flat">
+                                  <w14:noFill/>
+                                  <w14:miter w14:lim="400000"/>
+                                </w14:textOutline>
+                                <w14:textFill>
+                                  <w14:solidFill>
+                                    <w14:srgbClr w14:val="000000"/>
+                                  </w14:solidFill>
+                                </w14:textFill>
+                              </w:rPr>
+                              <w:t>CONTENTS</w:t>
+                            </w:r>
+                          </w:p>
+                        </w:tc>
+                        <w:tc>
+                          <w:tcPr>
+                            <w:tcW w:type="dxa" w:w="4012"/>
+                            <w:tcBorders>
+                              <w:top w:val="single" w:color="ffffff" w:sz="8" w:space="0" w:shadow="0" w:frame="0"/>
+                              <w:left w:val="single" w:color="ffffff" w:sz="8" w:space="0" w:shadow="0" w:frame="0"/>
+                              <w:bottom w:val="single" w:color="ffffff" w:sz="8" w:space="0" w:shadow="0" w:frame="0"/>
+                              <w:right w:val="single" w:color="ffffff" w:sz="8" w:space="0" w:shadow="0" w:frame="0"/>
+                            </w:tcBorders>
+                            <w:shd w:val="clear" w:color="auto" w:fill="cacaca"/>
+                            <w:tcMar>
+                              <w:top w:type="dxa" w:w="0"/>
+                              <w:left w:type="dxa" w:w="0"/>
+                              <w:bottom w:type="dxa" w:w="0"/>
+                              <w:right w:type="dxa" w:w="0"/>
+                            </w:tcMar>
+                            <w:vAlign w:val="top"/>
+                          </w:tcPr>
+                          <w:p>
+                            <w:pPr>
+                              <w:keepNext w:val="0"/>
+                              <w:keepLines w:val="0"/>
+                              <w:pageBreakBefore w:val="0"/>
+                              <w:widowControl w:val="1"/>
+                              <w:shd w:val="clear" w:color="auto" w:fill="auto"/>
+                              <w:tabs>
+                                <w:tab w:val="left" w:pos="1440"/>
+                                <w:tab w:val="left" w:pos="2880"/>
+                              </w:tabs>
+                              <w:suppressAutoHyphens w:val="1"/>
+                              <w:bidi w:val="0"/>
+                              <w:spacing w:before="0" w:after="0" w:line="240" w:lineRule="auto"/>
+                              <w:ind w:left="0" w:right="0" w:firstLine="0"/>
+                              <w:jc w:val="center"/>
+                              <w:outlineLvl w:val="0"/>
+                              <w:rPr>
+                                <w:rtl w:val="0"/>
+                              </w:rPr>
+                            </w:pPr>
+                            <w:r>
+                              <w:rPr>
+                                <w:rFonts w:ascii="Produkt Regular" w:cs="Arial Unicode MS" w:hAnsi="Produkt Regular" w:eastAsia="Arial Unicode MS"/>
+                                <w:b w:val="0"/>
+                                <w:bCs w:val="0"/>
+                                <w:i w:val="0"/>
+                                <w:iCs w:val="0"/>
+                                <w:caps w:val="0"/>
+                                <w:smallCaps w:val="0"/>
+                                <w:strike w:val="0"/>
+                                <w:dstrike w:val="0"/>
+                                <w:outline w:val="0"/>
+                                <w:color w:val="000000"/>
+                                <w:spacing w:val="0"/>
+                                <w:kern w:val="0"/>
+                                <w:position w:val="0"/>
+                                <w:sz w:val="42"/>
+                                <w:szCs w:val="42"/>
+                                <w:u w:val="none"/>
+                                <w:shd w:val="nil" w:color="auto" w:fill="auto"/>
+                                <w:vertAlign w:val="baseline"/>
+                                <w:rtl w:val="0"/>
+                                <w14:textOutline w14:w="12700" w14:cap="flat">
+                                  <w14:noFill/>
+                                  <w14:miter w14:lim="400000"/>
+                                </w14:textOutline>
+                                <w14:textFill>
+                                  <w14:solidFill>
+                                    <w14:srgbClr w14:val="000000"/>
+                                  </w14:solidFill>
+                                </w14:textFill>
+                              </w:rPr>
+                              <w:t>PAGE NO.</w:t>
+                            </w:r>
+                          </w:p>
+                        </w:tc>
+                      </w:tr>
+                      <w:tr>
+                        <w:tblPrEx>
+                          <w:shd w:val="clear" w:color="auto" w:fill="cacaca"/>
+                        </w:tblPrEx>
+                        <w:trPr>
+                          <w:trHeight w:val="1453" w:hRule="atLeast"/>
+                        </w:trPr>
+                        <w:tc>
+                          <w:tcPr>
+                            <w:tcW w:type="dxa" w:w="4012"/>
+                            <w:tcBorders>
+                              <w:top w:val="single" w:color="ffffff" w:sz="8" w:space="0" w:shadow="0" w:frame="0"/>
+                              <w:left w:val="single" w:color="ffffff" w:sz="8" w:space="0" w:shadow="0" w:frame="0"/>
+                              <w:bottom w:val="single" w:color="ffffff" w:sz="8" w:space="0" w:shadow="0" w:frame="0"/>
+                              <w:right w:val="single" w:color="ffffff" w:sz="8" w:space="0" w:shadow="0" w:frame="0"/>
+                            </w:tcBorders>
+                            <w:shd w:val="clear" w:color="auto" w:fill="e6e6e6"/>
+                            <w:tcMar>
+                              <w:top w:type="dxa" w:w="0"/>
+                              <w:left w:type="dxa" w:w="0"/>
+                              <w:bottom w:type="dxa" w:w="0"/>
+                              <w:right w:type="dxa" w:w="0"/>
+                            </w:tcMar>
+                            <w:vAlign w:val="top"/>
+                          </w:tcPr>
+                          <w:p>
+                            <w:pPr>
+                              <w:keepNext w:val="0"/>
+                              <w:keepLines w:val="0"/>
+                              <w:pageBreakBefore w:val="0"/>
+                              <w:widowControl w:val="1"/>
+                              <w:shd w:val="clear" w:color="auto" w:fill="auto"/>
+                              <w:tabs>
+                                <w:tab w:val="left" w:pos="1440"/>
+                                <w:tab w:val="left" w:pos="2880"/>
+                              </w:tabs>
+                              <w:suppressAutoHyphens w:val="1"/>
+                              <w:bidi w:val="0"/>
+                              <w:spacing w:before="0" w:after="0" w:line="240" w:lineRule="auto"/>
+                              <w:ind w:left="0" w:right="0" w:firstLine="0"/>
+                              <w:jc w:val="center"/>
+                              <w:outlineLvl w:val="0"/>
+                              <w:rPr>
+                                <w:rtl w:val="0"/>
+                              </w:rPr>
+                            </w:pPr>
+                            <w:r>
+                              <w:rPr>
+                                <w:rFonts w:ascii="Produkt Extralight" w:cs="Arial Unicode MS" w:hAnsi="Produkt Extralight" w:eastAsia="Arial Unicode MS"/>
+                                <w:b w:val="0"/>
+                                <w:bCs w:val="0"/>
+                                <w:i w:val="0"/>
+                                <w:iCs w:val="0"/>
+                                <w:caps w:val="0"/>
+                                <w:smallCaps w:val="0"/>
+                                <w:strike w:val="0"/>
+                                <w:dstrike w:val="0"/>
+                                <w:outline w:val="0"/>
+                                <w:color w:val="000000"/>
+                                <w:spacing w:val="0"/>
+                                <w:kern w:val="0"/>
+                                <w:position w:val="0"/>
+                                <w:sz w:val="34"/>
+                                <w:szCs w:val="34"/>
+                                <w:u w:val="none"/>
+                                <w:shd w:val="nil" w:color="auto" w:fill="auto"/>
+                                <w:vertAlign w:val="baseline"/>
+                                <w:rtl w:val="0"/>
+                                <w14:textOutline w14:w="12700" w14:cap="flat">
+                                  <w14:noFill/>
+                                  <w14:miter w14:lim="400000"/>
+                                </w14:textOutline>
+                                <w14:textFill>
+                                  <w14:solidFill>
+                                    <w14:srgbClr w14:val="000000"/>
+                                  </w14:solidFill>
+                                </w14:textFill>
+                              </w:rPr>
+                              <w:t>INTRODUCTION</w:t>
+                            </w:r>
+                          </w:p>
+                        </w:tc>
+                        <w:tc>
+                          <w:tcPr>
+                            <w:tcW w:type="dxa" w:w="4012"/>
+                            <w:tcBorders>
+                              <w:top w:val="single" w:color="ffffff" w:sz="8" w:space="0" w:shadow="0" w:frame="0"/>
+                              <w:left w:val="single" w:color="ffffff" w:sz="8" w:space="0" w:shadow="0" w:frame="0"/>
+                              <w:bottom w:val="single" w:color="ffffff" w:sz="8" w:space="0" w:shadow="0" w:frame="0"/>
+                              <w:right w:val="single" w:color="ffffff" w:sz="8" w:space="0" w:shadow="0" w:frame="0"/>
+                            </w:tcBorders>
+                            <w:shd w:val="clear" w:color="auto" w:fill="e6e6e6"/>
+                            <w:tcMar>
+                              <w:top w:type="dxa" w:w="0"/>
+                              <w:left w:type="dxa" w:w="0"/>
+                              <w:bottom w:type="dxa" w:w="0"/>
+                              <w:right w:type="dxa" w:w="0"/>
+                            </w:tcMar>
+                            <w:vAlign w:val="top"/>
+                          </w:tcPr>
+                          <w:p/>
+                        </w:tc>
+                      </w:tr>
+                      <w:tr>
+                        <w:tblPrEx>
+                          <w:shd w:val="clear" w:color="auto" w:fill="cacaca"/>
+                        </w:tblPrEx>
+                        <w:trPr>
+                          <w:trHeight w:val="1453" w:hRule="atLeast"/>
+                        </w:trPr>
+                        <w:tc>
+                          <w:tcPr>
+                            <w:tcW w:type="dxa" w:w="4012"/>
+                            <w:tcBorders>
+                              <w:top w:val="single" w:color="ffffff" w:sz="8" w:space="0" w:shadow="0" w:frame="0"/>
+                              <w:left w:val="single" w:color="ffffff" w:sz="8" w:space="0" w:shadow="0" w:frame="0"/>
+                              <w:bottom w:val="single" w:color="ffffff" w:sz="8" w:space="0" w:shadow="0" w:frame="0"/>
+                              <w:right w:val="single" w:color="ffffff" w:sz="8" w:space="0" w:shadow="0" w:frame="0"/>
+                            </w:tcBorders>
+                            <w:shd w:val="clear" w:color="auto" w:fill="cacaca"/>
+                            <w:tcMar>
+                              <w:top w:type="dxa" w:w="0"/>
+                              <w:left w:type="dxa" w:w="0"/>
+                              <w:bottom w:type="dxa" w:w="0"/>
+                              <w:right w:type="dxa" w:w="0"/>
+                            </w:tcMar>
+                            <w:vAlign w:val="top"/>
+                          </w:tcPr>
+                          <w:p>
+                            <w:pPr>
+                              <w:keepNext w:val="0"/>
+                              <w:keepLines w:val="0"/>
+                              <w:pageBreakBefore w:val="0"/>
+                              <w:widowControl w:val="1"/>
+                              <w:shd w:val="clear" w:color="auto" w:fill="auto"/>
+                              <w:tabs>
+                                <w:tab w:val="left" w:pos="1440"/>
+                                <w:tab w:val="left" w:pos="2880"/>
+                              </w:tabs>
+                              <w:suppressAutoHyphens w:val="1"/>
+                              <w:bidi w:val="0"/>
+                              <w:spacing w:before="0" w:after="0" w:line="240" w:lineRule="auto"/>
+                              <w:ind w:left="0" w:right="0" w:firstLine="0"/>
+                              <w:jc w:val="center"/>
+                              <w:outlineLvl w:val="0"/>
+                              <w:rPr>
+                                <w:rtl w:val="0"/>
+                              </w:rPr>
+                            </w:pPr>
+                            <w:r>
+                              <w:rPr>
+                                <w:rFonts w:ascii="Produkt Extralight" w:cs="Arial Unicode MS" w:hAnsi="Produkt Extralight" w:eastAsia="Arial Unicode MS"/>
+                                <w:b w:val="0"/>
+                                <w:bCs w:val="0"/>
+                                <w:i w:val="0"/>
+                                <w:iCs w:val="0"/>
+                                <w:caps w:val="0"/>
+                                <w:smallCaps w:val="0"/>
+                                <w:strike w:val="0"/>
+                                <w:dstrike w:val="0"/>
+                                <w:outline w:val="0"/>
+                                <w:color w:val="000000"/>
+                                <w:spacing w:val="0"/>
+                                <w:kern w:val="0"/>
+                                <w:position w:val="0"/>
+                                <w:sz w:val="34"/>
+                                <w:szCs w:val="34"/>
+                                <w:u w:val="none"/>
+                                <w:shd w:val="nil" w:color="auto" w:fill="auto"/>
+                                <w:vertAlign w:val="baseline"/>
+                                <w:rtl w:val="0"/>
+                                <w14:textOutline w14:w="12700" w14:cap="flat">
+                                  <w14:noFill/>
+                                  <w14:miter w14:lim="400000"/>
+                                </w14:textOutline>
+                                <w14:textFill>
+                                  <w14:solidFill>
+                                    <w14:srgbClr w14:val="000000"/>
+                                  </w14:solidFill>
+                                </w14:textFill>
+                              </w:rPr>
+                              <w:t>METHODOLOGY</w:t>
+                            </w:r>
+                          </w:p>
+                        </w:tc>
+                        <w:tc>
+                          <w:tcPr>
+                            <w:tcW w:type="dxa" w:w="4012"/>
+                            <w:tcBorders>
+                              <w:top w:val="single" w:color="ffffff" w:sz="8" w:space="0" w:shadow="0" w:frame="0"/>
+                              <w:left w:val="single" w:color="ffffff" w:sz="8" w:space="0" w:shadow="0" w:frame="0"/>
+                              <w:bottom w:val="single" w:color="ffffff" w:sz="8" w:space="0" w:shadow="0" w:frame="0"/>
+                              <w:right w:val="single" w:color="ffffff" w:sz="8" w:space="0" w:shadow="0" w:frame="0"/>
+                            </w:tcBorders>
+                            <w:shd w:val="clear" w:color="auto" w:fill="cacaca"/>
+                            <w:tcMar>
+                              <w:top w:type="dxa" w:w="0"/>
+                              <w:left w:type="dxa" w:w="0"/>
+                              <w:bottom w:type="dxa" w:w="0"/>
+                              <w:right w:type="dxa" w:w="0"/>
+                            </w:tcMar>
+                            <w:vAlign w:val="top"/>
+                          </w:tcPr>
+                          <w:p/>
+                        </w:tc>
+                      </w:tr>
+                      <w:tr>
+                        <w:tblPrEx>
+                          <w:shd w:val="clear" w:color="auto" w:fill="cacaca"/>
+                        </w:tblPrEx>
+                        <w:trPr>
+                          <w:trHeight w:val="1453" w:hRule="atLeast"/>
+                        </w:trPr>
+                        <w:tc>
+                          <w:tcPr>
+                            <w:tcW w:type="dxa" w:w="4012"/>
+                            <w:tcBorders>
+                              <w:top w:val="single" w:color="ffffff" w:sz="8" w:space="0" w:shadow="0" w:frame="0"/>
+                              <w:left w:val="single" w:color="ffffff" w:sz="8" w:space="0" w:shadow="0" w:frame="0"/>
+                              <w:bottom w:val="single" w:color="ffffff" w:sz="8" w:space="0" w:shadow="0" w:frame="0"/>
+                              <w:right w:val="single" w:color="ffffff" w:sz="8" w:space="0" w:shadow="0" w:frame="0"/>
+                            </w:tcBorders>
+                            <w:shd w:val="clear" w:color="auto" w:fill="e6e6e6"/>
+                            <w:tcMar>
+                              <w:top w:type="dxa" w:w="0"/>
+                              <w:left w:type="dxa" w:w="0"/>
+                              <w:bottom w:type="dxa" w:w="0"/>
+                              <w:right w:type="dxa" w:w="0"/>
+                            </w:tcMar>
+                            <w:vAlign w:val="top"/>
+                          </w:tcPr>
+                          <w:p>
+                            <w:pPr>
+                              <w:keepNext w:val="0"/>
+                              <w:keepLines w:val="0"/>
+                              <w:pageBreakBefore w:val="0"/>
+                              <w:widowControl w:val="1"/>
+                              <w:shd w:val="clear" w:color="auto" w:fill="auto"/>
+                              <w:tabs>
+                                <w:tab w:val="left" w:pos="1440"/>
+                                <w:tab w:val="left" w:pos="2880"/>
+                              </w:tabs>
+                              <w:suppressAutoHyphens w:val="1"/>
+                              <w:bidi w:val="0"/>
+                              <w:spacing w:before="0" w:after="0" w:line="240" w:lineRule="auto"/>
+                              <w:ind w:left="0" w:right="0" w:firstLine="0"/>
+                              <w:jc w:val="center"/>
+                              <w:outlineLvl w:val="0"/>
+                              <w:rPr>
+                                <w:rtl w:val="0"/>
+                              </w:rPr>
+                            </w:pPr>
+                            <w:r>
+                              <w:rPr>
+                                <w:rFonts w:ascii="Produkt Extralight" w:cs="Arial Unicode MS" w:hAnsi="Produkt Extralight" w:eastAsia="Arial Unicode MS"/>
+                                <w:b w:val="0"/>
+                                <w:bCs w:val="0"/>
+                                <w:i w:val="0"/>
+                                <w:iCs w:val="0"/>
+                                <w:caps w:val="0"/>
+                                <w:smallCaps w:val="0"/>
+                                <w:strike w:val="0"/>
+                                <w:dstrike w:val="0"/>
+                                <w:outline w:val="0"/>
+                                <w:color w:val="000000"/>
+                                <w:spacing w:val="0"/>
+                                <w:kern w:val="0"/>
+                                <w:position w:val="0"/>
+                                <w:sz w:val="34"/>
+                                <w:szCs w:val="34"/>
+                                <w:u w:val="none"/>
+                                <w:shd w:val="nil" w:color="auto" w:fill="auto"/>
+                                <w:vertAlign w:val="baseline"/>
+                                <w:rtl w:val="0"/>
+                                <w14:textOutline w14:w="12700" w14:cap="flat">
+                                  <w14:noFill/>
+                                  <w14:miter w14:lim="400000"/>
+                                </w14:textOutline>
+                                <w14:textFill>
+                                  <w14:solidFill>
+                                    <w14:srgbClr w14:val="000000"/>
+                                  </w14:solidFill>
+                                </w14:textFill>
+                              </w:rPr>
+                              <w:t>SOURCE CODE</w:t>
+                            </w:r>
+                          </w:p>
+                        </w:tc>
+                        <w:tc>
+                          <w:tcPr>
+                            <w:tcW w:type="dxa" w:w="4012"/>
+                            <w:tcBorders>
+                              <w:top w:val="single" w:color="ffffff" w:sz="8" w:space="0" w:shadow="0" w:frame="0"/>
+                              <w:left w:val="single" w:color="ffffff" w:sz="8" w:space="0" w:shadow="0" w:frame="0"/>
+                              <w:bottom w:val="single" w:color="ffffff" w:sz="8" w:space="0" w:shadow="0" w:frame="0"/>
+                              <w:right w:val="single" w:color="ffffff" w:sz="8" w:space="0" w:shadow="0" w:frame="0"/>
+                            </w:tcBorders>
+                            <w:shd w:val="clear" w:color="auto" w:fill="e6e6e6"/>
+                            <w:tcMar>
+                              <w:top w:type="dxa" w:w="0"/>
+                              <w:left w:type="dxa" w:w="0"/>
+                              <w:bottom w:type="dxa" w:w="0"/>
+                              <w:right w:type="dxa" w:w="0"/>
+                            </w:tcMar>
+                            <w:vAlign w:val="top"/>
+                          </w:tcPr>
+                          <w:p/>
+                        </w:tc>
+                      </w:tr>
+                      <w:tr>
+                        <w:tblPrEx>
+                          <w:shd w:val="clear" w:color="auto" w:fill="cacaca"/>
+                        </w:tblPrEx>
+                        <w:trPr>
+                          <w:trHeight w:val="1453" w:hRule="atLeast"/>
+                        </w:trPr>
+                        <w:tc>
+                          <w:tcPr>
+                            <w:tcW w:type="dxa" w:w="4012"/>
+                            <w:tcBorders>
+                              <w:top w:val="single" w:color="ffffff" w:sz="8" w:space="0" w:shadow="0" w:frame="0"/>
+                              <w:left w:val="single" w:color="ffffff" w:sz="8" w:space="0" w:shadow="0" w:frame="0"/>
+                              <w:bottom w:val="single" w:color="ffffff" w:sz="8" w:space="0" w:shadow="0" w:frame="0"/>
+                              <w:right w:val="single" w:color="ffffff" w:sz="8" w:space="0" w:shadow="0" w:frame="0"/>
+                            </w:tcBorders>
+                            <w:shd w:val="clear" w:color="auto" w:fill="cacaca"/>
+                            <w:tcMar>
+                              <w:top w:type="dxa" w:w="0"/>
+                              <w:left w:type="dxa" w:w="0"/>
+                              <w:bottom w:type="dxa" w:w="0"/>
+                              <w:right w:type="dxa" w:w="0"/>
+                            </w:tcMar>
+                            <w:vAlign w:val="top"/>
+                          </w:tcPr>
+                          <w:p>
+                            <w:pPr>
+                              <w:keepNext w:val="0"/>
+                              <w:keepLines w:val="0"/>
+                              <w:pageBreakBefore w:val="0"/>
+                              <w:widowControl w:val="1"/>
+                              <w:shd w:val="clear" w:color="auto" w:fill="auto"/>
+                              <w:tabs>
+                                <w:tab w:val="left" w:pos="1440"/>
+                                <w:tab w:val="left" w:pos="2880"/>
+                              </w:tabs>
+                              <w:suppressAutoHyphens w:val="1"/>
+                              <w:bidi w:val="0"/>
+                              <w:spacing w:before="0" w:after="0" w:line="240" w:lineRule="auto"/>
+                              <w:ind w:left="0" w:right="0" w:firstLine="0"/>
+                              <w:jc w:val="center"/>
+                              <w:outlineLvl w:val="0"/>
+                              <w:rPr>
+                                <w:rtl w:val="0"/>
+                              </w:rPr>
+                            </w:pPr>
+                            <w:r>
+                              <w:rPr>
+                                <w:rFonts w:ascii="Produkt Extralight" w:cs="Arial Unicode MS" w:hAnsi="Produkt Extralight" w:eastAsia="Arial Unicode MS"/>
+                                <w:b w:val="0"/>
+                                <w:bCs w:val="0"/>
+                                <w:i w:val="0"/>
+                                <w:iCs w:val="0"/>
+                                <w:caps w:val="0"/>
+                                <w:smallCaps w:val="0"/>
+                                <w:strike w:val="0"/>
+                                <w:dstrike w:val="0"/>
+                                <w:outline w:val="0"/>
+                                <w:color w:val="000000"/>
+                                <w:spacing w:val="0"/>
+                                <w:kern w:val="0"/>
+                                <w:position w:val="0"/>
+                                <w:sz w:val="34"/>
+                                <w:szCs w:val="34"/>
+                                <w:u w:val="none"/>
+                                <w:shd w:val="nil" w:color="auto" w:fill="auto"/>
+                                <w:vertAlign w:val="baseline"/>
+                                <w:rtl w:val="0"/>
+                                <w14:textOutline w14:w="12700" w14:cap="flat">
+                                  <w14:noFill/>
+                                  <w14:miter w14:lim="400000"/>
+                                </w14:textOutline>
+                                <w14:textFill>
+                                  <w14:solidFill>
+                                    <w14:srgbClr w14:val="000000"/>
+                                  </w14:solidFill>
+                                </w14:textFill>
+                              </w:rPr>
+                              <w:t>RESULTS/OUTPUT</w:t>
+                            </w:r>
+                          </w:p>
+                        </w:tc>
+                        <w:tc>
+                          <w:tcPr>
+                            <w:tcW w:type="dxa" w:w="4012"/>
+                            <w:tcBorders>
+                              <w:top w:val="single" w:color="ffffff" w:sz="8" w:space="0" w:shadow="0" w:frame="0"/>
+                              <w:left w:val="single" w:color="ffffff" w:sz="8" w:space="0" w:shadow="0" w:frame="0"/>
+                              <w:bottom w:val="single" w:color="ffffff" w:sz="8" w:space="0" w:shadow="0" w:frame="0"/>
+                              <w:right w:val="single" w:color="ffffff" w:sz="8" w:space="0" w:shadow="0" w:frame="0"/>
+                            </w:tcBorders>
+                            <w:shd w:val="clear" w:color="auto" w:fill="cacaca"/>
+                            <w:tcMar>
+                              <w:top w:type="dxa" w:w="0"/>
+                              <w:left w:type="dxa" w:w="0"/>
+                              <w:bottom w:type="dxa" w:w="0"/>
+                              <w:right w:type="dxa" w:w="0"/>
+                            </w:tcMar>
+                            <w:vAlign w:val="top"/>
+                          </w:tcPr>
+                          <w:p/>
+                        </w:tc>
+                      </w:tr>
+                      <w:tr>
+                        <w:tblPrEx>
+                          <w:shd w:val="clear" w:color="auto" w:fill="cacaca"/>
+                        </w:tblPrEx>
+                        <w:trPr>
+                          <w:trHeight w:val="1453" w:hRule="atLeast"/>
+                        </w:trPr>
+                        <w:tc>
+                          <w:tcPr>
+                            <w:tcW w:type="dxa" w:w="4012"/>
+                            <w:tcBorders>
+                              <w:top w:val="single" w:color="ffffff" w:sz="8" w:space="0" w:shadow="0" w:frame="0"/>
+                              <w:left w:val="single" w:color="ffffff" w:sz="8" w:space="0" w:shadow="0" w:frame="0"/>
+                              <w:bottom w:val="single" w:color="ffffff" w:sz="8" w:space="0" w:shadow="0" w:frame="0"/>
+                              <w:right w:val="single" w:color="ffffff" w:sz="8" w:space="0" w:shadow="0" w:frame="0"/>
+                            </w:tcBorders>
+                            <w:shd w:val="clear" w:color="auto" w:fill="e6e6e6"/>
+                            <w:tcMar>
+                              <w:top w:type="dxa" w:w="0"/>
+                              <w:left w:type="dxa" w:w="0"/>
+                              <w:bottom w:type="dxa" w:w="0"/>
+                              <w:right w:type="dxa" w:w="0"/>
+                            </w:tcMar>
+                            <w:vAlign w:val="top"/>
+                          </w:tcPr>
+                          <w:p>
+                            <w:pPr>
+                              <w:keepNext w:val="0"/>
+                              <w:keepLines w:val="0"/>
+                              <w:pageBreakBefore w:val="0"/>
+                              <w:widowControl w:val="1"/>
+                              <w:shd w:val="clear" w:color="auto" w:fill="auto"/>
+                              <w:tabs>
+                                <w:tab w:val="left" w:pos="1440"/>
+                                <w:tab w:val="left" w:pos="2880"/>
+                              </w:tabs>
+                              <w:suppressAutoHyphens w:val="1"/>
+                              <w:bidi w:val="0"/>
+                              <w:spacing w:before="0" w:after="0" w:line="240" w:lineRule="auto"/>
+                              <w:ind w:left="0" w:right="0" w:firstLine="0"/>
+                              <w:jc w:val="center"/>
+                              <w:outlineLvl w:val="0"/>
+                              <w:rPr>
+                                <w:rtl w:val="0"/>
+                              </w:rPr>
+                            </w:pPr>
+                            <w:r>
+                              <w:rPr>
+                                <w:rFonts w:ascii="Produkt Extralight" w:cs="Arial Unicode MS" w:hAnsi="Produkt Extralight" w:eastAsia="Arial Unicode MS"/>
+                                <w:b w:val="0"/>
+                                <w:bCs w:val="0"/>
+                                <w:i w:val="0"/>
+                                <w:iCs w:val="0"/>
+                                <w:caps w:val="0"/>
+                                <w:smallCaps w:val="0"/>
+                                <w:strike w:val="0"/>
+                                <w:dstrike w:val="0"/>
+                                <w:outline w:val="0"/>
+                                <w:color w:val="000000"/>
+                                <w:spacing w:val="0"/>
+                                <w:kern w:val="0"/>
+                                <w:position w:val="0"/>
+                                <w:sz w:val="34"/>
+                                <w:szCs w:val="34"/>
+                                <w:u w:val="none"/>
+                                <w:shd w:val="nil" w:color="auto" w:fill="auto"/>
+                                <w:vertAlign w:val="baseline"/>
+                                <w:rtl w:val="0"/>
+                                <w14:textOutline w14:w="12700" w14:cap="flat">
+                                  <w14:noFill/>
+                                  <w14:miter w14:lim="400000"/>
+                                </w14:textOutline>
+                                <w14:textFill>
+                                  <w14:solidFill>
+                                    <w14:srgbClr w14:val="000000"/>
+                                  </w14:solidFill>
+                                </w14:textFill>
+                              </w:rPr>
+                              <w:t>SUMMARY</w:t>
+                            </w:r>
+                          </w:p>
+                        </w:tc>
+                        <w:tc>
+                          <w:tcPr>
+                            <w:tcW w:type="dxa" w:w="4012"/>
+                            <w:tcBorders>
+                              <w:top w:val="single" w:color="ffffff" w:sz="8" w:space="0" w:shadow="0" w:frame="0"/>
+                              <w:left w:val="single" w:color="ffffff" w:sz="8" w:space="0" w:shadow="0" w:frame="0"/>
+                              <w:bottom w:val="single" w:color="ffffff" w:sz="8" w:space="0" w:shadow="0" w:frame="0"/>
+                              <w:right w:val="single" w:color="ffffff" w:sz="8" w:space="0" w:shadow="0" w:frame="0"/>
+                            </w:tcBorders>
+                            <w:shd w:val="clear" w:color="auto" w:fill="e6e6e6"/>
+                            <w:tcMar>
+                              <w:top w:type="dxa" w:w="0"/>
+                              <w:left w:type="dxa" w:w="0"/>
+                              <w:bottom w:type="dxa" w:w="0"/>
+                              <w:right w:type="dxa" w:w="0"/>
+                            </w:tcMar>
+                            <w:vAlign w:val="top"/>
+                          </w:tcPr>
+                          <w:p/>
+                        </w:tc>
+                      </w:tr>
+                      <w:tr>
+                        <w:tblPrEx>
+                          <w:shd w:val="clear" w:color="auto" w:fill="cacaca"/>
+                        </w:tblPrEx>
+                        <w:trPr>
+                          <w:trHeight w:val="1453" w:hRule="atLeast"/>
+                        </w:trPr>
+                        <w:tc>
+                          <w:tcPr>
+                            <w:tcW w:type="dxa" w:w="4012"/>
+                            <w:tcBorders>
+                              <w:top w:val="single" w:color="ffffff" w:sz="8" w:space="0" w:shadow="0" w:frame="0"/>
+                              <w:left w:val="single" w:color="ffffff" w:sz="8" w:space="0" w:shadow="0" w:frame="0"/>
+                              <w:bottom w:val="single" w:color="ffffff" w:sz="8" w:space="0" w:shadow="0" w:frame="0"/>
+                              <w:right w:val="single" w:color="ffffff" w:sz="8" w:space="0" w:shadow="0" w:frame="0"/>
+                            </w:tcBorders>
+                            <w:shd w:val="clear" w:color="auto" w:fill="cacaca"/>
+                            <w:tcMar>
+                              <w:top w:type="dxa" w:w="0"/>
+                              <w:left w:type="dxa" w:w="0"/>
+                              <w:bottom w:type="dxa" w:w="0"/>
+                              <w:right w:type="dxa" w:w="0"/>
+                            </w:tcMar>
+                            <w:vAlign w:val="top"/>
+                          </w:tcPr>
+                          <w:p>
+                            <w:pPr>
+                              <w:keepNext w:val="0"/>
+                              <w:keepLines w:val="0"/>
+                              <w:pageBreakBefore w:val="0"/>
+                              <w:widowControl w:val="1"/>
+                              <w:shd w:val="clear" w:color="auto" w:fill="auto"/>
+                              <w:tabs>
+                                <w:tab w:val="left" w:pos="1440"/>
+                                <w:tab w:val="left" w:pos="2880"/>
+                              </w:tabs>
+                              <w:suppressAutoHyphens w:val="1"/>
+                              <w:bidi w:val="0"/>
+                              <w:spacing w:before="0" w:after="0" w:line="240" w:lineRule="auto"/>
+                              <w:ind w:left="0" w:right="0" w:firstLine="0"/>
+                              <w:jc w:val="center"/>
+                              <w:outlineLvl w:val="0"/>
+                              <w:rPr>
+                                <w:rtl w:val="0"/>
+                              </w:rPr>
+                            </w:pPr>
+                            <w:r>
+                              <w:rPr>
+                                <w:rFonts w:ascii="Produkt Extralight" w:cs="Arial Unicode MS" w:hAnsi="Produkt Extralight" w:eastAsia="Arial Unicode MS"/>
+                                <w:b w:val="0"/>
+                                <w:bCs w:val="0"/>
+                                <w:i w:val="0"/>
+                                <w:iCs w:val="0"/>
+                                <w:caps w:val="0"/>
+                                <w:smallCaps w:val="0"/>
+                                <w:strike w:val="0"/>
+                                <w:dstrike w:val="0"/>
+                                <w:outline w:val="0"/>
+                                <w:color w:val="000000"/>
+                                <w:spacing w:val="0"/>
+                                <w:kern w:val="0"/>
+                                <w:position w:val="0"/>
+                                <w:sz w:val="34"/>
+                                <w:szCs w:val="34"/>
+                                <w:u w:val="none"/>
+                                <w:shd w:val="nil" w:color="auto" w:fill="auto"/>
+                                <w:vertAlign w:val="baseline"/>
+                                <w:rtl w:val="0"/>
+                                <w14:textOutline w14:w="12700" w14:cap="flat">
+                                  <w14:noFill/>
+                                  <w14:miter w14:lim="400000"/>
+                                </w14:textOutline>
+                                <w14:textFill>
+                                  <w14:solidFill>
+                                    <w14:srgbClr w14:val="000000"/>
+                                  </w14:solidFill>
+                                </w14:textFill>
+                              </w:rPr>
+                              <w:t>ACKNOWLEDGEMENT</w:t>
+                            </w:r>
+                          </w:p>
+                        </w:tc>
+                        <w:tc>
+                          <w:tcPr>
+                            <w:tcW w:type="dxa" w:w="4012"/>
+                            <w:tcBorders>
+                              <w:top w:val="single" w:color="ffffff" w:sz="8" w:space="0" w:shadow="0" w:frame="0"/>
+                              <w:left w:val="single" w:color="ffffff" w:sz="8" w:space="0" w:shadow="0" w:frame="0"/>
+                              <w:bottom w:val="single" w:color="ffffff" w:sz="8" w:space="0" w:shadow="0" w:frame="0"/>
+                              <w:right w:val="single" w:color="ffffff" w:sz="8" w:space="0" w:shadow="0" w:frame="0"/>
+                            </w:tcBorders>
+                            <w:shd w:val="clear" w:color="auto" w:fill="cacaca"/>
+                            <w:tcMar>
+                              <w:top w:type="dxa" w:w="0"/>
+                              <w:left w:type="dxa" w:w="0"/>
+                              <w:bottom w:type="dxa" w:w="0"/>
+                              <w:right w:type="dxa" w:w="0"/>
+                            </w:tcMar>
+                            <w:vAlign w:val="top"/>
+                          </w:tcPr>
+                          <w:p/>
+                        </w:tc>
+                      </w:tr>
+                      <w:tr>
+                        <w:tblPrEx>
+                          <w:shd w:val="clear" w:color="auto" w:fill="cacaca"/>
+                        </w:tblPrEx>
+                        <w:trPr>
+                          <w:trHeight w:val="1453" w:hRule="atLeast"/>
+                        </w:trPr>
+                        <w:tc>
+                          <w:tcPr>
+                            <w:tcW w:type="dxa" w:w="4012"/>
+                            <w:tcBorders>
+                              <w:top w:val="single" w:color="ffffff" w:sz="8" w:space="0" w:shadow="0" w:frame="0"/>
+                              <w:left w:val="single" w:color="ffffff" w:sz="8" w:space="0" w:shadow="0" w:frame="0"/>
+                              <w:bottom w:val="single" w:color="ffffff" w:sz="8" w:space="0" w:shadow="0" w:frame="0"/>
+                              <w:right w:val="single" w:color="ffffff" w:sz="8" w:space="0" w:shadow="0" w:frame="0"/>
+                            </w:tcBorders>
+                            <w:shd w:val="clear" w:color="auto" w:fill="e6e6e6"/>
+                            <w:tcMar>
+                              <w:top w:type="dxa" w:w="0"/>
+                              <w:left w:type="dxa" w:w="0"/>
+                              <w:bottom w:type="dxa" w:w="0"/>
+                              <w:right w:type="dxa" w:w="0"/>
+                            </w:tcMar>
+                            <w:vAlign w:val="top"/>
+                          </w:tcPr>
+                          <w:p>
+                            <w:pPr>
+                              <w:keepNext w:val="0"/>
+                              <w:keepLines w:val="0"/>
+                              <w:pageBreakBefore w:val="0"/>
+                              <w:widowControl w:val="1"/>
+                              <w:shd w:val="clear" w:color="auto" w:fill="auto"/>
+                              <w:tabs>
+                                <w:tab w:val="left" w:pos="1440"/>
+                                <w:tab w:val="left" w:pos="2880"/>
+                              </w:tabs>
+                              <w:suppressAutoHyphens w:val="1"/>
+                              <w:bidi w:val="0"/>
+                              <w:spacing w:before="0" w:after="0" w:line="240" w:lineRule="auto"/>
+                              <w:ind w:left="0" w:right="0" w:firstLine="0"/>
+                              <w:jc w:val="center"/>
+                              <w:outlineLvl w:val="0"/>
+                              <w:rPr>
+                                <w:rtl w:val="0"/>
+                              </w:rPr>
+                            </w:pPr>
+                            <w:r>
+                              <w:rPr>
+                                <w:rFonts w:ascii="Produkt Extralight" w:cs="Arial Unicode MS" w:hAnsi="Produkt Extralight" w:eastAsia="Arial Unicode MS"/>
+                                <w:b w:val="0"/>
+                                <w:bCs w:val="0"/>
+                                <w:i w:val="0"/>
+                                <w:iCs w:val="0"/>
+                                <w:caps w:val="0"/>
+                                <w:smallCaps w:val="0"/>
+                                <w:strike w:val="0"/>
+                                <w:dstrike w:val="0"/>
+                                <w:outline w:val="0"/>
+                                <w:color w:val="000000"/>
+                                <w:spacing w:val="0"/>
+                                <w:kern w:val="0"/>
+                                <w:position w:val="0"/>
+                                <w:sz w:val="34"/>
+                                <w:szCs w:val="34"/>
+                                <w:u w:val="none"/>
+                                <w:shd w:val="nil" w:color="auto" w:fill="auto"/>
+                                <w:vertAlign w:val="baseline"/>
+                                <w:rtl w:val="0"/>
+                                <w14:textOutline w14:w="12700" w14:cap="flat">
+                                  <w14:noFill/>
+                                  <w14:miter w14:lim="400000"/>
+                                </w14:textOutline>
+                                <w14:textFill>
+                                  <w14:solidFill>
+                                    <w14:srgbClr w14:val="000000"/>
+                                  </w14:solidFill>
+                                </w14:textFill>
+                              </w:rPr>
+                              <w:t>BIBLIOGRAPHY</w:t>
+                            </w:r>
+                          </w:p>
+                        </w:tc>
+                        <w:tc>
+                          <w:tcPr>
+                            <w:tcW w:type="dxa" w:w="4012"/>
+                            <w:tcBorders>
+                              <w:top w:val="single" w:color="ffffff" w:sz="8" w:space="0" w:shadow="0" w:frame="0"/>
+                              <w:left w:val="single" w:color="ffffff" w:sz="8" w:space="0" w:shadow="0" w:frame="0"/>
+                              <w:bottom w:val="single" w:color="ffffff" w:sz="8" w:space="0" w:shadow="0" w:frame="0"/>
+                              <w:right w:val="single" w:color="ffffff" w:sz="8" w:space="0" w:shadow="0" w:frame="0"/>
+                            </w:tcBorders>
+                            <w:shd w:val="clear" w:color="auto" w:fill="e6e6e6"/>
+                            <w:tcMar>
+                              <w:top w:type="dxa" w:w="0"/>
+                              <w:left w:type="dxa" w:w="0"/>
+                              <w:bottom w:type="dxa" w:w="0"/>
+                              <w:right w:type="dxa" w:w="0"/>
+                            </w:tcMar>
+                            <w:vAlign w:val="top"/>
+                          </w:tcPr>
+                          <w:p/>
+                        </w:tc>
+                      </w:tr>
+                    </w:tbl>
+                  </w:txbxContent>
+                </v:textbox>
+                <w10:wrap type="topAndBottom" side="bothSides" anchorx="page" anchory="page"/>
+              </v:shape>
+            </w:pict>
+          </mc:Fallback>
+        </mc:AlternateContent>
+      </w:r>
+      <w:r>
+        <w:rPr>
+          <w:rtl w:val="0"/>
+        </w:rPr>
+        <w:t>EX</w:t>
+      </w:r>
+    </w:p>
+    <w:p>
+      <w:pPr>
+        <w:pStyle w:val="Title"/>
+      </w:pPr>
+      <w:r>
+        <w:rPr>
+          <w:rFonts w:ascii="Arial Unicode MS" w:cs="Arial Unicode MS" w:hAnsi="Arial Unicode MS" w:eastAsia="Arial Unicode MS"/>
+          <w:b w:val="0"/>
+          <w:bCs w:val="0"/>
+          <w:i w:val="0"/>
+          <w:iCs w:val="0"/>
+        </w:rPr>
+        <w:br w:type="page"/>
+      </w:r>
+    </w:p>
+    <w:p>
+      <w:pPr>
+        <w:pStyle w:val="Body A"/>
+      </w:pPr>
+    </w:p>
+    <w:p>
+      <w:pPr>
+        <w:pStyle w:val="Body A"/>
+      </w:pPr>
+    </w:p>
+    <w:p>
+      <w:pPr>
         <w:pStyle w:val="Heading"/>
+        <w:rPr>
+          <w:sz w:val="50"/>
+          <w:szCs w:val="50"/>
+        </w:rPr>
       </w:pPr>
       <w:r>
         <w:rPr>
           <w:rFonts w:cs="Arial Unicode MS" w:eastAsia="Arial Unicode MS"/>
-          <w:rtl w:val="0"/>
-          <w:lang w:val="en-US"/>
-        </w:rPr>
-        <w:t>How it works:</w:t>
+          <w:sz w:val="50"/>
+          <w:szCs w:val="50"/>
+          <w:rtl w:val="0"/>
+          <w:lang w:val="en-US"/>
+        </w:rPr>
+        <w:t>INTRODUCTION</w:t>
+      </w:r>
+      <w:r>
+        <w:rPr>
+          <w:rFonts w:cs="Arial Unicode MS" w:eastAsia="Arial Unicode MS"/>
+          <w:sz w:val="50"/>
+          <w:szCs w:val="50"/>
+          <w:rtl w:val="0"/>
+          <w:lang w:val="en-US"/>
+        </w:rPr>
+        <w:t>:</w:t>
+      </w:r>
+    </w:p>
+    <w:p>
+      <w:pPr>
+        <w:pStyle w:val="Body A"/>
+      </w:pPr>
+    </w:p>
+    <w:p>
+      <w:pPr>
+        <w:pStyle w:val="Body A"/>
+        <w:spacing w:after="220" w:line="336" w:lineRule="auto"/>
+        <w:rPr>
+          <w:spacing w:val="28"/>
+          <w:sz w:val="24"/>
+          <w:szCs w:val="24"/>
+        </w:rPr>
+      </w:pPr>
+      <w:r>
+        <w:rPr>
+          <w:spacing w:val="28"/>
+          <w:sz w:val="24"/>
+          <w:szCs w:val="24"/>
+          <w:rtl w:val="0"/>
+          <w:lang w:val="en-US"/>
+        </w:rPr>
+        <w:t>This program gives out a list/array of important information about 20 or more heritage sites in India. This would help greatly in aiding tourists, travelers or trip planners in easily getting consolidated information about such a place. It could maybe function as the backend of a travel agency</w:t>
+      </w:r>
+      <w:r>
+        <w:rPr>
+          <w:spacing w:val="28"/>
+          <w:sz w:val="24"/>
+          <w:szCs w:val="24"/>
+          <w:rtl w:val="1"/>
+        </w:rPr>
+        <w:t>’</w:t>
+      </w:r>
+      <w:r>
+        <w:rPr>
+          <w:spacing w:val="28"/>
+          <w:sz w:val="24"/>
+          <w:szCs w:val="24"/>
+          <w:rtl w:val="0"/>
+          <w:lang w:val="en-US"/>
+        </w:rPr>
+        <w:t>s database.</w:t>
+      </w:r>
+    </w:p>
+    <w:p>
+      <w:pPr>
+        <w:pStyle w:val="Body A"/>
+        <w:spacing w:after="220" w:line="336" w:lineRule="auto"/>
+        <w:rPr>
+          <w:spacing w:val="28"/>
+          <w:sz w:val="24"/>
+          <w:szCs w:val="24"/>
+        </w:rPr>
+      </w:pPr>
+    </w:p>
+    <w:p>
+      <w:pPr>
+        <w:pStyle w:val="Body A"/>
+        <w:spacing w:after="220" w:line="336" w:lineRule="auto"/>
+        <w:rPr>
+          <w:spacing w:val="28"/>
+          <w:sz w:val="24"/>
+          <w:szCs w:val="24"/>
+        </w:rPr>
+      </w:pPr>
+      <w:r>
+        <w:rPr>
+          <w:spacing w:val="28"/>
+          <w:sz w:val="24"/>
+          <w:szCs w:val="24"/>
+          <w:rtl w:val="0"/>
+          <w:lang w:val="en-US"/>
+        </w:rPr>
+        <w:t xml:space="preserve">The program is built on python and can be executed in the shell with the help of a few basic modules (Webbrowser and OS) for implementing URL Redirects and clearing the shell when it overcrowds. It functions with the help of a dictionary which is the key to storing all the data. I have chosen to use a dictionary over comparable types like lists or tuples because of how the dictionary can assign a key-value pair, making it incredibly efficient in indexing, removal, entry, traversing data. </w:t>
+      </w:r>
+    </w:p>
+    <w:p>
+      <w:pPr>
+        <w:pStyle w:val="Body A"/>
+        <w:spacing w:after="220" w:line="336" w:lineRule="auto"/>
+        <w:rPr>
+          <w:spacing w:val="28"/>
+          <w:sz w:val="24"/>
+          <w:szCs w:val="24"/>
+        </w:rPr>
+      </w:pPr>
+    </w:p>
+    <w:p>
+      <w:pPr>
+        <w:pStyle w:val="Body A"/>
+        <w:spacing w:after="220" w:line="336" w:lineRule="auto"/>
+        <w:rPr>
+          <w:spacing w:val="28"/>
+          <w:sz w:val="24"/>
+          <w:szCs w:val="24"/>
+        </w:rPr>
+      </w:pPr>
+      <w:r>
+        <w:rPr>
+          <w:spacing w:val="28"/>
+          <w:sz w:val="24"/>
+          <w:szCs w:val="24"/>
+          <w:rtl w:val="0"/>
+          <w:lang w:val="en-US"/>
+        </w:rPr>
+        <w:t xml:space="preserve">The program prints a list of heritage sites using a function which traverses the dictionary, and returns options to search, delete, add an entry, list the dictionary again, or visit online resources. There are 20 entries by default, but additional information can be added to the main database and stored permanently. </w:t>
+      </w:r>
+    </w:p>
+    <w:p>
+      <w:pPr>
+        <w:pStyle w:val="Body A"/>
+        <w:spacing w:after="220" w:line="336" w:lineRule="auto"/>
+        <w:rPr>
+          <w:spacing w:val="28"/>
+          <w:sz w:val="24"/>
+          <w:szCs w:val="24"/>
+        </w:rPr>
+      </w:pPr>
+    </w:p>
+    <w:p>
+      <w:pPr>
+        <w:pStyle w:val="Body A"/>
+        <w:spacing w:after="220" w:line="336" w:lineRule="auto"/>
+      </w:pPr>
+      <w:r>
+        <w:rPr>
+          <w:spacing w:val="28"/>
+          <w:sz w:val="24"/>
+          <w:szCs w:val="24"/>
+          <w:rtl w:val="0"/>
+          <w:lang w:val="en-US"/>
+        </w:rPr>
+        <w:t>The program could be expanded upon by adding a GUI, maybe a bunch of support links, more options and functions could be added. A tkinter integration could also make it much more user friendly, and less text based.</w:t>
+      </w:r>
+      <w:r>
+        <w:rPr>
+          <w:rFonts w:ascii="Arial Unicode MS" w:cs="Arial Unicode MS" w:hAnsi="Arial Unicode MS" w:eastAsia="Arial Unicode MS"/>
+          <w:b w:val="0"/>
+          <w:bCs w:val="0"/>
+          <w:i w:val="0"/>
+          <w:iCs w:val="0"/>
+        </w:rPr>
+        <w:br w:type="page"/>
       </w:r>
     </w:p>
     <w:p>
@@ -625,50 +2407,55 @@
       </w:pPr>
       <w:r>
         <w:rPr>
-          <w:outline w:val="0"/>
-          <w:color w:val="000000"/>
-          <w:u w:color="000000"/>
-          <w14:textFill>
-            <w14:solidFill>
-              <w14:srgbClr w14:val="000000"/>
-            </w14:solidFill>
-          </w14:textFill>
+          <w:rFonts w:cs="Arial Unicode MS" w:eastAsia="Arial Unicode MS"/>
+          <w:sz w:val="44"/>
+          <w:szCs w:val="44"/>
+          <w:rtl w:val="0"/>
+          <w:lang w:val="en-US"/>
+        </w:rPr>
+        <w:t>METHODOLOGY:</w:t>
+      </w:r>
+      <w:r>
+        <w:rPr>
+          <w:sz w:val="44"/>
+          <w:szCs w:val="44"/>
+          <w:lang w:val="en-US"/>
         </w:rPr>
         <w:drawing xmlns:a="http://schemas.openxmlformats.org/drawingml/2006/main">
-          <wp:anchor distT="152400" distB="152400" distL="152400" distR="152400" simplePos="0" relativeHeight="251662336" behindDoc="0" locked="0" layoutInCell="1" allowOverlap="1">
+          <wp:anchor distT="63500" distB="63500" distL="63500" distR="63500" simplePos="0" relativeHeight="251660288" behindDoc="0" locked="0" layoutInCell="1" allowOverlap="1">
             <wp:simplePos x="0" y="0"/>
-            <wp:positionH relativeFrom="page">
-              <wp:posOffset>3898899</wp:posOffset>
+            <wp:positionH relativeFrom="margin">
+              <wp:posOffset>3455193</wp:posOffset>
             </wp:positionH>
-            <wp:positionV relativeFrom="line">
-              <wp:posOffset>2692400</wp:posOffset>
+            <wp:positionV relativeFrom="page">
+              <wp:posOffset>575749</wp:posOffset>
             </wp:positionV>
-            <wp:extent cx="2995813" cy="3073400"/>
+            <wp:extent cx="2818703" cy="2087082"/>
             <wp:effectExtent l="0" t="0" r="0" b="0"/>
-            <wp:wrapThrough wrapText="bothSides" distL="152400" distR="152400">
+            <wp:wrapThrough wrapText="bothSides" distL="63500" distR="63500">
               <wp:wrapPolygon edited="1">
-                <wp:start x="-92" y="-89"/>
-                <wp:lineTo x="-92" y="0"/>
-                <wp:lineTo x="-92" y="21600"/>
-                <wp:lineTo x="-92" y="21689"/>
-                <wp:lineTo x="0" y="21689"/>
-                <wp:lineTo x="21601" y="21689"/>
-                <wp:lineTo x="21693" y="21689"/>
-                <wp:lineTo x="21693" y="21600"/>
-                <wp:lineTo x="21693" y="0"/>
-                <wp:lineTo x="21693" y="-89"/>
-                <wp:lineTo x="21601" y="-89"/>
-                <wp:lineTo x="0" y="-89"/>
-                <wp:lineTo x="-92" y="-89"/>
+                <wp:start x="-97" y="-131"/>
+                <wp:lineTo x="-97" y="0"/>
+                <wp:lineTo x="-97" y="21601"/>
+                <wp:lineTo x="-97" y="21732"/>
+                <wp:lineTo x="0" y="21732"/>
+                <wp:lineTo x="21599" y="21732"/>
+                <wp:lineTo x="21697" y="21732"/>
+                <wp:lineTo x="21697" y="21601"/>
+                <wp:lineTo x="21697" y="0"/>
+                <wp:lineTo x="21697" y="-131"/>
+                <wp:lineTo x="21599" y="-131"/>
+                <wp:lineTo x="0" y="-131"/>
+                <wp:lineTo x="-97" y="-131"/>
               </wp:wrapPolygon>
             </wp:wrapThrough>
-            <wp:docPr id="1073741826" name="officeArt object" descr="close-up of the edge of white curved stone"/>
+            <wp:docPr id="1073741828" name="officeArt object" descr="futuristic, curved, white structure"/>
             <wp:cNvGraphicFramePr/>
             <a:graphic xmlns:a="http://schemas.openxmlformats.org/drawingml/2006/main">
               <a:graphicData uri="http://schemas.openxmlformats.org/drawingml/2006/picture">
                 <pic:pic xmlns:pic="http://schemas.openxmlformats.org/drawingml/2006/picture">
                   <pic:nvPicPr>
-                    <pic:cNvPr id="1073741826" name="close-up of the edge of white curved stone" descr="close-up of the edge of white curved stone"/>
+                    <pic:cNvPr id="1073741828" name="futuristic, curved, white structure" descr="futuristic, curved, white structure"/>
                     <pic:cNvPicPr>
                       <a:picLocks noChangeAspect="1"/>
                     </pic:cNvPicPr>
@@ -677,7 +2464,7 @@
                     <a:blip r:embed="rId5">
                       <a:extLst/>
                     </a:blip>
-                    <a:srcRect l="8045" t="0" r="8045" b="0"/>
+                    <a:srcRect l="0" t="0" r="27442" b="31578"/>
                     <a:stretch>
                       <a:fillRect/>
                     </a:stretch>
@@ -685,7 +2472,129 @@
                   <pic:spPr>
                     <a:xfrm>
                       <a:off x="0" y="0"/>
-                      <a:ext cx="2995813" cy="3073400"/>
+                      <a:ext cx="2818703" cy="2087082"/>
+                    </a:xfrm>
+                    <a:prstGeom prst="rect">
+                      <a:avLst/>
+                    </a:prstGeom>
+                    <a:ln w="25400" cap="flat">
+                      <a:solidFill>
+                        <a:srgbClr val="C5D1E0"/>
+                      </a:solidFill>
+                      <a:prstDash val="solid"/>
+                      <a:miter lim="400000"/>
+                    </a:ln>
+                    <a:effectLst/>
+                  </pic:spPr>
+                </pic:pic>
+              </a:graphicData>
+            </a:graphic>
+          </wp:anchor>
+        </w:drawing>
+      </w:r>
+    </w:p>
+    <w:p>
+      <w:pPr>
+        <w:pStyle w:val="Heading"/>
+      </w:pPr>
+    </w:p>
+    <w:p>
+      <w:pPr>
+        <w:pStyle w:val="Heading"/>
+      </w:pPr>
+      <w:r>
+        <w:rPr>
+          <w:rFonts w:cs="Arial Unicode MS" w:eastAsia="Arial Unicode MS"/>
+          <w:rtl w:val="0"/>
+          <w:lang w:val="en-US"/>
+        </w:rPr>
+        <w:t>Functions</w:t>
+      </w:r>
+    </w:p>
+    <w:p>
+      <w:pPr>
+        <w:pStyle w:val="Heading"/>
+      </w:pPr>
+    </w:p>
+    <w:p>
+      <w:pPr>
+        <w:pStyle w:val="Body A"/>
+        <w:spacing w:after="220" w:line="336" w:lineRule="auto"/>
+        <w:rPr>
+          <w:spacing w:val="28"/>
+          <w:sz w:val="24"/>
+          <w:szCs w:val="24"/>
+        </w:rPr>
+      </w:pPr>
+      <w:r>
+        <w:rPr>
+          <w:spacing w:val="28"/>
+          <w:sz w:val="24"/>
+          <w:szCs w:val="24"/>
+          <w:rtl w:val="0"/>
+          <w:lang w:val="en-US"/>
+        </w:rPr>
+        <w:t>The entire script is based off of four</w:t>
+      </w:r>
+      <w:r>
+        <w:rPr>
+          <w:spacing w:val="28"/>
+          <w:sz w:val="24"/>
+          <w:szCs w:val="24"/>
+          <w:lang w:val="en-US"/>
+        </w:rPr>
+        <w:drawing xmlns:a="http://schemas.openxmlformats.org/drawingml/2006/main">
+          <wp:anchor distT="152400" distB="152400" distL="152400" distR="152400" simplePos="0" relativeHeight="251661312" behindDoc="0" locked="0" layoutInCell="1" allowOverlap="1">
+            <wp:simplePos x="0" y="0"/>
+            <wp:positionH relativeFrom="margin">
+              <wp:posOffset>3455193</wp:posOffset>
+            </wp:positionH>
+            <wp:positionV relativeFrom="line">
+              <wp:posOffset>483999</wp:posOffset>
+            </wp:positionV>
+            <wp:extent cx="2818558" cy="2891554"/>
+            <wp:effectExtent l="0" t="0" r="0" b="0"/>
+            <wp:wrapThrough wrapText="bothSides" distL="152400" distR="152400">
+              <wp:wrapPolygon edited="1">
+                <wp:start x="-97" y="-95"/>
+                <wp:lineTo x="-97" y="0"/>
+                <wp:lineTo x="-97" y="21601"/>
+                <wp:lineTo x="-97" y="21695"/>
+                <wp:lineTo x="0" y="21695"/>
+                <wp:lineTo x="21600" y="21695"/>
+                <wp:lineTo x="21698" y="21695"/>
+                <wp:lineTo x="21698" y="21601"/>
+                <wp:lineTo x="21698" y="0"/>
+                <wp:lineTo x="21698" y="-95"/>
+                <wp:lineTo x="21600" y="-95"/>
+                <wp:lineTo x="0" y="-95"/>
+                <wp:lineTo x="-97" y="-95"/>
+              </wp:wrapPolygon>
+            </wp:wrapThrough>
+            <wp:docPr id="1073741829" name="officeArt object" descr="close-up of the edge of white curved stone"/>
+            <wp:cNvGraphicFramePr/>
+            <a:graphic xmlns:a="http://schemas.openxmlformats.org/drawingml/2006/main">
+              <a:graphicData uri="http://schemas.openxmlformats.org/drawingml/2006/picture">
+                <pic:pic xmlns:pic="http://schemas.openxmlformats.org/drawingml/2006/picture">
+                  <pic:nvPicPr>
+                    <pic:cNvPr id="1073741829" name="close-up of the edge of white curved stone" descr="close-up of the edge of white curved stone"/>
+                    <pic:cNvPicPr>
+                      <a:picLocks noChangeAspect="1"/>
+                    </pic:cNvPicPr>
+                  </pic:nvPicPr>
+                  <pic:blipFill>
+                    <a:blip r:embed="rId6">
+                      <a:extLst/>
+                    </a:blip>
+                    <a:srcRect l="0" t="0" r="16090" b="0"/>
+                    <a:stretch>
+                      <a:fillRect/>
+                    </a:stretch>
+                  </pic:blipFill>
+                  <pic:spPr>
+                    <a:xfrm>
+                      <a:off x="0" y="0"/>
+                      <a:ext cx="2818558" cy="2891554"/>
                     </a:xfrm>
                     <a:prstGeom prst="rect">
                       <a:avLst/>
@@ -707,311 +2616,504 @@
       </w:r>
       <w:r>
         <w:rPr>
-          <w:outline w:val="0"/>
-          <w:color w:val="000000"/>
-          <w:u w:color="000000"/>
-          <w14:textFill>
-            <w14:solidFill>
-              <w14:srgbClr w14:val="000000"/>
-            </w14:solidFill>
-          </w14:textFill>
-        </w:rPr>
-        <mc:AlternateContent>
-          <mc:Choice Requires="wpg">
-            <w:drawing xmlns:a="http://schemas.openxmlformats.org/drawingml/2006/main">
-              <wp:anchor distT="63500" distB="63500" distL="63500" distR="63500" simplePos="0" relativeHeight="251660288" behindDoc="0" locked="0" layoutInCell="1" allowOverlap="1">
-                <wp:simplePos x="0" y="0"/>
-                <wp:positionH relativeFrom="page">
-                  <wp:posOffset>635000</wp:posOffset>
-                </wp:positionH>
-                <wp:positionV relativeFrom="line">
-                  <wp:posOffset>317500</wp:posOffset>
-                </wp:positionV>
-                <wp:extent cx="3060703" cy="5121560"/>
-                <wp:effectExtent l="0" t="0" r="0" b="0"/>
-                <wp:wrapThrough wrapText="bothSides" distL="63500" distR="63500">
-                  <wp:wrapPolygon edited="1">
-                    <wp:start x="0" y="0"/>
-                    <wp:lineTo x="21600" y="0"/>
-                    <wp:lineTo x="21600" y="21600"/>
-                    <wp:lineTo x="0" y="21600"/>
-                    <wp:lineTo x="0" y="0"/>
-                  </wp:wrapPolygon>
-                </wp:wrapThrough>
-                <wp:docPr id="1073741831" name="officeArt object" descr="Group"/>
-                <wp:cNvGraphicFramePr/>
-                <a:graphic xmlns:a="http://schemas.openxmlformats.org/drawingml/2006/main">
-                  <a:graphicData uri="http://schemas.microsoft.com/office/word/2010/wordprocessingGroup">
-                    <wpg:wgp>
-                      <wpg:cNvGrpSpPr/>
-                      <wpg:grpSpPr>
-                        <a:xfrm>
-                          <a:off x="0" y="0"/>
-                          <a:ext cx="3060703" cy="5121560"/>
-                          <a:chOff x="0" y="0"/>
-                          <a:chExt cx="3060702" cy="5121560"/>
-                        </a:xfrm>
-                      </wpg:grpSpPr>
-                      <pic:pic xmlns:pic="http://schemas.openxmlformats.org/drawingml/2006/picture">
-                        <pic:nvPicPr>
-                          <pic:cNvPr id="1073741827" name="close-up of a white ribbed pattern" descr="close-up of a white ribbed pattern"/>
-                          <pic:cNvPicPr>
-                            <a:picLocks noChangeAspect="1"/>
-                          </pic:cNvPicPr>
-                        </pic:nvPicPr>
-                        <pic:blipFill>
-                          <a:blip r:embed="rId6">
-                            <a:extLst/>
-                          </a:blip>
-                          <a:srcRect l="0" t="0" r="40730" b="0"/>
-                          <a:stretch>
-                            <a:fillRect/>
-                          </a:stretch>
-                        </pic:blipFill>
-                        <pic:spPr>
-                          <a:xfrm>
-                            <a:off x="12700" y="0"/>
-                            <a:ext cx="3035302" cy="3962401"/>
-                          </a:xfrm>
-                          <a:prstGeom prst="rect">
-                            <a:avLst/>
-                          </a:prstGeom>
-                          <a:ln w="25400" cap="flat">
-                            <a:solidFill>
-                              <a:srgbClr val="F3F7F5"/>
-                            </a:solidFill>
-                            <a:prstDash val="solid"/>
-                            <a:miter lim="400000"/>
-                          </a:ln>
-                          <a:effectLst>
-                            <a:outerShdw sx="100000" sy="100000" kx="0" ky="0" algn="b" rotWithShape="0" blurRad="50800" dist="25400" dir="3600000">
-                              <a:srgbClr val="000000">
-                                <a:alpha val="70000"/>
-                              </a:srgbClr>
-                            </a:outerShdw>
-                          </a:effectLst>
-                        </pic:spPr>
-                      </pic:pic>
-                      <wpg:grpSp>
-                        <wpg:cNvPr id="1073741830" name="Caption"/>
-                        <wpg:cNvGrpSpPr/>
-                        <wpg:grpSpPr>
-                          <a:xfrm>
-                            <a:off x="-1" y="4076700"/>
-                            <a:ext cx="3060704" cy="1044861"/>
-                            <a:chOff x="0" y="0"/>
-                            <a:chExt cx="3060702" cy="1044859"/>
-                          </a:xfrm>
-                        </wpg:grpSpPr>
-                        <wps:wsp>
-                          <wps:cNvPr id="1073741828" name="Rectangle"/>
-                          <wps:cNvSpPr/>
-                          <wps:spPr>
-                            <a:xfrm>
-                              <a:off x="0" y="0"/>
-                              <a:ext cx="3060702" cy="1044860"/>
-                            </a:xfrm>
-                            <a:prstGeom prst="roundRect">
-                              <a:avLst>
-                                <a:gd name="adj" fmla="val 0"/>
-                              </a:avLst>
-                            </a:prstGeom>
-                            <a:solidFill>
-                              <a:srgbClr val="000000">
-                                <a:alpha val="0"/>
-                              </a:srgbClr>
-                            </a:solidFill>
-                            <a:ln w="12700" cap="flat">
-                              <a:noFill/>
-                              <a:miter lim="400000"/>
-                            </a:ln>
-                            <a:effectLst/>
-                          </wps:spPr>
-                          <wps:bodyPr/>
-                        </wps:wsp>
-                        <wps:wsp>
-                          <wps:cNvPr id="1073741829" name="“Talk is cheap. Show me the code.”…"/>
-                          <wps:cNvSpPr txBox="1"/>
-                          <wps:spPr>
-                            <a:xfrm>
-                              <a:off x="-1" y="0"/>
-                              <a:ext cx="3060704" cy="1044859"/>
-                            </a:xfrm>
-                            <a:prstGeom prst="rect">
-                              <a:avLst/>
-                            </a:prstGeom>
-                            <a:noFill/>
-                            <a:ln w="12700" cap="flat">
-                              <a:noFill/>
-                              <a:miter lim="400000"/>
-                            </a:ln>
-                            <a:effectLst/>
-                          </wps:spPr>
-                          <wps:txbx>
-                            <w:txbxContent>
-                              <w:p>
-                                <w:pPr>
-                                  <w:pStyle w:val="Quote"/>
-                                </w:pPr>
-                                <w:r>
-                                  <w:rPr>
-                                    <w:rFonts w:ascii="Arial Unicode MS" w:hAnsi="Arial Unicode MS" w:hint="default"/>
-                                    <w:rtl w:val="1"/>
-                                    <w:lang w:val="ar-SA" w:bidi="ar-SA"/>
-                                  </w:rPr>
-                                  <w:t>“</w:t>
-                                </w:r>
-                                <w:r>
-                                  <w:rPr>
-                                    <w:rtl w:val="0"/>
-                                    <w:lang w:val="en-US"/>
-                                  </w:rPr>
-                                  <w:t>Talk is cheap. Show me the code.</w:t>
-                                </w:r>
-                                <w:r>
-                                  <w:rPr>
-                                    <w:rtl w:val="1"/>
-                                    <w:lang w:val="ar-SA" w:bidi="ar-SA"/>
-                                  </w:rPr>
-                                  <w:t>”</w:t>
-                                </w:r>
-                              </w:p>
-                              <w:p>
-                                <w:pPr>
-                                  <w:pStyle w:val="Attribution"/>
-                                </w:pPr>
-                                <w:r>
-                                  <w:rPr>
-                                    <w:rtl w:val="0"/>
-                                    <w:lang w:val="en-US"/>
-                                  </w:rPr>
-                                  <w:t>-Linus Torvalds</w:t>
-                                </w:r>
-                              </w:p>
-                            </w:txbxContent>
-                          </wps:txbx>
-                          <wps:bodyPr wrap="square" lIns="50800" tIns="50800" rIns="50800" bIns="50800" numCol="1" anchor="t">
-                            <a:noAutofit/>
-                          </wps:bodyPr>
-                        </wps:wsp>
-                      </wpg:grpSp>
-                    </wpg:wgp>
-                  </a:graphicData>
-                </a:graphic>
-              </wp:anchor>
-            </w:drawing>
-          </mc:Choice>
-          <mc:Fallback>
-            <w:pict>
-              <v:group id="_x0000_s1026" style="visibility:visible;position:absolute;margin-left:50.0pt;margin-top:25.0pt;width:241.0pt;height:403.3pt;z-index:251660288;mso-position-horizontal:absolute;mso-position-horizontal-relative:page;mso-position-vertical:absolute;mso-position-vertical-relative:line;mso-wrap-distance-left:5.0pt;mso-wrap-distance-top:5.0pt;mso-wrap-distance-right:5.0pt;mso-wrap-distance-bottom:5.0pt;" coordorigin="0,0" coordsize="3060702,5121560">
-                <w10:wrap type="through" side="bothSides" anchorx="page"/>
-                <v:shape id="_x0000_s1027" type="#_x0000_t75" style="position:absolute;left:12700;top:0;width:3035302;height:3962401;">
-                  <v:imagedata r:id="rId6" o:title="image3.png" cropright="40.7%"/>
-                </v:shape>
-                <v:group id="_x0000_s1028" style="position:absolute;left:0;top:4076701;width:3060702;height:1044859;" coordorigin="0,0" coordsize="3060702,1044859">
-                  <v:roundrect id="_x0000_s1029" style="position:absolute;left:0;top:0;width:3060702;height:1044859;" adj="0">
-                    <v:fill color="#000000" opacity="0.0%" type="solid"/>
-                    <v:stroke on="f" weight="1.0pt" dashstyle="solid" endcap="flat" miterlimit="400.0%" joinstyle="miter" linestyle="single" startarrow="none" startarrowwidth="medium" startarrowlength="medium" endarrow="none" endarrowwidth="medium" endarrowlength="medium"/>
-                  </v:roundrect>
-                  <v:shape id="_x0000_s1030" type="#_x0000_t202" style="position:absolute;left:0;top:0;width:3060702;height:1044859;">
-                    <v:fill on="f"/>
-                    <v:stroke on="f" weight="1.0pt" dashstyle="solid" endcap="flat" miterlimit="400.0%" joinstyle="miter" linestyle="single" startarrow="none" startarrowwidth="medium" startarrowlength="medium" endarrow="none" endarrowwidth="medium" endarrowlength="medium"/>
-                    <v:textbox>
-                      <w:txbxContent>
-                        <w:p>
-                          <w:pPr>
-                            <w:pStyle w:val="Quote"/>
-                          </w:pPr>
-                          <w:r>
-                            <w:rPr>
-                              <w:rFonts w:ascii="Arial Unicode MS" w:hAnsi="Arial Unicode MS" w:hint="default"/>
-                              <w:rtl w:val="1"/>
-                              <w:lang w:val="ar-SA" w:bidi="ar-SA"/>
-                            </w:rPr>
-                            <w:t>“</w:t>
-                          </w:r>
-                          <w:r>
-                            <w:rPr>
-                              <w:rtl w:val="0"/>
-                              <w:lang w:val="en-US"/>
-                            </w:rPr>
-                            <w:t>Talk is cheap. Show me the code.</w:t>
-                          </w:r>
-                          <w:r>
-                            <w:rPr>
-                              <w:rtl w:val="1"/>
-                              <w:lang w:val="ar-SA" w:bidi="ar-SA"/>
-                            </w:rPr>
-                            <w:t>”</w:t>
-                          </w:r>
-                        </w:p>
-                        <w:p>
-                          <w:pPr>
-                            <w:pStyle w:val="Attribution"/>
-                          </w:pPr>
-                          <w:r>
-                            <w:rPr>
-                              <w:rtl w:val="0"/>
-                              <w:lang w:val="en-US"/>
-                            </w:rPr>
-                            <w:t>-Linus Torvalds</w:t>
-                          </w:r>
-                        </w:p>
-                      </w:txbxContent>
-                    </v:textbox>
-                  </v:shape>
-                </v:group>
-              </v:group>
-            </w:pict>
-          </mc:Fallback>
-        </mc:AlternateContent>
-      </w:r>
-      <w:r>
-        <w:rPr>
-          <w:outline w:val="0"/>
-          <w:color w:val="000000"/>
-          <w:u w:color="000000"/>
-          <w14:textFill>
-            <w14:solidFill>
-              <w14:srgbClr w14:val="000000"/>
-            </w14:solidFill>
-          </w14:textFill>
+          <w:spacing w:val="28"/>
+          <w:sz w:val="24"/>
+          <w:szCs w:val="24"/>
+          <w:rtl w:val="0"/>
+          <w:lang w:val="en-US"/>
+        </w:rPr>
+        <w:t xml:space="preserve"> functions, list(), entry(), delete(), and search(). These functions, aptly named, take the shortest, repeatable approach to their jobs. </w:t>
+      </w:r>
+    </w:p>
+    <w:p>
+      <w:pPr>
+        <w:pStyle w:val="Body A"/>
+        <w:spacing w:after="220" w:line="336" w:lineRule="auto"/>
+        <w:rPr>
+          <w:spacing w:val="28"/>
+          <w:sz w:val="24"/>
+          <w:szCs w:val="24"/>
+        </w:rPr>
+      </w:pPr>
+      <w:r>
+        <w:rPr>
+          <w:spacing w:val="28"/>
+          <w:sz w:val="24"/>
+          <w:szCs w:val="24"/>
+          <w:rtl w:val="0"/>
+          <w:lang w:val="en-US"/>
+        </w:rPr>
+        <w:t>list() - uses print(), \n, and \t, to create a heading and then parse through the main dictionary to print out a tabular list of Heritage sites.</w:t>
+      </w:r>
+    </w:p>
+    <w:p>
+      <w:pPr>
+        <w:pStyle w:val="Body A"/>
+        <w:spacing w:after="220" w:line="336" w:lineRule="auto"/>
+        <w:rPr>
+          <w:spacing w:val="28"/>
+          <w:sz w:val="24"/>
+          <w:szCs w:val="24"/>
+        </w:rPr>
+      </w:pPr>
+      <w:r>
+        <w:rPr>
+          <w:spacing w:val="28"/>
+          <w:sz w:val="24"/>
+          <w:szCs w:val="24"/>
+          <w:rtl w:val="0"/>
+          <w:lang w:val="en-US"/>
+        </w:rPr>
+        <w:t>entry() - uses input() to get 16 parameters of information about the heritage site, logging them into a temporary list and assigning them to a new serial number in the dictionary.</w:t>
+      </w:r>
+    </w:p>
+    <w:p>
+      <w:pPr>
+        <w:pStyle w:val="Body A"/>
+        <w:spacing w:after="220" w:line="336" w:lineRule="auto"/>
+        <w:rPr>
+          <w:spacing w:val="28"/>
+          <w:sz w:val="24"/>
+          <w:szCs w:val="24"/>
+        </w:rPr>
+      </w:pPr>
+      <w:r>
+        <w:rPr>
+          <w:spacing w:val="28"/>
+          <w:sz w:val="24"/>
+          <w:szCs w:val="24"/>
+          <w:rtl w:val="0"/>
+          <w:lang w:val="en-US"/>
+        </w:rPr>
+        <w:t>search() - traverses through the dictionary, and the list inside the dictionary, AND ALL VALUES INSIDE THE LIST inside the dictionary, to try and see if the given search term matches any term whatsoever in the dictionary. It returns all matching values.</w:t>
+      </w:r>
+    </w:p>
+    <w:p>
+      <w:pPr>
+        <w:pStyle w:val="Body A"/>
+        <w:spacing w:after="220" w:line="336" w:lineRule="auto"/>
+        <w:rPr>
+          <w:spacing w:val="28"/>
+          <w:sz w:val="24"/>
+          <w:szCs w:val="24"/>
+        </w:rPr>
+      </w:pPr>
+      <w:r>
+        <w:rPr>
+          <w:spacing w:val="28"/>
+          <w:sz w:val="24"/>
+          <w:szCs w:val="24"/>
+          <w:rtl w:val="0"/>
+          <w:lang w:val="en-US"/>
+        </w:rPr>
+        <w:t xml:space="preserve">delete() - you give it a serial number, it confirms if it is the article you want to delete and then deletes the serial number and its article from the main dictionary permanently. It then changes the serial numbers of all subsequent entries to line up perfectly. </w:t>
+      </w:r>
+    </w:p>
+    <w:p>
+      <w:pPr>
+        <w:pStyle w:val="Body A"/>
+        <w:spacing w:after="220" w:line="336" w:lineRule="auto"/>
+        <w:rPr>
+          <w:spacing w:val="28"/>
+          <w:sz w:val="24"/>
+          <w:szCs w:val="24"/>
+        </w:rPr>
+      </w:pPr>
+      <w:r>
+        <w:rPr>
+          <w:spacing w:val="28"/>
+          <w:sz w:val="24"/>
+          <w:szCs w:val="24"/>
+          <w:rtl w:val="0"/>
+          <w:lang w:val="en-US"/>
+        </w:rPr>
+        <w:t>site() - give it a serial number and it will redirect you to online resources for the given article, wikipedia, google maps, google images, nearby hotels, airports, railways. It is arguably the most useful feature as it integrates so many more possible resources to specific redirects</w:t>
+      </w:r>
+    </w:p>
+    <w:p>
+      <w:pPr>
+        <w:pStyle w:val="Heading"/>
+      </w:pPr>
+      <w:r>
+        <w:rPr>
+          <w:rFonts w:cs="Arial Unicode MS" w:eastAsia="Arial Unicode MS"/>
+          <w:rtl w:val="0"/>
+          <w:lang w:val="en-US"/>
+        </w:rPr>
+        <w:t>Dictionary</w:t>
+      </w:r>
+    </w:p>
+    <w:p>
+      <w:pPr>
+        <w:pStyle w:val="Body A"/>
+      </w:pPr>
+    </w:p>
+    <w:p>
+      <w:pPr>
+        <w:pStyle w:val="Body A"/>
+        <w:spacing w:after="220" w:line="336" w:lineRule="auto"/>
+        <w:rPr>
+          <w:spacing w:val="28"/>
+          <w:sz w:val="24"/>
+          <w:szCs w:val="24"/>
+          <w:lang w:val="en-US"/>
+        </w:rPr>
+      </w:pPr>
+      <w:r>
+        <w:rPr>
+          <w:spacing w:val="28"/>
+          <w:sz w:val="24"/>
+          <w:szCs w:val="24"/>
+          <w:rtl w:val="0"/>
+          <w:lang w:val="en-US"/>
+        </w:rPr>
+        <w:t>Onto the main character, the dictionary is the heart of this operation. By default, the dictionary is preloaded with 20 articles, more can be added with entry(), and unnecessary ones can be deleted with delete(). The dictionary holds all redirect links, names, dates, all other data in a list assigned to a serial number as a key-value pair.</w:t>
+      </w:r>
+      <w:r>
+        <w:rPr>
+          <w:spacing w:val="28"/>
+          <w:sz w:val="24"/>
+          <w:szCs w:val="24"/>
+          <w:rtl w:val="0"/>
+          <w:lang w:val="en-US"/>
+        </w:rPr>
+        <w:t xml:space="preserve"> </w:t>
+      </w:r>
+    </w:p>
+    <w:p>
+      <w:pPr>
+        <w:pStyle w:val="Heading"/>
+        <w:rPr>
+          <w:spacing w:val="28"/>
+          <w:sz w:val="24"/>
+          <w:szCs w:val="24"/>
+          <w:lang w:val="en-US"/>
+        </w:rPr>
+      </w:pPr>
+    </w:p>
+    <w:p>
+      <w:pPr>
+        <w:pStyle w:val="Heading"/>
+        <w:rPr>
+          <w:lang w:val="en-US"/>
+        </w:rPr>
+      </w:pPr>
+      <w:r>
+        <w:rPr>
+          <w:rFonts w:cs="Arial Unicode MS" w:eastAsia="Arial Unicode MS"/>
+          <w:rtl w:val="0"/>
+          <w:lang w:val="en-US"/>
+        </w:rPr>
+        <w:t>ANSI Escape Codes</w:t>
+      </w:r>
+    </w:p>
+    <w:p>
+      <w:pPr>
+        <w:pStyle w:val="Body A"/>
+        <w:spacing w:after="220" w:line="336" w:lineRule="auto"/>
+        <w:rPr>
+          <w:spacing w:val="28"/>
+          <w:sz w:val="24"/>
+          <w:szCs w:val="24"/>
+          <w:lang w:val="en-US"/>
+        </w:rPr>
+      </w:pPr>
+      <w:r>
+        <w:rPr>
+          <w:spacing w:val="28"/>
+          <w:sz w:val="24"/>
+          <w:szCs w:val="24"/>
+          <w:rtl w:val="0"/>
+          <w:lang w:val="en-US"/>
+        </w:rPr>
+        <w:t>Another large part of the operation are the ANSI escape codes, the weird \003[91m,\003[2J characters actually use ANSI escape codes to be printed into the terminal so that a multitude of functions can be achieved. The color for headings, paragraphs and highlights is given by predefined ANSI codes; the interpreter sees the codes being printed and switches the colour in which it is printing. When the line is done, the normal print colour, which I</w:t>
+      </w:r>
+      <w:r>
+        <w:rPr>
+          <w:spacing w:val="28"/>
+          <w:sz w:val="24"/>
+          <w:szCs w:val="24"/>
+          <w:rtl w:val="0"/>
+          <w:lang w:val="en-US"/>
+        </w:rPr>
+        <w:t>’</w:t>
+      </w:r>
+      <w:r>
+        <w:rPr>
+          <w:spacing w:val="28"/>
+          <w:sz w:val="24"/>
+          <w:szCs w:val="24"/>
+          <w:rtl w:val="0"/>
+          <w:lang w:val="en-US"/>
+        </w:rPr>
+        <w:t xml:space="preserve">ve defined as END, is given by \033[0m. </w:t>
+      </w:r>
+    </w:p>
+    <w:p>
+      <w:pPr>
+        <w:pStyle w:val="Body A"/>
+        <w:spacing w:after="220" w:line="336" w:lineRule="auto"/>
+        <w:rPr>
+          <w:spacing w:val="28"/>
+          <w:sz w:val="24"/>
+          <w:szCs w:val="24"/>
+          <w:lang w:val="en-US"/>
+        </w:rPr>
+      </w:pPr>
+    </w:p>
+    <w:p>
+      <w:pPr>
+        <w:pStyle w:val="Body A"/>
+        <w:spacing w:after="220" w:line="336" w:lineRule="auto"/>
+        <w:rPr>
+          <w:spacing w:val="28"/>
+          <w:sz w:val="24"/>
+          <w:szCs w:val="24"/>
+          <w:lang w:val="en-US"/>
+        </w:rPr>
+      </w:pPr>
+      <w:r>
+        <w:rPr>
+          <w:spacing w:val="28"/>
+          <w:sz w:val="24"/>
+          <w:szCs w:val="24"/>
+          <w:rtl w:val="0"/>
+          <w:lang w:val="en-US"/>
+        </w:rPr>
+        <w:t xml:space="preserve">ANSI escape codes are also used to clear the shell and clean it every so often. </w:t>
+      </w:r>
+    </w:p>
+    <w:p>
+      <w:pPr>
+        <w:pStyle w:val="Body A"/>
+        <w:spacing w:after="220" w:line="336" w:lineRule="auto"/>
+        <w:rPr>
+          <w:spacing w:val="28"/>
+          <w:sz w:val="24"/>
+          <w:szCs w:val="24"/>
+          <w:lang w:val="en-US"/>
+        </w:rPr>
+      </w:pPr>
+      <w:r>
+        <w:rPr>
+          <w:spacing w:val="28"/>
+          <w:sz w:val="24"/>
+          <w:szCs w:val="24"/>
+          <w:rtl w:val="0"/>
+          <w:lang w:val="en-US"/>
+        </w:rPr>
+        <w:t>‘</w:t>
+      </w:r>
+      <w:r>
+        <w:rPr>
+          <w:spacing w:val="28"/>
+          <w:sz w:val="24"/>
+          <w:szCs w:val="24"/>
+          <w:rtl w:val="0"/>
+          <w:lang w:val="en-US"/>
+        </w:rPr>
+        <w:t>\033[2J</w:t>
+      </w:r>
+      <w:r>
+        <w:rPr>
+          <w:spacing w:val="28"/>
+          <w:sz w:val="24"/>
+          <w:szCs w:val="24"/>
+          <w:rtl w:val="0"/>
+          <w:lang w:val="en-US"/>
+        </w:rPr>
+        <w:t xml:space="preserve">’ </w:t>
+      </w:r>
+      <w:r>
+        <w:rPr>
+          <w:spacing w:val="28"/>
+          <w:sz w:val="24"/>
+          <w:szCs w:val="24"/>
+          <w:rtl w:val="0"/>
+          <w:lang w:val="en-US"/>
+        </w:rPr>
+        <w:t>- Brings in the terminal to print a lot of lines to push away previous text.</w:t>
+      </w:r>
+    </w:p>
+    <w:p>
+      <w:pPr>
+        <w:pStyle w:val="Body A"/>
+        <w:spacing w:after="220" w:line="336" w:lineRule="auto"/>
+        <w:rPr>
+          <w:spacing w:val="28"/>
+          <w:sz w:val="24"/>
+          <w:szCs w:val="24"/>
+          <w:lang w:val="en-US"/>
+        </w:rPr>
+      </w:pPr>
+      <w:r>
+        <w:rPr>
+          <w:spacing w:val="28"/>
+          <w:sz w:val="24"/>
+          <w:szCs w:val="24"/>
+          <w:rtl w:val="0"/>
+          <w:lang w:val="en-US"/>
+        </w:rPr>
+        <w:t>‘</w:t>
+      </w:r>
+      <w:r>
+        <w:rPr>
+          <w:spacing w:val="28"/>
+          <w:sz w:val="24"/>
+          <w:szCs w:val="24"/>
+          <w:rtl w:val="0"/>
+          <w:lang w:val="en-US"/>
+        </w:rPr>
+        <w:t>\033[3J</w:t>
+      </w:r>
+      <w:r>
+        <w:rPr>
+          <w:spacing w:val="28"/>
+          <w:sz w:val="24"/>
+          <w:szCs w:val="24"/>
+          <w:rtl w:val="0"/>
+          <w:lang w:val="en-US"/>
+        </w:rPr>
+        <w:t xml:space="preserve">’ </w:t>
+      </w:r>
+      <w:r>
+        <w:rPr>
+          <w:spacing w:val="28"/>
+          <w:sz w:val="24"/>
+          <w:szCs w:val="24"/>
+          <w:rtl w:val="0"/>
+          <w:lang w:val="en-US"/>
+        </w:rPr>
+        <w:t>- Actually clears the previous text.</w:t>
+      </w:r>
+    </w:p>
+    <w:p>
+      <w:pPr>
+        <w:pStyle w:val="Body A"/>
+        <w:spacing w:after="220" w:line="336" w:lineRule="auto"/>
+      </w:pPr>
+      <w:r>
+        <w:rPr>
+          <w:spacing w:val="28"/>
+          <w:sz w:val="24"/>
+          <w:szCs w:val="24"/>
+          <w:rtl w:val="0"/>
+          <w:lang w:val="en-US"/>
+        </w:rPr>
+        <w:t>‘</w:t>
+      </w:r>
+      <w:r>
+        <w:rPr>
+          <w:spacing w:val="28"/>
+          <w:sz w:val="24"/>
+          <w:szCs w:val="24"/>
+          <w:rtl w:val="0"/>
+          <w:lang w:val="en-US"/>
+        </w:rPr>
+        <w:t>\033[H</w:t>
+      </w:r>
+      <w:r>
+        <w:rPr>
+          <w:spacing w:val="28"/>
+          <w:sz w:val="24"/>
+          <w:szCs w:val="24"/>
+          <w:rtl w:val="0"/>
+          <w:lang w:val="en-US"/>
+        </w:rPr>
+        <w:t xml:space="preserve">’ </w:t>
+      </w:r>
+      <w:r>
+        <w:rPr>
+          <w:spacing w:val="28"/>
+          <w:sz w:val="24"/>
+          <w:szCs w:val="24"/>
+          <w:rtl w:val="0"/>
+          <w:lang w:val="en-US"/>
+        </w:rPr>
+        <w:t>- Brings the print cursor on the terminal back to the normal position so that the text doesn</w:t>
+      </w:r>
+      <w:r>
+        <w:rPr>
+          <w:spacing w:val="28"/>
+          <w:sz w:val="24"/>
+          <w:szCs w:val="24"/>
+          <w:rtl w:val="0"/>
+          <w:lang w:val="en-US"/>
+        </w:rPr>
+        <w:t>’</w:t>
+      </w:r>
+      <w:r>
+        <w:rPr>
+          <w:spacing w:val="28"/>
+          <w:sz w:val="24"/>
+          <w:szCs w:val="24"/>
+          <w:rtl w:val="0"/>
+          <w:lang w:val="en-US"/>
+        </w:rPr>
+        <w:t>t seem off.</w:t>
+      </w:r>
+      <w:r>
+        <w:rPr>
+          <w:rFonts w:ascii="Arial Unicode MS" w:cs="Arial Unicode MS" w:hAnsi="Arial Unicode MS" w:eastAsia="Arial Unicode MS"/>
+          <w:b w:val="0"/>
+          <w:bCs w:val="0"/>
+          <w:i w:val="0"/>
+          <w:iCs w:val="0"/>
+          <w:spacing w:val="28"/>
+          <w:sz w:val="24"/>
+          <w:szCs w:val="24"/>
+          <w:lang w:val="en-US"/>
+        </w:rPr>
+        <w:br w:type="page"/>
+      </w:r>
+    </w:p>
+    <w:p>
+      <w:pPr>
+        <w:pStyle w:val="Heading"/>
+      </w:pPr>
+      <w:r>
+        <w:rPr>
+          <w:rFonts w:cs="Arial Unicode MS" w:eastAsia="Arial Unicode MS"/>
+          <w:sz w:val="44"/>
+          <w:szCs w:val="44"/>
+          <w:rtl w:val="0"/>
+          <w:lang w:val="en-US"/>
+        </w:rPr>
+        <w:t>SOURCE CODE:</w:t>
+      </w:r>
+      <w:r>
+        <w:rPr>
+          <w:sz w:val="44"/>
+          <w:szCs w:val="44"/>
+          <w:lang w:val="en-US"/>
         </w:rPr>
         <w:drawing xmlns:a="http://schemas.openxmlformats.org/drawingml/2006/main">
-          <wp:anchor distT="63500" distB="63500" distL="63500" distR="63500" simplePos="0" relativeHeight="251661312" behindDoc="0" locked="0" layoutInCell="1" allowOverlap="1">
+          <wp:anchor distT="152400" distB="152400" distL="152400" distR="152400" simplePos="0" relativeHeight="251664384" behindDoc="0" locked="0" layoutInCell="1" allowOverlap="1">
             <wp:simplePos x="0" y="0"/>
-            <wp:positionH relativeFrom="page">
-              <wp:posOffset>3898899</wp:posOffset>
+            <wp:positionH relativeFrom="margin">
+              <wp:posOffset>-287654</wp:posOffset>
             </wp:positionH>
             <wp:positionV relativeFrom="line">
-              <wp:posOffset>330199</wp:posOffset>
+              <wp:posOffset>394855</wp:posOffset>
             </wp:positionV>
-            <wp:extent cx="2818702" cy="2087082"/>
+            <wp:extent cx="6849110" cy="7941113"/>
             <wp:effectExtent l="0" t="0" r="0" b="0"/>
-            <wp:wrapThrough wrapText="bothSides" distL="63500" distR="63500">
+            <wp:wrapThrough wrapText="bothSides" distL="152400" distR="152400">
               <wp:wrapPolygon edited="1">
-                <wp:start x="-97" y="-131"/>
-                <wp:lineTo x="-97" y="0"/>
-                <wp:lineTo x="-97" y="21601"/>
-                <wp:lineTo x="-97" y="21732"/>
-                <wp:lineTo x="0" y="21732"/>
-                <wp:lineTo x="21599" y="21732"/>
-                <wp:lineTo x="21697" y="21732"/>
-                <wp:lineTo x="21697" y="21601"/>
-                <wp:lineTo x="21697" y="0"/>
-                <wp:lineTo x="21697" y="-131"/>
-                <wp:lineTo x="21599" y="-131"/>
-                <wp:lineTo x="0" y="-131"/>
-                <wp:lineTo x="-97" y="-131"/>
+                <wp:start x="0" y="0"/>
+                <wp:lineTo x="0" y="21600"/>
+                <wp:lineTo x="21601" y="21600"/>
+                <wp:lineTo x="21601" y="0"/>
+                <wp:lineTo x="0" y="0"/>
               </wp:wrapPolygon>
             </wp:wrapThrough>
-            <wp:docPr id="1073741832" name="officeArt object" descr="futuristic, curved, white structure"/>
+            <wp:docPr id="1073741830" name="officeArt object" descr="pasted-movie.png"/>
             <wp:cNvGraphicFramePr/>
             <a:graphic xmlns:a="http://schemas.openxmlformats.org/drawingml/2006/main">
               <a:graphicData uri="http://schemas.openxmlformats.org/drawingml/2006/picture">
                 <pic:pic xmlns:pic="http://schemas.openxmlformats.org/drawingml/2006/picture">
                   <pic:nvPicPr>
-                    <pic:cNvPr id="1073741832" name="futuristic, curved, white structure" descr="futuristic, curved, white structure"/>
+                    <pic:cNvPr id="1073741830" name="pasted-movie.png" descr="pasted-movie.png"/>
                     <pic:cNvPicPr>
                       <a:picLocks noChangeAspect="1"/>
                     </pic:cNvPicPr>
@@ -1020,7 +3122,7 @@
                     <a:blip r:embed="rId7">
                       <a:extLst/>
                     </a:blip>
-                    <a:srcRect l="0" t="0" r="27442" b="31578"/>
+                    <a:srcRect l="0" t="0" r="0" b="0"/>
                     <a:stretch>
                       <a:fillRect/>
                     </a:stretch>
@@ -1028,14 +3130,591 @@
                   <pic:spPr>
                     <a:xfrm>
                       <a:off x="0" y="0"/>
-                      <a:ext cx="2818702" cy="2087082"/>
+                      <a:ext cx="6849110" cy="7941113"/>
+                    </a:xfrm>
+                    <a:prstGeom prst="rect">
+                      <a:avLst/>
+                    </a:prstGeom>
+                    <a:ln w="12700" cap="flat">
+                      <a:noFill/>
+                      <a:miter lim="400000"/>
+                    </a:ln>
+                    <a:effectLst/>
+                  </pic:spPr>
+                </pic:pic>
+              </a:graphicData>
+            </a:graphic>
+          </wp:anchor>
+        </w:drawing>
+      </w:r>
+      <w:r>
+        <w:rPr>
+          <w:rFonts w:ascii="Arial Unicode MS" w:cs="Arial Unicode MS" w:hAnsi="Arial Unicode MS" w:eastAsia="Arial Unicode MS"/>
+          <w:b w:val="0"/>
+          <w:bCs w:val="0"/>
+          <w:i w:val="0"/>
+          <w:iCs w:val="0"/>
+          <w:spacing w:val="28"/>
+          <w:sz w:val="24"/>
+          <w:szCs w:val="24"/>
+          <w:lang w:val="en-US"/>
+        </w:rPr>
+        <w:br w:type="page"/>
+      </w:r>
+    </w:p>
+    <w:p>
+      <w:pPr>
+        <w:pStyle w:val="Heading"/>
+      </w:pPr>
+      <w:r>
+        <w:rPr>
+          <w:spacing w:val="28"/>
+          <w:sz w:val="24"/>
+          <w:szCs w:val="24"/>
+          <w:lang w:val="en-US"/>
+        </w:rPr>
+        <w:drawing xmlns:a="http://schemas.openxmlformats.org/drawingml/2006/main">
+          <wp:anchor distT="152400" distB="152400" distL="152400" distR="152400" simplePos="0" relativeHeight="251665408" behindDoc="0" locked="0" layoutInCell="1" allowOverlap="1">
+            <wp:simplePos x="0" y="0"/>
+            <wp:positionH relativeFrom="margin">
+              <wp:posOffset>-193349</wp:posOffset>
+            </wp:positionH>
+            <wp:positionV relativeFrom="page">
+              <wp:posOffset>504918</wp:posOffset>
+            </wp:positionV>
+            <wp:extent cx="6660500" cy="7722432"/>
+            <wp:effectExtent l="0" t="0" r="0" b="0"/>
+            <wp:wrapThrough wrapText="bothSides" distL="152400" distR="152400">
+              <wp:wrapPolygon edited="1">
+                <wp:start x="0" y="0"/>
+                <wp:lineTo x="21600" y="0"/>
+                <wp:lineTo x="21600" y="21600"/>
+                <wp:lineTo x="0" y="21600"/>
+                <wp:lineTo x="0" y="0"/>
+              </wp:wrapPolygon>
+            </wp:wrapThrough>
+            <wp:docPr id="1073741831" name="officeArt object" descr="pasted-movie.png"/>
+            <wp:cNvGraphicFramePr/>
+            <a:graphic xmlns:a="http://schemas.openxmlformats.org/drawingml/2006/main">
+              <a:graphicData uri="http://schemas.openxmlformats.org/drawingml/2006/picture">
+                <pic:pic xmlns:pic="http://schemas.openxmlformats.org/drawingml/2006/picture">
+                  <pic:nvPicPr>
+                    <pic:cNvPr id="1073741831" name="pasted-movie.png" descr="pasted-movie.png"/>
+                    <pic:cNvPicPr>
+                      <a:picLocks noChangeAspect="1"/>
+                    </pic:cNvPicPr>
+                  </pic:nvPicPr>
+                  <pic:blipFill>
+                    <a:blip r:embed="rId8">
+                      <a:extLst/>
+                    </a:blip>
+                    <a:stretch>
+                      <a:fillRect/>
+                    </a:stretch>
+                  </pic:blipFill>
+                  <pic:spPr>
+                    <a:xfrm>
+                      <a:off x="0" y="0"/>
+                      <a:ext cx="6660500" cy="7722432"/>
+                    </a:xfrm>
+                    <a:prstGeom prst="rect">
+                      <a:avLst/>
+                    </a:prstGeom>
+                    <a:ln w="12700" cap="flat">
+                      <a:noFill/>
+                      <a:miter lim="400000"/>
+                    </a:ln>
+                    <a:effectLst/>
+                  </pic:spPr>
+                </pic:pic>
+              </a:graphicData>
+            </a:graphic>
+          </wp:anchor>
+        </w:drawing>
+      </w:r>
+      <w:r>
+        <w:rPr>
+          <w:rFonts w:ascii="Arial Unicode MS" w:cs="Arial Unicode MS" w:hAnsi="Arial Unicode MS" w:eastAsia="Arial Unicode MS"/>
+          <w:b w:val="0"/>
+          <w:bCs w:val="0"/>
+          <w:i w:val="0"/>
+          <w:iCs w:val="0"/>
+          <w:spacing w:val="28"/>
+          <w:sz w:val="24"/>
+          <w:szCs w:val="24"/>
+          <w:lang w:val="en-US"/>
+        </w:rPr>
+        <w:br w:type="page"/>
+      </w:r>
+    </w:p>
+    <w:p>
+      <w:pPr>
+        <w:pStyle w:val="Heading"/>
+        <w:rPr>
+          <w:spacing w:val="28"/>
+          <w:sz w:val="24"/>
+          <w:szCs w:val="24"/>
+          <w:lang w:val="en-US"/>
+        </w:rPr>
+      </w:pPr>
+      <w:r>
+        <w:rPr>
+          <w:spacing w:val="28"/>
+          <w:sz w:val="24"/>
+          <w:szCs w:val="24"/>
+          <w:lang w:val="en-US"/>
+        </w:rPr>
+        <w:drawing xmlns:a="http://schemas.openxmlformats.org/drawingml/2006/main">
+          <wp:inline distT="0" distB="0" distL="0" distR="0">
+            <wp:extent cx="6286373" cy="4819798"/>
+            <wp:effectExtent l="0" t="0" r="0" b="0"/>
+            <wp:docPr id="1073741832" name="officeArt object" descr="pasted-movie.png"/>
+            <wp:cNvGraphicFramePr/>
+            <a:graphic xmlns:a="http://schemas.openxmlformats.org/drawingml/2006/main">
+              <a:graphicData uri="http://schemas.openxmlformats.org/drawingml/2006/picture">
+                <pic:pic xmlns:pic="http://schemas.openxmlformats.org/drawingml/2006/picture">
+                  <pic:nvPicPr>
+                    <pic:cNvPr id="1073741832" name="pasted-movie.png" descr="pasted-movie.png"/>
+                    <pic:cNvPicPr>
+                      <a:picLocks noChangeAspect="1"/>
+                    </pic:cNvPicPr>
+                  </pic:nvPicPr>
+                  <pic:blipFill>
+                    <a:blip r:embed="rId9">
+                      <a:extLst/>
+                    </a:blip>
+                    <a:stretch>
+                      <a:fillRect/>
+                    </a:stretch>
+                  </pic:blipFill>
+                  <pic:spPr>
+                    <a:xfrm>
+                      <a:off x="0" y="0"/>
+                      <a:ext cx="6286373" cy="4819798"/>
+                    </a:xfrm>
+                    <a:prstGeom prst="rect">
+                      <a:avLst/>
+                    </a:prstGeom>
+                    <a:ln w="12700" cap="flat">
+                      <a:noFill/>
+                      <a:miter lim="400000"/>
+                    </a:ln>
+                    <a:effectLst/>
+                  </pic:spPr>
+                </pic:pic>
+              </a:graphicData>
+            </a:graphic>
+          </wp:inline>
+        </w:drawing>
+      </w:r>
+    </w:p>
+    <w:p>
+      <w:pPr>
+        <w:pStyle w:val="Heading"/>
+        <w:rPr>
+          <w:spacing w:val="28"/>
+          <w:sz w:val="24"/>
+          <w:szCs w:val="24"/>
+          <w:lang w:val="en-US"/>
+        </w:rPr>
+      </w:pPr>
+    </w:p>
+    <w:p>
+      <w:pPr>
+        <w:pStyle w:val="Heading"/>
+        <w:rPr>
+          <w:spacing w:val="28"/>
+          <w:sz w:val="24"/>
+          <w:szCs w:val="24"/>
+          <w:lang w:val="en-US"/>
+        </w:rPr>
+      </w:pPr>
+    </w:p>
+    <w:p>
+      <w:pPr>
+        <w:pStyle w:val="Heading"/>
+        <w:rPr>
+          <w:spacing w:val="28"/>
+          <w:sz w:val="24"/>
+          <w:szCs w:val="24"/>
+          <w:lang w:val="en-US"/>
+        </w:rPr>
+      </w:pPr>
+    </w:p>
+    <w:p>
+      <w:pPr>
+        <w:pStyle w:val="Heading"/>
+        <w:rPr>
+          <w:spacing w:val="28"/>
+          <w:sz w:val="24"/>
+          <w:szCs w:val="24"/>
+          <w:lang w:val="en-US"/>
+        </w:rPr>
+      </w:pPr>
+    </w:p>
+    <w:p>
+      <w:pPr>
+        <w:pStyle w:val="Heading"/>
+        <w:rPr>
+          <w:spacing w:val="28"/>
+          <w:sz w:val="24"/>
+          <w:szCs w:val="24"/>
+          <w:lang w:val="en-US"/>
+        </w:rPr>
+      </w:pPr>
+    </w:p>
+    <w:p>
+      <w:pPr>
+        <w:pStyle w:val="Heading"/>
+        <w:rPr>
+          <w:spacing w:val="28"/>
+          <w:sz w:val="24"/>
+          <w:szCs w:val="24"/>
+          <w:lang w:val="en-US"/>
+        </w:rPr>
+      </w:pPr>
+    </w:p>
+    <w:p>
+      <w:pPr>
+        <w:pStyle w:val="Heading"/>
+        <w:rPr>
+          <w:spacing w:val="28"/>
+          <w:sz w:val="24"/>
+          <w:szCs w:val="24"/>
+          <w:lang w:val="en-US"/>
+        </w:rPr>
+      </w:pPr>
+    </w:p>
+    <w:p>
+      <w:pPr>
+        <w:pStyle w:val="Heading"/>
+        <w:rPr>
+          <w:spacing w:val="28"/>
+          <w:sz w:val="24"/>
+          <w:szCs w:val="24"/>
+          <w:lang w:val="en-US"/>
+        </w:rPr>
+      </w:pPr>
+    </w:p>
+    <w:p>
+      <w:pPr>
+        <w:pStyle w:val="Heading"/>
+        <w:rPr>
+          <w:spacing w:val="28"/>
+          <w:sz w:val="24"/>
+          <w:szCs w:val="24"/>
+          <w:lang w:val="en-US"/>
+        </w:rPr>
+      </w:pPr>
+    </w:p>
+    <w:p>
+      <w:pPr>
+        <w:pStyle w:val="Heading"/>
+        <w:rPr>
+          <w:spacing w:val="28"/>
+          <w:sz w:val="24"/>
+          <w:szCs w:val="24"/>
+          <w:lang w:val="en-US"/>
+        </w:rPr>
+      </w:pPr>
+    </w:p>
+    <w:p>
+      <w:pPr>
+        <w:pStyle w:val="Heading"/>
+        <w:rPr>
+          <w:spacing w:val="28"/>
+          <w:sz w:val="24"/>
+          <w:szCs w:val="24"/>
+          <w:lang w:val="en-US"/>
+        </w:rPr>
+      </w:pPr>
+    </w:p>
+    <w:p>
+      <w:pPr>
+        <w:pStyle w:val="Heading"/>
+        <w:rPr>
+          <w:spacing w:val="28"/>
+          <w:sz w:val="24"/>
+          <w:szCs w:val="24"/>
+          <w:lang w:val="en-US"/>
+        </w:rPr>
+      </w:pPr>
+    </w:p>
+    <w:p>
+      <w:pPr>
+        <w:pStyle w:val="Heading"/>
+        <w:rPr>
+          <w:spacing w:val="28"/>
+          <w:sz w:val="24"/>
+          <w:szCs w:val="24"/>
+          <w:lang w:val="en-US"/>
+        </w:rPr>
+      </w:pPr>
+    </w:p>
+    <w:p>
+      <w:pPr>
+        <w:pStyle w:val="Heading"/>
+        <w:rPr>
+          <w:spacing w:val="28"/>
+          <w:sz w:val="24"/>
+          <w:szCs w:val="24"/>
+          <w:lang w:val="en-US"/>
+        </w:rPr>
+      </w:pPr>
+    </w:p>
+    <w:p>
+      <w:pPr>
+        <w:pStyle w:val="Heading"/>
+        <w:rPr>
+          <w:spacing w:val="28"/>
+          <w:sz w:val="24"/>
+          <w:szCs w:val="24"/>
+          <w:lang w:val="en-US"/>
+        </w:rPr>
+      </w:pPr>
+    </w:p>
+    <w:p>
+      <w:pPr>
+        <w:pStyle w:val="Heading"/>
+        <w:rPr>
+          <w:spacing w:val="28"/>
+          <w:sz w:val="24"/>
+          <w:szCs w:val="24"/>
+          <w:lang w:val="en-US"/>
+        </w:rPr>
+      </w:pPr>
+    </w:p>
+    <w:p>
+      <w:pPr>
+        <w:pStyle w:val="Heading"/>
+        <w:rPr>
+          <w:spacing w:val="28"/>
+          <w:sz w:val="24"/>
+          <w:szCs w:val="24"/>
+          <w:lang w:val="en-US"/>
+        </w:rPr>
+      </w:pPr>
+    </w:p>
+    <w:p>
+      <w:pPr>
+        <w:pStyle w:val="Heading"/>
+        <w:rPr>
+          <w:spacing w:val="28"/>
+          <w:sz w:val="24"/>
+          <w:szCs w:val="24"/>
+          <w:lang w:val="en-US"/>
+        </w:rPr>
+      </w:pPr>
+    </w:p>
+    <w:p>
+      <w:pPr>
+        <w:pStyle w:val="Heading"/>
+        <w:rPr>
+          <w:spacing w:val="28"/>
+          <w:sz w:val="24"/>
+          <w:szCs w:val="24"/>
+          <w:lang w:val="en-US"/>
+        </w:rPr>
+      </w:pPr>
+    </w:p>
+    <w:p>
+      <w:pPr>
+        <w:pStyle w:val="Heading"/>
+        <w:rPr>
+          <w:sz w:val="44"/>
+          <w:szCs w:val="44"/>
+          <w:lang w:val="en-US"/>
+        </w:rPr>
+      </w:pPr>
+      <w:r>
+        <w:rPr>
+          <w:rFonts w:cs="Arial Unicode MS" w:eastAsia="Arial Unicode MS"/>
+          <w:sz w:val="44"/>
+          <w:szCs w:val="44"/>
+          <w:rtl w:val="0"/>
+          <w:lang w:val="en-US"/>
+        </w:rPr>
+        <w:t>RESULTS/OUTPUT:</w:t>
+      </w:r>
+    </w:p>
+    <w:p>
+      <w:pPr>
+        <w:pStyle w:val="Heading"/>
+        <w:rPr>
+          <w:sz w:val="44"/>
+          <w:szCs w:val="44"/>
+          <w:lang w:val="en-US"/>
+        </w:rPr>
+      </w:pPr>
+      <w:r>
+        <w:rPr>
+          <w:sz w:val="44"/>
+          <w:szCs w:val="44"/>
+          <w:lang w:val="en-US"/>
+        </w:rPr>
+        <w:drawing xmlns:a="http://schemas.openxmlformats.org/drawingml/2006/main">
+          <wp:inline distT="0" distB="0" distL="0" distR="0">
+            <wp:extent cx="3291994" cy="1598969"/>
+            <wp:effectExtent l="0" t="0" r="0" b="0"/>
+            <wp:docPr id="1073741833" name="officeArt object" descr="pasted-movie.png"/>
+            <wp:cNvGraphicFramePr/>
+            <a:graphic xmlns:a="http://schemas.openxmlformats.org/drawingml/2006/main">
+              <a:graphicData uri="http://schemas.openxmlformats.org/drawingml/2006/picture">
+                <pic:pic xmlns:pic="http://schemas.openxmlformats.org/drawingml/2006/picture">
+                  <pic:nvPicPr>
+                    <pic:cNvPr id="1073741833" name="pasted-movie.png" descr="pasted-movie.png"/>
+                    <pic:cNvPicPr>
+                      <a:picLocks noChangeAspect="1"/>
+                    </pic:cNvPicPr>
+                  </pic:nvPicPr>
+                  <pic:blipFill>
+                    <a:blip r:embed="rId10">
+                      <a:extLst/>
+                    </a:blip>
+                    <a:stretch>
+                      <a:fillRect/>
+                    </a:stretch>
+                  </pic:blipFill>
+                  <pic:spPr>
+                    <a:xfrm>
+                      <a:off x="0" y="0"/>
+                      <a:ext cx="3291994" cy="1598969"/>
+                    </a:xfrm>
+                    <a:prstGeom prst="rect">
+                      <a:avLst/>
+                    </a:prstGeom>
+                    <a:ln w="63500" cap="flat">
+                      <a:solidFill>
+                        <a:srgbClr val="DDDDDD"/>
+                      </a:solidFill>
+                      <a:prstDash val="solid"/>
+                      <a:miter lim="400000"/>
+                    </a:ln>
+                    <a:effectLst/>
+                  </pic:spPr>
+                </pic:pic>
+              </a:graphicData>
+            </a:graphic>
+          </wp:inline>
+        </w:drawing>
+      </w:r>
+      <w:r>
+        <w:rPr>
+          <w:sz w:val="44"/>
+          <w:szCs w:val="44"/>
+          <w:lang w:val="en-US"/>
+        </w:rPr>
+        <w:drawing xmlns:a="http://schemas.openxmlformats.org/drawingml/2006/main">
+          <wp:inline distT="0" distB="0" distL="0" distR="0">
+            <wp:extent cx="6235573" cy="1148276"/>
+            <wp:effectExtent l="0" t="0" r="0" b="0"/>
+            <wp:docPr id="1073741834" name="officeArt object" descr="pasted-movie.png"/>
+            <wp:cNvGraphicFramePr/>
+            <a:graphic xmlns:a="http://schemas.openxmlformats.org/drawingml/2006/main">
+              <a:graphicData uri="http://schemas.openxmlformats.org/drawingml/2006/picture">
+                <pic:pic xmlns:pic="http://schemas.openxmlformats.org/drawingml/2006/picture">
+                  <pic:nvPicPr>
+                    <pic:cNvPr id="1073741834" name="pasted-movie.png" descr="pasted-movie.png"/>
+                    <pic:cNvPicPr>
+                      <a:picLocks noChangeAspect="1"/>
+                    </pic:cNvPicPr>
+                  </pic:nvPicPr>
+                  <pic:blipFill>
+                    <a:blip r:embed="rId11">
+                      <a:extLst/>
+                    </a:blip>
+                    <a:stretch>
+                      <a:fillRect/>
+                    </a:stretch>
+                  </pic:blipFill>
+                  <pic:spPr>
+                    <a:xfrm>
+                      <a:off x="0" y="0"/>
+                      <a:ext cx="6235573" cy="1148276"/>
+                    </a:xfrm>
+                    <a:prstGeom prst="rect">
+                      <a:avLst/>
+                    </a:prstGeom>
+                    <a:ln w="50800" cap="flat">
+                      <a:solidFill>
+                        <a:srgbClr val="DDDDDD"/>
+                      </a:solidFill>
+                      <a:prstDash val="solid"/>
+                      <a:miter lim="400000"/>
+                    </a:ln>
+                    <a:effectLst/>
+                  </pic:spPr>
+                </pic:pic>
+              </a:graphicData>
+            </a:graphic>
+          </wp:inline>
+        </w:drawing>
+      </w:r>
+      <w:r>
+        <w:rPr>
+          <w:sz w:val="44"/>
+          <w:szCs w:val="44"/>
+          <w:lang w:val="en-US"/>
+        </w:rPr>
+        <w:drawing xmlns:a="http://schemas.openxmlformats.org/drawingml/2006/main">
+          <wp:anchor distT="152400" distB="152400" distL="152400" distR="152400" simplePos="0" relativeHeight="251666432" behindDoc="0" locked="0" layoutInCell="1" allowOverlap="1">
+            <wp:simplePos x="0" y="0"/>
+            <wp:positionH relativeFrom="margin">
+              <wp:posOffset>0</wp:posOffset>
+            </wp:positionH>
+            <wp:positionV relativeFrom="line">
+              <wp:posOffset>1283169</wp:posOffset>
+            </wp:positionV>
+            <wp:extent cx="3804213" cy="2382480"/>
+            <wp:effectExtent l="0" t="0" r="0" b="0"/>
+            <wp:wrapThrough wrapText="bothSides" distL="152400" distR="152400">
+              <wp:wrapPolygon edited="1">
+                <wp:start x="-72" y="-115"/>
+                <wp:lineTo x="-72" y="0"/>
+                <wp:lineTo x="-72" y="21600"/>
+                <wp:lineTo x="-72" y="21715"/>
+                <wp:lineTo x="0" y="21715"/>
+                <wp:lineTo x="21599" y="21715"/>
+                <wp:lineTo x="21671" y="21715"/>
+                <wp:lineTo x="21671" y="21600"/>
+                <wp:lineTo x="21671" y="0"/>
+                <wp:lineTo x="21671" y="-115"/>
+                <wp:lineTo x="21599" y="-115"/>
+                <wp:lineTo x="0" y="-115"/>
+                <wp:lineTo x="-72" y="-115"/>
+              </wp:wrapPolygon>
+            </wp:wrapThrough>
+            <wp:docPr id="1073741835" name="officeArt object" descr="pasted-movie.png"/>
+            <wp:cNvGraphicFramePr/>
+            <a:graphic xmlns:a="http://schemas.openxmlformats.org/drawingml/2006/main">
+              <a:graphicData uri="http://schemas.openxmlformats.org/drawingml/2006/picture">
+                <pic:pic xmlns:pic="http://schemas.openxmlformats.org/drawingml/2006/picture">
+                  <pic:nvPicPr>
+                    <pic:cNvPr id="1073741835" name="pasted-movie.png" descr="pasted-movie.png"/>
+                    <pic:cNvPicPr>
+                      <a:picLocks noChangeAspect="1"/>
+                    </pic:cNvPicPr>
+                  </pic:nvPicPr>
+                  <pic:blipFill>
+                    <a:blip r:embed="rId12">
+                      <a:extLst/>
+                    </a:blip>
+                    <a:srcRect l="0" t="0" r="39486" b="19129"/>
+                    <a:stretch>
+                      <a:fillRect/>
+                    </a:stretch>
+                  </pic:blipFill>
+                  <pic:spPr>
+                    <a:xfrm>
+                      <a:off x="0" y="0"/>
+                      <a:ext cx="3804213" cy="2382480"/>
                     </a:xfrm>
                     <a:prstGeom prst="rect">
                       <a:avLst/>
                     </a:prstGeom>
                     <a:ln w="25400" cap="flat">
                       <a:solidFill>
-                        <a:srgbClr val="C5D1E0"/>
+                        <a:srgbClr val="DDDDDD"/>
                       </a:solidFill>
                       <a:prstDash val="solid"/>
                       <a:miter lim="400000"/>
@@ -1051,31 +3730,193 @@
     </w:p>
     <w:p>
       <w:pPr>
+        <w:pStyle w:val="Body A"/>
+      </w:pPr>
+      <w:r>
+        <w:rPr>
+          <w:sz w:val="44"/>
+          <w:szCs w:val="44"/>
+          <w:lang w:val="en-US"/>
+        </w:rPr>
+        <w:drawing xmlns:a="http://schemas.openxmlformats.org/drawingml/2006/main">
+          <wp:anchor distT="152400" distB="152400" distL="152400" distR="152400" simplePos="0" relativeHeight="251667456" behindDoc="0" locked="0" layoutInCell="1" allowOverlap="1">
+            <wp:simplePos x="0" y="0"/>
+            <wp:positionH relativeFrom="margin">
+              <wp:posOffset>2921011</wp:posOffset>
+            </wp:positionH>
+            <wp:positionV relativeFrom="line">
+              <wp:posOffset>3410782</wp:posOffset>
+            </wp:positionV>
+            <wp:extent cx="2741073" cy="1788438"/>
+            <wp:effectExtent l="0" t="0" r="0" b="0"/>
+            <wp:wrapThrough wrapText="bothSides" distL="152400" distR="152400">
+              <wp:wrapPolygon edited="1">
+                <wp:start x="-250" y="-383"/>
+                <wp:lineTo x="-250" y="0"/>
+                <wp:lineTo x="-250" y="21599"/>
+                <wp:lineTo x="-250" y="21982"/>
+                <wp:lineTo x="0" y="21982"/>
+                <wp:lineTo x="21601" y="21982"/>
+                <wp:lineTo x="21851" y="21982"/>
+                <wp:lineTo x="21851" y="21599"/>
+                <wp:lineTo x="21851" y="0"/>
+                <wp:lineTo x="21851" y="-383"/>
+                <wp:lineTo x="21601" y="-383"/>
+                <wp:lineTo x="0" y="-383"/>
+                <wp:lineTo x="-250" y="-383"/>
+              </wp:wrapPolygon>
+            </wp:wrapThrough>
+            <wp:docPr id="1073741836" name="officeArt object" descr="pasted-movie.png"/>
+            <wp:cNvGraphicFramePr/>
+            <a:graphic xmlns:a="http://schemas.openxmlformats.org/drawingml/2006/main">
+              <a:graphicData uri="http://schemas.openxmlformats.org/drawingml/2006/picture">
+                <pic:pic xmlns:pic="http://schemas.openxmlformats.org/drawingml/2006/picture">
+                  <pic:nvPicPr>
+                    <pic:cNvPr id="1073741836" name="pasted-movie.png" descr="pasted-movie.png"/>
+                    <pic:cNvPicPr>
+                      <a:picLocks noChangeAspect="1"/>
+                    </pic:cNvPicPr>
+                  </pic:nvPicPr>
+                  <pic:blipFill>
+                    <a:blip r:embed="rId13">
+                      <a:extLst/>
+                    </a:blip>
+                    <a:stretch>
+                      <a:fillRect/>
+                    </a:stretch>
+                  </pic:blipFill>
+                  <pic:spPr>
+                    <a:xfrm>
+                      <a:off x="0" y="0"/>
+                      <a:ext cx="2741073" cy="1788438"/>
+                    </a:xfrm>
+                    <a:prstGeom prst="rect">
+                      <a:avLst/>
+                    </a:prstGeom>
+                    <a:ln w="63500" cap="flat">
+                      <a:solidFill>
+                        <a:srgbClr val="DDDDDD"/>
+                      </a:solidFill>
+                      <a:prstDash val="solid"/>
+                      <a:miter lim="400000"/>
+                    </a:ln>
+                    <a:effectLst/>
+                  </pic:spPr>
+                </pic:pic>
+              </a:graphicData>
+            </a:graphic>
+          </wp:anchor>
+        </w:drawing>
+      </w:r>
+      <w:r>
+        <w:rPr>
+          <w:sz w:val="44"/>
+          <w:szCs w:val="44"/>
+          <w:lang w:val="en-US"/>
+        </w:rPr>
+        <w:drawing xmlns:a="http://schemas.openxmlformats.org/drawingml/2006/main">
+          <wp:anchor distT="152400" distB="152400" distL="152400" distR="152400" simplePos="0" relativeHeight="251668480" behindDoc="0" locked="0" layoutInCell="1" allowOverlap="1">
+            <wp:simplePos x="0" y="0"/>
+            <wp:positionH relativeFrom="margin">
+              <wp:posOffset>19050</wp:posOffset>
+            </wp:positionH>
+            <wp:positionV relativeFrom="line">
+              <wp:posOffset>2862515</wp:posOffset>
+            </wp:positionV>
+            <wp:extent cx="2055689" cy="2884972"/>
+            <wp:effectExtent l="0" t="0" r="0" b="0"/>
+            <wp:wrapThrough wrapText="bothSides" distL="152400" distR="152400">
+              <wp:wrapPolygon edited="1">
+                <wp:start x="-334" y="-238"/>
+                <wp:lineTo x="-334" y="0"/>
+                <wp:lineTo x="-334" y="21599"/>
+                <wp:lineTo x="-334" y="21837"/>
+                <wp:lineTo x="0" y="21837"/>
+                <wp:lineTo x="21601" y="21837"/>
+                <wp:lineTo x="21935" y="21837"/>
+                <wp:lineTo x="21935" y="21599"/>
+                <wp:lineTo x="21935" y="0"/>
+                <wp:lineTo x="21935" y="-238"/>
+                <wp:lineTo x="21601" y="-238"/>
+                <wp:lineTo x="0" y="-238"/>
+                <wp:lineTo x="-334" y="-238"/>
+              </wp:wrapPolygon>
+            </wp:wrapThrough>
+            <wp:docPr id="1073741837" name="officeArt object" descr="pasted-movie.png"/>
+            <wp:cNvGraphicFramePr/>
+            <a:graphic xmlns:a="http://schemas.openxmlformats.org/drawingml/2006/main">
+              <a:graphicData uri="http://schemas.openxmlformats.org/drawingml/2006/picture">
+                <pic:pic xmlns:pic="http://schemas.openxmlformats.org/drawingml/2006/picture">
+                  <pic:nvPicPr>
+                    <pic:cNvPr id="1073741837" name="pasted-movie.png" descr="pasted-movie.png"/>
+                    <pic:cNvPicPr>
+                      <a:picLocks noChangeAspect="1"/>
+                    </pic:cNvPicPr>
+                  </pic:nvPicPr>
+                  <pic:blipFill>
+                    <a:blip r:embed="rId14">
+                      <a:extLst/>
+                    </a:blip>
+                    <a:stretch>
+                      <a:fillRect/>
+                    </a:stretch>
+                  </pic:blipFill>
+                  <pic:spPr>
+                    <a:xfrm>
+                      <a:off x="0" y="0"/>
+                      <a:ext cx="2055689" cy="2884972"/>
+                    </a:xfrm>
+                    <a:prstGeom prst="rect">
+                      <a:avLst/>
+                    </a:prstGeom>
+                    <a:ln w="63500" cap="flat">
+                      <a:solidFill>
+                        <a:srgbClr val="DDDDDD"/>
+                      </a:solidFill>
+                      <a:prstDash val="solid"/>
+                      <a:miter lim="400000"/>
+                    </a:ln>
+                    <a:effectLst/>
+                  </pic:spPr>
+                </pic:pic>
+              </a:graphicData>
+            </a:graphic>
+          </wp:anchor>
+        </w:drawing>
+      </w:r>
+      <w:r>
+        <w:rPr>
+          <w:rFonts w:ascii="Arial Unicode MS" w:cs="Arial Unicode MS" w:hAnsi="Arial Unicode MS" w:eastAsia="Arial Unicode MS"/>
+          <w:b w:val="0"/>
+          <w:bCs w:val="0"/>
+          <w:i w:val="0"/>
+          <w:iCs w:val="0"/>
+          <w:sz w:val="44"/>
+          <w:szCs w:val="44"/>
+          <w:lang w:val="en-US"/>
+        </w:rPr>
+        <w:br w:type="page"/>
+      </w:r>
+    </w:p>
+    <w:p>
+      <w:pPr>
         <w:pStyle w:val="Heading"/>
-      </w:pPr>
-    </w:p>
-    <w:p>
-      <w:pPr>
-        <w:pStyle w:val="Heading"/>
-      </w:pPr>
-    </w:p>
-    <w:p>
-      <w:pPr>
-        <w:pStyle w:val="Heading"/>
+        <w:rPr>
+          <w:sz w:val="44"/>
+          <w:szCs w:val="44"/>
+          <w:lang w:val="en-US"/>
+        </w:rPr>
       </w:pPr>
       <w:r>
         <w:rPr>
           <w:rFonts w:cs="Arial Unicode MS" w:eastAsia="Arial Unicode MS"/>
-          <w:rtl w:val="0"/>
-          <w:lang w:val="en-US"/>
-        </w:rPr>
-        <w:t>Functions</w:t>
-      </w:r>
-    </w:p>
-    <w:p>
-      <w:pPr>
-        <w:pStyle w:val="Heading"/>
-      </w:pPr>
+          <w:sz w:val="44"/>
+          <w:szCs w:val="44"/>
+          <w:rtl w:val="0"/>
+          <w:lang w:val="en-US"/>
+        </w:rPr>
+        <w:t xml:space="preserve">SUMMARY: </w:t>
+      </w:r>
     </w:p>
     <w:p>
       <w:pPr>
@@ -1083,20 +3924,11 @@
         <w:spacing w:after="220" w:line="336" w:lineRule="auto"/>
         <w:rPr>
           <w:spacing w:val="28"/>
-          <w:sz w:val="24"/>
-          <w:szCs w:val="24"/>
-        </w:rPr>
-      </w:pPr>
-      <w:r>
-        <w:rPr>
-          <w:spacing w:val="28"/>
-          <w:sz w:val="24"/>
-          <w:szCs w:val="24"/>
-          <w:rtl w:val="0"/>
-          <w:lang w:val="en-US"/>
-        </w:rPr>
-        <w:t xml:space="preserve">The entire script is based off of four functions, list(), entry(), delete(), and search(). These functions, aptly named, take the shortest, repeatable approach to their jobs. </w:t>
-      </w:r>
+          <w:sz w:val="44"/>
+          <w:szCs w:val="44"/>
+          <w:lang w:val="en-US"/>
+        </w:rPr>
+      </w:pPr>
     </w:p>
     <w:p>
       <w:pPr>
@@ -1106,17 +3938,18 @@
           <w:spacing w:val="28"/>
           <w:sz w:val="24"/>
           <w:szCs w:val="24"/>
-        </w:rPr>
-      </w:pPr>
-      <w:r>
-        <w:rPr>
-          <w:spacing w:val="28"/>
-          <w:sz w:val="24"/>
-          <w:szCs w:val="24"/>
-          <w:rtl w:val="0"/>
-          <w:lang w:val="en-US"/>
-        </w:rPr>
-        <w:t>list() - uses print(), \n, and \t, to create a heading and then parse through the main dictionary to print out a tabular list of Heritage sites.</w:t>
+          <w:lang w:val="en-US"/>
+        </w:rPr>
+      </w:pPr>
+      <w:r>
+        <w:rPr>
+          <w:spacing w:val="28"/>
+          <w:sz w:val="24"/>
+          <w:szCs w:val="24"/>
+          <w:rtl w:val="0"/>
+          <w:lang w:val="en-US"/>
+        </w:rPr>
+        <w:t>This project combines functions, dictionaries, and modules, things learnt within the past academic year, to create an indexing program for heritage sites in India. It is written in python.</w:t>
       </w:r>
     </w:p>
     <w:p>
@@ -1127,38 +3960,274 @@
           <w:spacing w:val="28"/>
           <w:sz w:val="24"/>
           <w:szCs w:val="24"/>
-        </w:rPr>
-      </w:pPr>
-      <w:r>
-        <w:rPr>
-          <w:spacing w:val="28"/>
-          <w:sz w:val="24"/>
-          <w:szCs w:val="24"/>
-          <w:rtl w:val="0"/>
-          <w:lang w:val="en-US"/>
-        </w:rPr>
-        <w:t>entry() - uses input() to get 16 parameters of information about the heritage site, logging them into a temporary list and assigning them to a new serial number in the dictionary.</w:t>
-      </w:r>
+          <w:lang w:val="en-US"/>
+        </w:rPr>
+      </w:pPr>
     </w:p>
     <w:p>
       <w:pPr>
         <w:pStyle w:val="Body A"/>
         <w:spacing w:after="220" w:line="336" w:lineRule="auto"/>
-        <w:rPr>
-          <w:spacing w:val="28"/>
-          <w:sz w:val="24"/>
-          <w:szCs w:val="24"/>
-        </w:rPr>
-      </w:pPr>
-      <w:r>
-        <w:rPr>
-          <w:spacing w:val="28"/>
-          <w:sz w:val="24"/>
-          <w:szCs w:val="24"/>
-          <w:rtl w:val="0"/>
-          <w:lang w:val="en-US"/>
-        </w:rPr>
-        <w:t>search() - traverses through the dictionary, and the list inside the dictionary, AND ALL VALUES INSIDE THE LIST inside the dictionary, to try and see if the given search term matches any term whatsoever in the dictionary. It returns all matching values.</w:t>
+      </w:pPr>
+      <w:r>
+        <w:rPr>
+          <w:spacing w:val="28"/>
+          <w:sz w:val="24"/>
+          <w:szCs w:val="24"/>
+          <w:rtl w:val="0"/>
+          <w:lang w:val="en-US"/>
+        </w:rPr>
+        <w:t>home() displays a rudimentary selection screen, leading to list(), search(), entry(), delete(), site() which lists out the data, parses through the data for keywords, adds new entries to the main dictionary, deletes an existing entry from the dictionary, and redirects to helpful web resources respectively.</w:t>
+      </w:r>
+      <w:r>
+        <w:rPr>
+          <w:spacing w:val="28"/>
+          <w:sz w:val="24"/>
+          <w:szCs w:val="24"/>
+          <w:lang w:val="en-US"/>
+        </w:rPr>
+        <w:drawing xmlns:a="http://schemas.openxmlformats.org/drawingml/2006/main">
+          <wp:inline distT="0" distB="0" distL="0" distR="0">
+            <wp:extent cx="6286373" cy="4379533"/>
+            <wp:effectExtent l="0" t="0" r="0" b="0"/>
+            <wp:docPr id="1073741838" name="officeArt object" descr="pasted-movie.png"/>
+            <wp:cNvGraphicFramePr/>
+            <a:graphic xmlns:a="http://schemas.openxmlformats.org/drawingml/2006/main">
+              <a:graphicData uri="http://schemas.openxmlformats.org/drawingml/2006/picture">
+                <pic:pic xmlns:pic="http://schemas.openxmlformats.org/drawingml/2006/picture">
+                  <pic:nvPicPr>
+                    <pic:cNvPr id="1073741838" name="pasted-movie.png" descr="pasted-movie.png"/>
+                    <pic:cNvPicPr>
+                      <a:picLocks noChangeAspect="1"/>
+                    </pic:cNvPicPr>
+                  </pic:nvPicPr>
+                  <pic:blipFill>
+                    <a:blip r:embed="rId15">
+                      <a:extLst/>
+                    </a:blip>
+                    <a:stretch>
+                      <a:fillRect/>
+                    </a:stretch>
+                  </pic:blipFill>
+                  <pic:spPr>
+                    <a:xfrm>
+                      <a:off x="0" y="0"/>
+                      <a:ext cx="6286373" cy="4379533"/>
+                    </a:xfrm>
+                    <a:prstGeom prst="rect">
+                      <a:avLst/>
+                    </a:prstGeom>
+                    <a:ln w="12700" cap="flat">
+                      <a:noFill/>
+                      <a:miter lim="400000"/>
+                    </a:ln>
+                    <a:effectLst/>
+                  </pic:spPr>
+                </pic:pic>
+              </a:graphicData>
+            </a:graphic>
+          </wp:inline>
+        </w:drawing>
+      </w:r>
+      <w:r>
+        <w:rPr>
+          <w:rFonts w:ascii="Arial Unicode MS" w:cs="Arial Unicode MS" w:hAnsi="Arial Unicode MS" w:eastAsia="Arial Unicode MS"/>
+          <w:b w:val="0"/>
+          <w:bCs w:val="0"/>
+          <w:i w:val="0"/>
+          <w:iCs w:val="0"/>
+          <w:spacing w:val="28"/>
+          <w:sz w:val="44"/>
+          <w:szCs w:val="44"/>
+          <w:lang w:val="en-US"/>
+        </w:rPr>
+        <w:br w:type="page"/>
+      </w:r>
+    </w:p>
+    <w:p>
+      <w:pPr>
+        <w:pStyle w:val="Heading"/>
+        <w:rPr>
+          <w:sz w:val="44"/>
+          <w:szCs w:val="44"/>
+          <w:lang w:val="en-US"/>
+        </w:rPr>
+      </w:pPr>
+      <w:r>
+        <w:rPr>
+          <w:rFonts w:cs="Arial Unicode MS" w:eastAsia="Arial Unicode MS"/>
+          <w:sz w:val="44"/>
+          <w:szCs w:val="44"/>
+          <w:rtl w:val="0"/>
+          <w:lang w:val="en-US"/>
+        </w:rPr>
+        <w:t>ACKNOWLEDGEMENT:</w:t>
+      </w:r>
+    </w:p>
+    <w:p>
+      <w:pPr>
+        <w:pStyle w:val="Body A"/>
+        <w:rPr>
+          <w:sz w:val="44"/>
+          <w:szCs w:val="44"/>
+          <w:lang w:val="en-US"/>
+        </w:rPr>
+      </w:pPr>
+    </w:p>
+    <w:p>
+      <w:pPr>
+        <w:pStyle w:val="Body A"/>
+        <w:spacing w:before="2440"/>
+        <w:jc w:val="center"/>
+      </w:pPr>
+      <w:r>
+        <w:rPr>
+          <w:sz w:val="44"/>
+          <w:szCs w:val="44"/>
+          <w:rtl w:val="0"/>
+          <w:lang w:val="en-US"/>
+        </w:rPr>
+        <w:t>I sincerely thank my computer science teacher Prajeesh sir for allowing me to take the creative liberty to finish this project and for guiding me through the turbulence in the process. I thank my classmates and friends who gave me valuable insights on the format and completion of this report. I thank my class teacher, Ma</w:t>
+      </w:r>
+      <w:r>
+        <w:rPr>
+          <w:sz w:val="44"/>
+          <w:szCs w:val="44"/>
+          <w:rtl w:val="0"/>
+          <w:lang w:val="en-US"/>
+        </w:rPr>
+        <w:t>’</w:t>
+      </w:r>
+      <w:r>
+        <w:rPr>
+          <w:sz w:val="44"/>
+          <w:szCs w:val="44"/>
+          <w:rtl w:val="0"/>
+          <w:lang w:val="en-US"/>
+        </w:rPr>
+        <w:t xml:space="preserve">am Sini. I thank my parents and the ones around me who pray for the success of these little projects and experiments. </w:t>
+      </w:r>
+      <w:r>
+        <w:rPr>
+          <w:rFonts w:ascii="Arial Unicode MS" w:cs="Arial Unicode MS" w:hAnsi="Arial Unicode MS" w:eastAsia="Arial Unicode MS"/>
+          <w:b w:val="0"/>
+          <w:bCs w:val="0"/>
+          <w:i w:val="0"/>
+          <w:iCs w:val="0"/>
+          <w:sz w:val="44"/>
+          <w:szCs w:val="44"/>
+          <w:lang w:val="en-US"/>
+        </w:rPr>
+        <w:br w:type="page"/>
+      </w:r>
+    </w:p>
+    <w:p>
+      <w:pPr>
+        <w:pStyle w:val="Heading"/>
+        <w:rPr>
+          <w:sz w:val="44"/>
+          <w:szCs w:val="44"/>
+          <w:lang w:val="en-US"/>
+        </w:rPr>
+      </w:pPr>
+      <w:r>
+        <w:rPr>
+          <w:sz w:val="44"/>
+          <w:szCs w:val="44"/>
+          <w:rtl w:val="0"/>
+          <w:lang w:val="en-US"/>
+        </w:rPr>
+        <w:t>BIBLIOGRAPHY</w:t>
+      </w:r>
+    </w:p>
+    <w:p>
+      <w:pPr>
+        <w:pStyle w:val="Body A"/>
+      </w:pPr>
+    </w:p>
+    <w:p>
+      <w:pPr>
+        <w:pStyle w:val="Body A"/>
+        <w:numPr>
+          <w:ilvl w:val="0"/>
+          <w:numId w:val="2"/>
+        </w:numPr>
+        <w:spacing w:after="220" w:line="336" w:lineRule="auto"/>
+        <w:rPr>
+          <w:spacing w:val="28"/>
+          <w:sz w:val="24"/>
+          <w:szCs w:val="24"/>
+          <w:lang w:val="en-US"/>
+        </w:rPr>
+      </w:pPr>
+      <w:r>
+        <w:rPr>
+          <w:spacing w:val="28"/>
+          <w:sz w:val="24"/>
+          <w:szCs w:val="24"/>
+          <w:rtl w:val="0"/>
+          <w:lang w:val="en-US"/>
+        </w:rPr>
+        <w:t xml:space="preserve">Stackoverflow - General Guidance </w:t>
+      </w:r>
+      <w:r>
+        <w:rPr>
+          <w:spacing w:val="28"/>
+          <w:sz w:val="24"/>
+          <w:szCs w:val="24"/>
+          <w:lang w:val="en-US"/>
+        </w:rPr>
+        <w:br w:type="textWrapping"/>
+      </w:r>
+      <w:r>
+        <w:rPr>
+          <w:rStyle w:val="Hyperlink.0"/>
+          <w:spacing w:val="28"/>
+          <w:sz w:val="24"/>
+          <w:szCs w:val="24"/>
+          <w:lang w:val="en-US"/>
+        </w:rPr>
+        <w:fldChar w:fldCharType="begin" w:fldLock="0"/>
+      </w:r>
+      <w:r>
+        <w:rPr>
+          <w:rStyle w:val="Hyperlink.0"/>
+          <w:spacing w:val="28"/>
+          <w:sz w:val="24"/>
+          <w:szCs w:val="24"/>
+          <w:lang w:val="en-US"/>
+        </w:rPr>
+        <w:instrText xml:space="preserve"> HYPERLINK "http://stackoverflow.com"</w:instrText>
+      </w:r>
+      <w:r>
+        <w:rPr>
+          <w:rStyle w:val="Hyperlink.0"/>
+          <w:spacing w:val="28"/>
+          <w:sz w:val="24"/>
+          <w:szCs w:val="24"/>
+          <w:lang w:val="en-US"/>
+        </w:rPr>
+        <w:fldChar w:fldCharType="separate" w:fldLock="0"/>
+      </w:r>
+      <w:r>
+        <w:rPr>
+          <w:rStyle w:val="Hyperlink.0"/>
+          <w:spacing w:val="28"/>
+          <w:sz w:val="24"/>
+          <w:szCs w:val="24"/>
+          <w:rtl w:val="0"/>
+          <w:lang w:val="en-US"/>
+        </w:rPr>
+        <w:t>stackoverflow.com</w:t>
+      </w:r>
+      <w:r>
+        <w:rPr>
+          <w:spacing w:val="28"/>
+          <w:sz w:val="24"/>
+          <w:szCs w:val="24"/>
+          <w:lang w:val="en-US"/>
+        </w:rPr>
+        <w:fldChar w:fldCharType="end" w:fldLock="0"/>
       </w:r>
     </w:p>
     <w:p>
@@ -1169,89 +4238,477 @@
           <w:spacing w:val="28"/>
           <w:sz w:val="24"/>
           <w:szCs w:val="24"/>
-        </w:rPr>
-      </w:pPr>
-      <w:r>
-        <w:rPr>
-          <w:spacing w:val="28"/>
-          <w:sz w:val="24"/>
-          <w:szCs w:val="24"/>
-          <w:rtl w:val="0"/>
-          <w:lang w:val="en-US"/>
-        </w:rPr>
-        <w:t xml:space="preserve">delete() - you give it a serial number, it confirms if it is the article you want to delete and then deletes the serial number and its article from the main dictionary permanently. It then changes the serial numbers of all subsequent entries to line up perfectly. </w:t>
-      </w:r>
+          <w:lang w:val="en-US"/>
+        </w:rPr>
+      </w:pPr>
     </w:p>
     <w:p>
       <w:pPr>
         <w:pStyle w:val="Body A"/>
+        <w:numPr>
+          <w:ilvl w:val="0"/>
+          <w:numId w:val="2"/>
+        </w:numPr>
         <w:spacing w:after="220" w:line="336" w:lineRule="auto"/>
         <w:rPr>
           <w:spacing w:val="28"/>
           <w:sz w:val="24"/>
           <w:szCs w:val="24"/>
-        </w:rPr>
-      </w:pPr>
-      <w:r>
-        <w:rPr>
-          <w:spacing w:val="28"/>
-          <w:sz w:val="24"/>
-          <w:szCs w:val="24"/>
-          <w:rtl w:val="0"/>
-          <w:lang w:val="en-US"/>
-        </w:rPr>
-        <w:t>site() - give it a serial number and it will redirect you to online resources for the given article, wikipedia, google maps, google images, nearby hotels, airports, railways. It is arguably the most useful feature as it integrates so many more possible resources to specific redirects</w:t>
-      </w:r>
-    </w:p>
-    <w:p>
-      <w:pPr>
-        <w:pStyle w:val="Heading"/>
-      </w:pPr>
-      <w:r>
-        <w:rPr>
-          <w:rFonts w:cs="Arial Unicode MS" w:eastAsia="Arial Unicode MS"/>
-          <w:rtl w:val="0"/>
-          <w:lang w:val="en-US"/>
-        </w:rPr>
-        <w:t>Dictionary</w:t>
+          <w:lang w:val="en-US"/>
+        </w:rPr>
+      </w:pPr>
+      <w:r>
+        <w:rPr>
+          <w:spacing w:val="28"/>
+          <w:sz w:val="24"/>
+          <w:szCs w:val="24"/>
+          <w:rtl w:val="0"/>
+          <w:lang w:val="en-US"/>
+        </w:rPr>
+        <w:t>Google Search - General Help, Data Collection</w:t>
+      </w:r>
+      <w:r>
+        <w:rPr>
+          <w:spacing w:val="28"/>
+          <w:sz w:val="24"/>
+          <w:szCs w:val="24"/>
+          <w:lang w:val="en-US"/>
+        </w:rPr>
+        <w:br w:type="textWrapping"/>
+      </w:r>
+      <w:r>
+        <w:rPr>
+          <w:rStyle w:val="Hyperlink.0"/>
+          <w:spacing w:val="28"/>
+          <w:sz w:val="24"/>
+          <w:szCs w:val="24"/>
+          <w:lang w:val="en-US"/>
+        </w:rPr>
+        <w:fldChar w:fldCharType="begin" w:fldLock="0"/>
+      </w:r>
+      <w:r>
+        <w:rPr>
+          <w:rStyle w:val="Hyperlink.0"/>
+          <w:spacing w:val="28"/>
+          <w:sz w:val="24"/>
+          <w:szCs w:val="24"/>
+          <w:lang w:val="en-US"/>
+        </w:rPr>
+        <w:instrText xml:space="preserve"> HYPERLINK "http://google.com"</w:instrText>
+      </w:r>
+      <w:r>
+        <w:rPr>
+          <w:rStyle w:val="Hyperlink.0"/>
+          <w:spacing w:val="28"/>
+          <w:sz w:val="24"/>
+          <w:szCs w:val="24"/>
+          <w:lang w:val="en-US"/>
+        </w:rPr>
+        <w:fldChar w:fldCharType="separate" w:fldLock="0"/>
+      </w:r>
+      <w:r>
+        <w:rPr>
+          <w:rStyle w:val="Hyperlink.0"/>
+          <w:spacing w:val="28"/>
+          <w:sz w:val="24"/>
+          <w:szCs w:val="24"/>
+          <w:rtl w:val="0"/>
+          <w:lang w:val="en-US"/>
+        </w:rPr>
+        <w:t>google.com</w:t>
+      </w:r>
+      <w:r>
+        <w:rPr>
+          <w:spacing w:val="28"/>
+          <w:sz w:val="24"/>
+          <w:szCs w:val="24"/>
+          <w:lang w:val="en-US"/>
+        </w:rPr>
+        <w:fldChar w:fldCharType="end" w:fldLock="0"/>
+      </w:r>
+      <w:r>
+        <w:rPr>
+          <w:spacing w:val="28"/>
+          <w:sz w:val="24"/>
+          <w:szCs w:val="24"/>
+          <w:lang w:val="en-US"/>
+        </w:rPr>
+        <w:br w:type="textWrapping"/>
       </w:r>
     </w:p>
     <w:p>
       <w:pPr>
         <w:pStyle w:val="Body A"/>
-      </w:pPr>
+        <w:numPr>
+          <w:ilvl w:val="0"/>
+          <w:numId w:val="2"/>
+        </w:numPr>
+        <w:spacing w:after="220" w:line="336" w:lineRule="auto"/>
+        <w:rPr>
+          <w:spacing w:val="28"/>
+          <w:sz w:val="24"/>
+          <w:szCs w:val="24"/>
+          <w:lang w:val="en-US"/>
+        </w:rPr>
+      </w:pPr>
+      <w:r>
+        <w:rPr>
+          <w:spacing w:val="28"/>
+          <w:sz w:val="24"/>
+          <w:szCs w:val="24"/>
+          <w:rtl w:val="0"/>
+          <w:lang w:val="en-US"/>
+        </w:rPr>
+        <w:t>IDLE Help - Format, Syntax corrections, Keywords, Help</w:t>
+      </w:r>
+      <w:r>
+        <w:rPr>
+          <w:spacing w:val="28"/>
+          <w:sz w:val="24"/>
+          <w:szCs w:val="24"/>
+          <w:lang w:val="en-US"/>
+        </w:rPr>
+        <w:br w:type="textWrapping"/>
+      </w:r>
+      <w:r>
+        <w:rPr>
+          <w:rStyle w:val="Hyperlink.0"/>
+          <w:spacing w:val="28"/>
+          <w:sz w:val="24"/>
+          <w:szCs w:val="24"/>
+          <w:lang w:val="en-US"/>
+        </w:rPr>
+        <w:fldChar w:fldCharType="begin" w:fldLock="0"/>
+      </w:r>
+      <w:r>
+        <w:rPr>
+          <w:rStyle w:val="Hyperlink.0"/>
+          <w:spacing w:val="28"/>
+          <w:sz w:val="24"/>
+          <w:szCs w:val="24"/>
+          <w:lang w:val="en-US"/>
+        </w:rPr>
+        <w:instrText xml:space="preserve"> HYPERLINK "http://docs.python.org"</w:instrText>
+      </w:r>
+      <w:r>
+        <w:rPr>
+          <w:rStyle w:val="Hyperlink.0"/>
+          <w:spacing w:val="28"/>
+          <w:sz w:val="24"/>
+          <w:szCs w:val="24"/>
+          <w:lang w:val="en-US"/>
+        </w:rPr>
+        <w:fldChar w:fldCharType="separate" w:fldLock="0"/>
+      </w:r>
+      <w:r>
+        <w:rPr>
+          <w:rStyle w:val="Hyperlink.0"/>
+          <w:spacing w:val="28"/>
+          <w:sz w:val="24"/>
+          <w:szCs w:val="24"/>
+          <w:rtl w:val="0"/>
+          <w:lang w:val="en-US"/>
+        </w:rPr>
+        <w:t>docs.python.org</w:t>
+      </w:r>
+      <w:r>
+        <w:rPr>
+          <w:spacing w:val="28"/>
+          <w:sz w:val="24"/>
+          <w:szCs w:val="24"/>
+          <w:lang w:val="en-US"/>
+        </w:rPr>
+        <w:fldChar w:fldCharType="end" w:fldLock="0"/>
+      </w:r>
+      <w:r>
+        <w:rPr>
+          <w:spacing w:val="28"/>
+          <w:sz w:val="24"/>
+          <w:szCs w:val="24"/>
+          <w:lang w:val="en-US"/>
+        </w:rPr>
+        <w:br w:type="textWrapping"/>
+      </w:r>
     </w:p>
     <w:p>
       <w:pPr>
         <w:pStyle w:val="Body A"/>
+        <w:numPr>
+          <w:ilvl w:val="0"/>
+          <w:numId w:val="2"/>
+        </w:numPr>
         <w:spacing w:after="220" w:line="336" w:lineRule="auto"/>
-      </w:pPr>
-      <w:r>
-        <w:rPr>
-          <w:spacing w:val="28"/>
-          <w:sz w:val="24"/>
-          <w:szCs w:val="24"/>
-          <w:rtl w:val="0"/>
-          <w:lang w:val="en-US"/>
-        </w:rPr>
-        <w:t>Onto the main character, the dictionary is the heart of this operation. By default, the dictionary is preloaded with 20 articles, more can be added with entry(), and unnecessary ones can be deleted with delete().</w:t>
-      </w:r>
-      <w:r>
-        <w:rPr>
-          <w:spacing w:val="28"/>
-          <w:sz w:val="24"/>
-          <w:szCs w:val="24"/>
-          <w:rtl w:val="0"/>
-          <w:lang w:val="en-US"/>
-        </w:rPr>
-        <w:t xml:space="preserve"> The dictionary holds all redirect links, names, dates, all other data in a list assigned to a serial number as a key-value pair.</w:t>
+        <w:rPr>
+          <w:spacing w:val="28"/>
+          <w:sz w:val="24"/>
+          <w:szCs w:val="24"/>
+          <w:lang w:val="en-US"/>
+        </w:rPr>
+      </w:pPr>
+      <w:r>
+        <w:rPr>
+          <w:spacing w:val="28"/>
+          <w:sz w:val="24"/>
+          <w:szCs w:val="24"/>
+          <w:rtl w:val="0"/>
+          <w:lang w:val="en-US"/>
+        </w:rPr>
+        <w:t>Youtube - To create web browser links</w:t>
+      </w:r>
+      <w:r>
+        <w:rPr>
+          <w:spacing w:val="28"/>
+          <w:sz w:val="24"/>
+          <w:szCs w:val="24"/>
+          <w:lang w:val="en-US"/>
+        </w:rPr>
+        <w:br w:type="textWrapping"/>
+      </w:r>
+      <w:r>
+        <w:rPr>
+          <w:rStyle w:val="Hyperlink.0"/>
+          <w:spacing w:val="28"/>
+          <w:sz w:val="24"/>
+          <w:szCs w:val="24"/>
+          <w:lang w:val="en-US"/>
+        </w:rPr>
+        <w:fldChar w:fldCharType="begin" w:fldLock="0"/>
+      </w:r>
+      <w:r>
+        <w:rPr>
+          <w:rStyle w:val="Hyperlink.0"/>
+          <w:spacing w:val="28"/>
+          <w:sz w:val="24"/>
+          <w:szCs w:val="24"/>
+          <w:lang w:val="en-US"/>
+        </w:rPr>
+        <w:instrText xml:space="preserve"> HYPERLINK "https://www.youtube.com/watch?v=jU3P7qz3ZrM"</w:instrText>
+      </w:r>
+      <w:r>
+        <w:rPr>
+          <w:rStyle w:val="Hyperlink.0"/>
+          <w:spacing w:val="28"/>
+          <w:sz w:val="24"/>
+          <w:szCs w:val="24"/>
+          <w:lang w:val="en-US"/>
+        </w:rPr>
+        <w:fldChar w:fldCharType="separate" w:fldLock="0"/>
+      </w:r>
+      <w:r>
+        <w:rPr>
+          <w:rStyle w:val="Hyperlink.0"/>
+          <w:spacing w:val="28"/>
+          <w:sz w:val="24"/>
+          <w:szCs w:val="24"/>
+          <w:rtl w:val="0"/>
+          <w:lang w:val="en-US"/>
+        </w:rPr>
+        <w:t>https://www.youtube.com/watch?v=jU3P7qz3ZrM</w:t>
+      </w:r>
+      <w:r>
+        <w:rPr>
+          <w:spacing w:val="28"/>
+          <w:sz w:val="24"/>
+          <w:szCs w:val="24"/>
+          <w:lang w:val="en-US"/>
+        </w:rPr>
+        <w:fldChar w:fldCharType="end" w:fldLock="0"/>
+      </w:r>
+      <w:r>
+        <w:rPr>
+          <w:spacing w:val="28"/>
+          <w:sz w:val="24"/>
+          <w:szCs w:val="24"/>
+          <w:lang w:val="en-US"/>
+        </w:rPr>
+        <w:br w:type="textWrapping"/>
+      </w:r>
+    </w:p>
+    <w:p>
+      <w:pPr>
+        <w:pStyle w:val="Body A"/>
+        <w:numPr>
+          <w:ilvl w:val="0"/>
+          <w:numId w:val="2"/>
+        </w:numPr>
+        <w:spacing w:after="220" w:line="336" w:lineRule="auto"/>
+        <w:rPr>
+          <w:spacing w:val="28"/>
+          <w:sz w:val="24"/>
+          <w:szCs w:val="24"/>
+          <w:lang w:val="en-US"/>
+        </w:rPr>
+      </w:pPr>
+      <w:r>
+        <w:rPr>
+          <w:spacing w:val="28"/>
+          <w:sz w:val="24"/>
+          <w:szCs w:val="24"/>
+          <w:rtl w:val="0"/>
+          <w:lang w:val="en-US"/>
+        </w:rPr>
+        <w:t>Youtube - To clean shell and use ANSI escape codes for colour</w:t>
+      </w:r>
+      <w:r>
+        <w:rPr>
+          <w:spacing w:val="28"/>
+          <w:sz w:val="24"/>
+          <w:szCs w:val="24"/>
+          <w:lang w:val="en-US"/>
+        </w:rPr>
+        <w:br w:type="textWrapping"/>
+      </w:r>
+      <w:r>
+        <w:rPr>
+          <w:rStyle w:val="Hyperlink.0"/>
+          <w:spacing w:val="28"/>
+          <w:sz w:val="24"/>
+          <w:szCs w:val="24"/>
+          <w:lang w:val="en-US"/>
+        </w:rPr>
+        <w:fldChar w:fldCharType="begin" w:fldLock="0"/>
+      </w:r>
+      <w:r>
+        <w:rPr>
+          <w:rStyle w:val="Hyperlink.0"/>
+          <w:spacing w:val="28"/>
+          <w:sz w:val="24"/>
+          <w:szCs w:val="24"/>
+          <w:lang w:val="en-US"/>
+        </w:rPr>
+        <w:instrText xml:space="preserve"> HYPERLINK "https://www.youtube.com/watch?v=yQ9Ns6Z4Q-s"</w:instrText>
+      </w:r>
+      <w:r>
+        <w:rPr>
+          <w:rStyle w:val="Hyperlink.0"/>
+          <w:spacing w:val="28"/>
+          <w:sz w:val="24"/>
+          <w:szCs w:val="24"/>
+          <w:lang w:val="en-US"/>
+        </w:rPr>
+        <w:fldChar w:fldCharType="separate" w:fldLock="0"/>
+      </w:r>
+      <w:r>
+        <w:rPr>
+          <w:rStyle w:val="Hyperlink.0"/>
+          <w:spacing w:val="28"/>
+          <w:sz w:val="24"/>
+          <w:szCs w:val="24"/>
+          <w:rtl w:val="0"/>
+          <w:lang w:val="en-US"/>
+        </w:rPr>
+        <w:t>https://www.youtube.com/watch?v=yQ9Ns6Z4Q-s</w:t>
+      </w:r>
+      <w:r>
+        <w:rPr>
+          <w:spacing w:val="28"/>
+          <w:sz w:val="24"/>
+          <w:szCs w:val="24"/>
+          <w:lang w:val="en-US"/>
+        </w:rPr>
+        <w:fldChar w:fldCharType="end" w:fldLock="0"/>
+      </w:r>
+      <w:r>
+        <w:rPr>
+          <w:spacing w:val="28"/>
+          <w:sz w:val="24"/>
+          <w:szCs w:val="24"/>
+          <w:lang w:val="en-US"/>
+        </w:rPr>
+        <w:br w:type="textWrapping"/>
+      </w:r>
+    </w:p>
+    <w:p>
+      <w:pPr>
+        <w:pStyle w:val="Body A"/>
+        <w:numPr>
+          <w:ilvl w:val="0"/>
+          <w:numId w:val="2"/>
+        </w:numPr>
+        <w:spacing w:after="220" w:line="336" w:lineRule="auto"/>
+        <w:rPr>
+          <w:spacing w:val="28"/>
+          <w:sz w:val="24"/>
+          <w:szCs w:val="24"/>
+          <w:lang w:val="en-US"/>
+        </w:rPr>
+      </w:pPr>
+      <w:r>
+        <w:rPr>
+          <w:spacing w:val="28"/>
+          <w:sz w:val="24"/>
+          <w:szCs w:val="24"/>
+          <w:rtl w:val="0"/>
+          <w:lang w:val="en-US"/>
+        </w:rPr>
+        <w:t>ANSI ESCAPE REFERENCE CHART</w:t>
+      </w:r>
+      <w:r>
+        <w:rPr>
+          <w:spacing w:val="28"/>
+          <w:sz w:val="24"/>
+          <w:szCs w:val="24"/>
+          <w:lang w:val="en-US"/>
+        </w:rPr>
+        <w:br w:type="textWrapping"/>
+      </w:r>
+      <w:r>
+        <w:rPr>
+          <w:rStyle w:val="Hyperlink.0"/>
+          <w:spacing w:val="28"/>
+          <w:sz w:val="24"/>
+          <w:szCs w:val="24"/>
+          <w:lang w:val="en-US"/>
+        </w:rPr>
+        <w:fldChar w:fldCharType="begin" w:fldLock="0"/>
+      </w:r>
+      <w:r>
+        <w:rPr>
+          <w:rStyle w:val="Hyperlink.0"/>
+          <w:spacing w:val="28"/>
+          <w:sz w:val="24"/>
+          <w:szCs w:val="24"/>
+          <w:lang w:val="en-US"/>
+        </w:rPr>
+        <w:instrText xml:space="preserve"> HYPERLINK "https://gist.github.com/fnky/458719343aabd01cfb17a3a4f7296797"</w:instrText>
+      </w:r>
+      <w:r>
+        <w:rPr>
+          <w:rStyle w:val="Hyperlink.0"/>
+          <w:spacing w:val="28"/>
+          <w:sz w:val="24"/>
+          <w:szCs w:val="24"/>
+          <w:lang w:val="en-US"/>
+        </w:rPr>
+        <w:fldChar w:fldCharType="separate" w:fldLock="0"/>
+      </w:r>
+      <w:r>
+        <w:rPr>
+          <w:rStyle w:val="Hyperlink.0"/>
+          <w:spacing w:val="28"/>
+          <w:sz w:val="24"/>
+          <w:szCs w:val="24"/>
+          <w:rtl w:val="0"/>
+          <w:lang w:val="en-US"/>
+        </w:rPr>
+        <w:t>https://gist.github.com/fnky/458719343aabd01cfb17a3a4f7296797</w:t>
+      </w:r>
+      <w:r>
+        <w:rPr>
+          <w:spacing w:val="28"/>
+          <w:sz w:val="24"/>
+          <w:szCs w:val="24"/>
+          <w:lang w:val="en-US"/>
+        </w:rPr>
+        <w:fldChar w:fldCharType="end" w:fldLock="0"/>
       </w:r>
     </w:p>
     <w:sectPr>
-      <w:headerReference w:type="default" r:id="rId8"/>
-      <w:footerReference w:type="default" r:id="rId9"/>
+      <w:headerReference w:type="default" r:id="rId16"/>
+      <w:footerReference w:type="default" r:id="rId17"/>
       <w:pgSz w:w="11900" w:h="16840" w:orient="portrait"/>
       <w:pgMar w:top="1700" w:right="1000" w:bottom="940" w:left="1000" w:header="640" w:footer="360"/>
+      <w:pgNumType w:start="1"/>
       <w:bidi w:val="0"/>
     </w:sectPr>
   </w:body>
@@ -1269,85 +4726,7 @@
       </w:tabs>
       <w:spacing w:line="240" w:lineRule="auto"/>
     </w:pPr>
-    <w:r>
-      <w:rPr>
-        <w:outline w:val="0"/>
-        <w:color w:val="53585f"/>
-        <w:spacing w:val="0"/>
-        <w:sz w:val="20"/>
-        <w:szCs w:val="20"/>
-        <w:u w:color="53585f"/>
-        <w14:textFill>
-          <w14:solidFill>
-            <w14:srgbClr w14:val="53585F"/>
-          </w14:solidFill>
-        </w14:textFill>
-      </w:rPr>
-      <w:fldChar w:fldCharType="begin" w:fldLock="0"/>
-    </w:r>
-    <w:r>
-      <w:rPr>
-        <w:outline w:val="0"/>
-        <w:color w:val="53585f"/>
-        <w:spacing w:val="0"/>
-        <w:sz w:val="20"/>
-        <w:szCs w:val="20"/>
-        <w:u w:color="53585f"/>
-        <w14:textFill>
-          <w14:solidFill>
-            <w14:srgbClr w14:val="53585F"/>
-          </w14:solidFill>
-        </w14:textFill>
-      </w:rPr>
-      <w:instrText xml:space="preserve"> PAGE </w:instrText>
-    </w:r>
-    <w:r>
-      <w:rPr>
-        <w:outline w:val="0"/>
-        <w:color w:val="53585f"/>
-        <w:spacing w:val="0"/>
-        <w:sz w:val="20"/>
-        <w:szCs w:val="20"/>
-        <w:u w:color="53585f"/>
-        <w14:textFill>
-          <w14:solidFill>
-            <w14:srgbClr w14:val="53585F"/>
-          </w14:solidFill>
-        </w14:textFill>
-      </w:rPr>
-      <w:fldChar w:fldCharType="separate" w:fldLock="0"/>
-    </w:r>
-    <w:r>
-      <w:rPr>
-        <w:outline w:val="0"/>
-        <w:color w:val="53585f"/>
-        <w:spacing w:val="0"/>
-        <w:sz w:val="20"/>
-        <w:szCs w:val="20"/>
-        <w:u w:color="53585f"/>
-        <w14:textFill>
-          <w14:solidFill>
-            <w14:srgbClr w14:val="53585F"/>
-          </w14:solidFill>
-        </w14:textFill>
-      </w:rPr>
-    </w:r>
-    <w:r>
-      <w:rPr>
-        <w:outline w:val="0"/>
-        <w:color w:val="53585f"/>
-        <w:spacing w:val="0"/>
-        <w:sz w:val="20"/>
-        <w:szCs w:val="20"/>
-        <w:u w:color="53585f"/>
-        <w14:textFill>
-          <w14:solidFill>
-            <w14:srgbClr w14:val="53585F"/>
-          </w14:solidFill>
-        </w14:textFill>
-      </w:rPr>
-      <w:fldChar w:fldCharType="end" w:fldLock="0"/>
-    </w:r>
+    <w:r/>
   </w:p>
 </w:ftr>
 </file>
@@ -1356,30 +4735,265 @@
 <w:hdr xmlns:r="http://schemas.openxmlformats.org/officeDocument/2006/relationships" xmlns:wp="http://schemas.openxmlformats.org/drawingml/2006/wordprocessingDrawing" xmlns:w="http://schemas.openxmlformats.org/wordprocessingml/2006/main" xmlns:w10="urn:schemas-microsoft-com:office:word" xmlns:w14="http://schemas.microsoft.com/office/word/2010/wordml" xmlns:wps="http://schemas.microsoft.com/office/word/2010/wordprocessingShape" xmlns:wpg="http://schemas.microsoft.com/office/word/2010/wordprocessingGroup" xmlns:mc="http://schemas.openxmlformats.org/markup-compatibility/2006" xmlns:v="urn:schemas-microsoft-com:vml" xmlns:o="urn:schemas-microsoft-com:office:office" xmlns:m="http://schemas.openxmlformats.org/officeDocument/2006/math" mc:Ignorable="w14">
   <w:p>
     <w:pPr>
-      <w:pStyle w:val="Default"/>
-      <w:tabs>
-        <w:tab w:val="center" w:pos="4950"/>
-        <w:tab w:val="right" w:pos="9880"/>
-      </w:tabs>
-      <w:spacing w:line="240" w:lineRule="auto"/>
+      <w:pStyle w:val="Header &amp; Footer"/>
+      <w:bidi w:val="0"/>
     </w:pPr>
-    <w:r>
-      <w:rPr>
-        <w:rFonts w:ascii="Produkt Light" w:hAnsi="Produkt Light"/>
-        <w:spacing w:val="0"/>
-        <w:sz w:val="24"/>
-        <w:szCs w:val="24"/>
-        <w:rtl w:val="0"/>
-        <w:lang w:val="en-US"/>
-      </w:rPr>
-      <w:t>COMPUTER SCIENCE</w:t>
-      <w:tab/>
-      <w:t>DARSH RAJ</w:t>
-      <w:tab/>
-      <w:t>12N</w:t>
-    </w:r>
+    <w:r/>
   </w:p>
 </w:hdr>
+</file>
+
+<file path=word/numbering.xml><?xml version="1.0" encoding="utf-8"?>
+<w:numbering xmlns:w="http://schemas.openxmlformats.org/wordprocessingml/2006/main" xmlns:wp="http://schemas.openxmlformats.org/drawingml/2006/wordprocessingDrawing" xmlns:w14="http://schemas.microsoft.com/office/word/2010/wordml" xmlns:r="http://schemas.openxmlformats.org/officeDocument/2006/relationships" xmlns:v="urn:schemas-microsoft-com:vml" xmlns:o="urn:schemas-microsoft-com:office:office">
+  <w:abstractNum w:abstractNumId="0">
+    <w:multiLevelType w:val="hybridMultilevel"/>
+    <w:numStyleLink w:val="Bullets"/>
+  </w:abstractNum>
+  <w:abstractNum w:abstractNumId="1">
+    <w:multiLevelType w:val="hybridMultilevel"/>
+    <w:styleLink w:val="Bullets"/>
+    <w:lvl w:ilvl="0">
+      <w:start w:val="1"/>
+      <w:numFmt w:val="bullet"/>
+      <w:suff w:val="tab"/>
+      <w:lvlText w:val="•"/>
+      <w:lvlJc w:val="left"/>
+      <w:pPr>
+        <w:ind w:left="189" w:hanging="189"/>
+      </w:pPr>
+      <w:rPr>
+        <w:rFonts w:hAnsi="Arial Unicode MS"/>
+        <w:caps w:val="0"/>
+        <w:smallCaps w:val="0"/>
+        <w:strike w:val="0"/>
+        <w:dstrike w:val="0"/>
+        <w:outline w:val="0"/>
+        <w:emboss w:val="0"/>
+        <w:imprint w:val="0"/>
+        <w:spacing w:val="0"/>
+        <w:w w:val="100"/>
+        <w:kern w:val="0"/>
+        <w:position w:val="0"/>
+        <w:highlight w:val="none"/>
+        <w:vertAlign w:val="baseline"/>
+      </w:rPr>
+    </w:lvl>
+    <w:lvl w:ilvl="1">
+      <w:start w:val="1"/>
+      <w:numFmt w:val="bullet"/>
+      <w:suff w:val="tab"/>
+      <w:lvlText w:val="•"/>
+      <w:lvlJc w:val="left"/>
+      <w:pPr>
+        <w:ind w:left="789" w:hanging="189"/>
+      </w:pPr>
+      <w:rPr>
+        <w:rFonts w:hAnsi="Arial Unicode MS"/>
+        <w:caps w:val="0"/>
+        <w:smallCaps w:val="0"/>
+        <w:strike w:val="0"/>
+        <w:dstrike w:val="0"/>
+        <w:outline w:val="0"/>
+        <w:emboss w:val="0"/>
+        <w:imprint w:val="0"/>
+        <w:spacing w:val="0"/>
+        <w:w w:val="100"/>
+        <w:kern w:val="0"/>
+        <w:position w:val="0"/>
+        <w:highlight w:val="none"/>
+        <w:vertAlign w:val="baseline"/>
+      </w:rPr>
+    </w:lvl>
+    <w:lvl w:ilvl="2">
+      <w:start w:val="1"/>
+      <w:numFmt w:val="bullet"/>
+      <w:suff w:val="tab"/>
+      <w:lvlText w:val="•"/>
+      <w:lvlJc w:val="left"/>
+      <w:pPr>
+        <w:ind w:left="1389" w:hanging="189"/>
+      </w:pPr>
+      <w:rPr>
+        <w:rFonts w:hAnsi="Arial Unicode MS"/>
+        <w:caps w:val="0"/>
+        <w:smallCaps w:val="0"/>
+        <w:strike w:val="0"/>
+        <w:dstrike w:val="0"/>
+        <w:outline w:val="0"/>
+        <w:emboss w:val="0"/>
+        <w:imprint w:val="0"/>
+        <w:spacing w:val="0"/>
+        <w:w w:val="100"/>
+        <w:kern w:val="0"/>
+        <w:position w:val="0"/>
+        <w:highlight w:val="none"/>
+        <w:vertAlign w:val="baseline"/>
+      </w:rPr>
+    </w:lvl>
+    <w:lvl w:ilvl="3">
+      <w:start w:val="1"/>
+      <w:numFmt w:val="bullet"/>
+      <w:suff w:val="tab"/>
+      <w:lvlText w:val="•"/>
+      <w:lvlJc w:val="left"/>
+      <w:pPr>
+        <w:ind w:left="1989" w:hanging="189"/>
+      </w:pPr>
+      <w:rPr>
+        <w:rFonts w:hAnsi="Arial Unicode MS"/>
+        <w:caps w:val="0"/>
+        <w:smallCaps w:val="0"/>
+        <w:strike w:val="0"/>
+        <w:dstrike w:val="0"/>
+        <w:outline w:val="0"/>
+        <w:emboss w:val="0"/>
+        <w:imprint w:val="0"/>
+        <w:spacing w:val="0"/>
+        <w:w w:val="100"/>
+        <w:kern w:val="0"/>
+        <w:position w:val="0"/>
+        <w:highlight w:val="none"/>
+        <w:vertAlign w:val="baseline"/>
+      </w:rPr>
+    </w:lvl>
+    <w:lvl w:ilvl="4">
+      <w:start w:val="1"/>
+      <w:numFmt w:val="bullet"/>
+      <w:suff w:val="tab"/>
+      <w:lvlText w:val="•"/>
+      <w:lvlJc w:val="left"/>
+      <w:pPr>
+        <w:ind w:left="2589" w:hanging="189"/>
+      </w:pPr>
+      <w:rPr>
+        <w:rFonts w:hAnsi="Arial Unicode MS"/>
+        <w:caps w:val="0"/>
+        <w:smallCaps w:val="0"/>
+        <w:strike w:val="0"/>
+        <w:dstrike w:val="0"/>
+        <w:outline w:val="0"/>
+        <w:emboss w:val="0"/>
+        <w:imprint w:val="0"/>
+        <w:spacing w:val="0"/>
+        <w:w w:val="100"/>
+        <w:kern w:val="0"/>
+        <w:position w:val="0"/>
+        <w:highlight w:val="none"/>
+        <w:vertAlign w:val="baseline"/>
+      </w:rPr>
+    </w:lvl>
+    <w:lvl w:ilvl="5">
+      <w:start w:val="1"/>
+      <w:numFmt w:val="bullet"/>
+      <w:suff w:val="tab"/>
+      <w:lvlText w:val="•"/>
+      <w:lvlJc w:val="left"/>
+      <w:pPr>
+        <w:ind w:left="3189" w:hanging="189"/>
+      </w:pPr>
+      <w:rPr>
+        <w:rFonts w:hAnsi="Arial Unicode MS"/>
+        <w:caps w:val="0"/>
+        <w:smallCaps w:val="0"/>
+        <w:strike w:val="0"/>
+        <w:dstrike w:val="0"/>
+        <w:outline w:val="0"/>
+        <w:emboss w:val="0"/>
+        <w:imprint w:val="0"/>
+        <w:spacing w:val="0"/>
+        <w:w w:val="100"/>
+        <w:kern w:val="0"/>
+        <w:position w:val="0"/>
+        <w:highlight w:val="none"/>
+        <w:vertAlign w:val="baseline"/>
+      </w:rPr>
+    </w:lvl>
+    <w:lvl w:ilvl="6">
+      <w:start w:val="1"/>
+      <w:numFmt w:val="bullet"/>
+      <w:suff w:val="tab"/>
+      <w:lvlText w:val="•"/>
+      <w:lvlJc w:val="left"/>
+      <w:pPr>
+        <w:ind w:left="3789" w:hanging="189"/>
+      </w:pPr>
+      <w:rPr>
+        <w:rFonts w:hAnsi="Arial Unicode MS"/>
+        <w:caps w:val="0"/>
+        <w:smallCaps w:val="0"/>
+        <w:strike w:val="0"/>
+        <w:dstrike w:val="0"/>
+        <w:outline w:val="0"/>
+        <w:emboss w:val="0"/>
+        <w:imprint w:val="0"/>
+        <w:spacing w:val="0"/>
+        <w:w w:val="100"/>
+        <w:kern w:val="0"/>
+        <w:position w:val="0"/>
+        <w:highlight w:val="none"/>
+        <w:vertAlign w:val="baseline"/>
+      </w:rPr>
+    </w:lvl>
+    <w:lvl w:ilvl="7">
+      <w:start w:val="1"/>
+      <w:numFmt w:val="bullet"/>
+      <w:suff w:val="tab"/>
+      <w:lvlText w:val="•"/>
+      <w:lvlJc w:val="left"/>
+      <w:pPr>
+        <w:ind w:left="4389" w:hanging="189"/>
+      </w:pPr>
+      <w:rPr>
+        <w:rFonts w:hAnsi="Arial Unicode MS"/>
+        <w:caps w:val="0"/>
+        <w:smallCaps w:val="0"/>
+        <w:strike w:val="0"/>
+        <w:dstrike w:val="0"/>
+        <w:outline w:val="0"/>
+        <w:emboss w:val="0"/>
+        <w:imprint w:val="0"/>
+        <w:spacing w:val="0"/>
+        <w:w w:val="100"/>
+        <w:kern w:val="0"/>
+        <w:position w:val="0"/>
+        <w:highlight w:val="none"/>
+        <w:vertAlign w:val="baseline"/>
+      </w:rPr>
+    </w:lvl>
+    <w:lvl w:ilvl="8">
+      <w:start w:val="1"/>
+      <w:numFmt w:val="bullet"/>
+      <w:suff w:val="tab"/>
+      <w:lvlText w:val="•"/>
+      <w:lvlJc w:val="left"/>
+      <w:pPr>
+        <w:ind w:left="4989" w:hanging="189"/>
+      </w:pPr>
+      <w:rPr>
+        <w:rFonts w:hAnsi="Arial Unicode MS"/>
+        <w:caps w:val="0"/>
+        <w:smallCaps w:val="0"/>
+        <w:strike w:val="0"/>
+        <w:dstrike w:val="0"/>
+        <w:outline w:val="0"/>
+        <w:emboss w:val="0"/>
+        <w:imprint w:val="0"/>
+        <w:spacing w:val="0"/>
+        <w:w w:val="100"/>
+        <w:kern w:val="0"/>
+        <w:position w:val="0"/>
+        <w:highlight w:val="none"/>
+        <w:vertAlign w:val="baseline"/>
+      </w:rPr>
+    </w:lvl>
+  </w:abstractNum>
+  <w:num w:numId="1">
+    <w:abstractNumId w:val="1"/>
+  </w:num>
+  <w:num w:numId="2">
+    <w:abstractNumId w:val="0"/>
+  </w:num>
+</w:numbering>
 </file>
 
 <file path=word/styles.xml><?xml version="1.0" encoding="utf-8"?>
@@ -1488,6 +5102,55 @@
     <w:name w:val="No List"/>
     <w:next w:val="No List"/>
     <w:pPr/>
+  </w:style>
+  <w:style w:type="paragraph" w:styleId="Header &amp; Footer">
+    <w:name w:val="Header &amp; Footer"/>
+    <w:next w:val="Header &amp; Footer"/>
+    <w:pPr>
+      <w:keepNext w:val="0"/>
+      <w:keepLines w:val="0"/>
+      <w:pageBreakBefore w:val="0"/>
+      <w:widowControl w:val="1"/>
+      <w:shd w:val="clear" w:color="auto" w:fill="auto"/>
+      <w:tabs>
+        <w:tab w:val="right" w:pos="9020"/>
+      </w:tabs>
+      <w:suppressAutoHyphens w:val="0"/>
+      <w:bidi w:val="0"/>
+      <w:spacing w:before="0" w:after="0" w:line="240" w:lineRule="auto"/>
+      <w:ind w:left="0" w:right="0" w:firstLine="0"/>
+      <w:jc w:val="left"/>
+      <w:outlineLvl w:val="9"/>
+    </w:pPr>
+    <w:rPr>
+      <w:rFonts w:ascii="Helvetica Neue" w:cs="Arial Unicode MS" w:hAnsi="Helvetica Neue" w:eastAsia="Arial Unicode MS"/>
+      <w:b w:val="0"/>
+      <w:bCs w:val="0"/>
+      <w:i w:val="0"/>
+      <w:iCs w:val="0"/>
+      <w:caps w:val="0"/>
+      <w:smallCaps w:val="0"/>
+      <w:strike w:val="0"/>
+      <w:dstrike w:val="0"/>
+      <w:outline w:val="0"/>
+      <w:color w:val="000000"/>
+      <w:spacing w:val="0"/>
+      <w:kern w:val="0"/>
+      <w:position w:val="0"/>
+      <w:sz w:val="24"/>
+      <w:szCs w:val="24"/>
+      <w:u w:val="none"/>
+      <w:shd w:val="nil" w:color="auto" w:fill="auto"/>
+      <w:vertAlign w:val="baseline"/>
+      <w14:textOutline>
+        <w14:noFill/>
+      </w14:textOutline>
+      <w14:textFill>
+        <w14:solidFill>
+          <w14:srgbClr w14:val="000000"/>
+        </w14:solidFill>
+      </w14:textFill>
+    </w:rPr>
   </w:style>
   <w:style w:type="paragraph" w:styleId="Default">
     <w:name w:val="Default"/>
@@ -1580,6 +5243,54 @@
       <w14:textFill>
         <w14:solidFill>
           <w14:srgbClr w14:val="53585F"/>
+        </w14:solidFill>
+      </w14:textFill>
+    </w:rPr>
+  </w:style>
+  <w:style w:type="paragraph" w:styleId="Caption">
+    <w:name w:val="Caption"/>
+    <w:next w:val="Caption"/>
+    <w:pPr>
+      <w:keepNext w:val="0"/>
+      <w:keepLines w:val="0"/>
+      <w:pageBreakBefore w:val="0"/>
+      <w:widowControl w:val="1"/>
+      <w:shd w:val="clear" w:color="auto" w:fill="auto"/>
+      <w:suppressAutoHyphens w:val="1"/>
+      <w:bidi w:val="0"/>
+      <w:spacing w:before="0" w:after="0" w:line="240" w:lineRule="auto"/>
+      <w:ind w:left="0" w:right="0" w:firstLine="0"/>
+      <w:jc w:val="left"/>
+      <w:outlineLvl w:val="0"/>
+    </w:pPr>
+    <w:rPr>
+      <w:rFonts w:ascii="Produkt Extralight" w:cs="Arial Unicode MS" w:hAnsi="Produkt Extralight" w:eastAsia="Arial Unicode MS"/>
+      <w:b w:val="0"/>
+      <w:bCs w:val="0"/>
+      <w:i w:val="0"/>
+      <w:iCs w:val="0"/>
+      <w:caps w:val="0"/>
+      <w:smallCaps w:val="0"/>
+      <w:strike w:val="0"/>
+      <w:dstrike w:val="0"/>
+      <w:outline w:val="0"/>
+      <w:color w:val="000000"/>
+      <w:spacing w:val="0"/>
+      <w:kern w:val="0"/>
+      <w:position w:val="0"/>
+      <w:sz w:val="36"/>
+      <w:szCs w:val="36"/>
+      <w:u w:val="none"/>
+      <w:shd w:val="nil" w:color="auto" w:fill="auto"/>
+      <w:vertAlign w:val="baseline"/>
+      <w:lang w:val="en-US"/>
+      <w14:textOutline w14:w="12700" w14:cap="flat">
+        <w14:noFill/>
+        <w14:miter w14:lim="400000"/>
+      </w14:textOutline>
+      <w14:textFill>
+        <w14:solidFill>
+          <w14:srgbClr w14:val="000000"/>
         </w14:solidFill>
       </w14:textFill>
     </w:rPr>
@@ -1726,98 +5437,25 @@
       </w14:textFill>
     </w:rPr>
   </w:style>
-  <w:style w:type="paragraph" w:styleId="Quote">
-    <w:name w:val="Quote"/>
-    <w:next w:val="Body A"/>
+  <w:style w:type="numbering" w:styleId="Bullets">
+    <w:name w:val="Bullets"/>
     <w:pPr>
-      <w:keepNext w:val="0"/>
-      <w:keepLines w:val="0"/>
-      <w:pageBreakBefore w:val="0"/>
-      <w:widowControl w:val="1"/>
-      <w:shd w:val="clear" w:color="auto" w:fill="auto"/>
-      <w:suppressAutoHyphens w:val="0"/>
-      <w:bidi w:val="0"/>
-      <w:spacing w:before="0" w:after="300" w:line="240" w:lineRule="auto"/>
-      <w:ind w:left="120" w:right="0" w:hanging="120"/>
-      <w:jc w:val="left"/>
-      <w:outlineLvl w:val="9"/>
+      <w:numPr>
+        <w:numId w:val="1"/>
+      </w:numPr>
     </w:pPr>
+  </w:style>
+  <w:style w:type="character" w:styleId="Hyperlink.0">
+    <w:name w:val="Hyperlink.0"/>
+    <w:basedOn w:val="Hyperlink"/>
+    <w:next w:val="Hyperlink.0"/>
     <w:rPr>
-      <w:rFonts w:ascii="Graphik Medium" w:cs="Arial Unicode MS" w:hAnsi="Graphik Medium" w:eastAsia="Arial Unicode MS" w:hint="default"/>
-      <w:b w:val="0"/>
-      <w:bCs w:val="0"/>
-      <w:i w:val="0"/>
-      <w:iCs w:val="0"/>
-      <w:caps w:val="0"/>
-      <w:smallCaps w:val="0"/>
-      <w:strike w:val="0"/>
-      <w:dstrike w:val="0"/>
       <w:outline w:val="0"/>
-      <w:color w:val="6e8890"/>
-      <w:spacing w:val="0"/>
-      <w:kern w:val="0"/>
-      <w:position w:val="0"/>
-      <w:sz w:val="30"/>
-      <w:szCs w:val="30"/>
-      <w:u w:val="none" w:color="6e8890"/>
-      <w:shd w:val="nil" w:color="auto" w:fill="auto"/>
-      <w:vertAlign w:val="baseline"/>
-      <w:lang w:val="ar-SA" w:bidi="ar-SA"/>
-      <w14:textOutline w14:w="12700" w14:cap="flat">
-        <w14:noFill/>
-        <w14:miter w14:lim="400000"/>
-      </w14:textOutline>
+      <w:color w:val="0000ff"/>
+      <w:u w:val="single" w:color="0000ff"/>
       <w14:textFill>
         <w14:solidFill>
-          <w14:srgbClr w14:val="6E8890"/>
-        </w14:solidFill>
-      </w14:textFill>
-    </w:rPr>
-  </w:style>
-  <w:style w:type="paragraph" w:styleId="Attribution">
-    <w:name w:val="Attribution"/>
-    <w:next w:val="Attribution"/>
-    <w:pPr>
-      <w:keepNext w:val="0"/>
-      <w:keepLines w:val="0"/>
-      <w:pageBreakBefore w:val="0"/>
-      <w:widowControl w:val="1"/>
-      <w:shd w:val="clear" w:color="auto" w:fill="auto"/>
-      <w:suppressAutoHyphens w:val="0"/>
-      <w:bidi w:val="0"/>
-      <w:spacing w:before="0" w:after="0" w:line="288" w:lineRule="auto"/>
-      <w:ind w:left="120" w:right="0" w:firstLine="0"/>
-      <w:jc w:val="left"/>
-      <w:outlineLvl w:val="9"/>
-    </w:pPr>
-    <w:rPr>
-      <w:rFonts w:ascii="Graphik" w:cs="Arial Unicode MS" w:hAnsi="Graphik" w:eastAsia="Arial Unicode MS"/>
-      <w:b w:val="0"/>
-      <w:bCs w:val="0"/>
-      <w:i w:val="0"/>
-      <w:iCs w:val="0"/>
-      <w:caps w:val="0"/>
-      <w:smallCaps w:val="0"/>
-      <w:strike w:val="0"/>
-      <w:dstrike w:val="0"/>
-      <w:outline w:val="0"/>
-      <w:color w:val="000000"/>
-      <w:spacing w:val="0"/>
-      <w:kern w:val="0"/>
-      <w:position w:val="0"/>
-      <w:sz w:val="22"/>
-      <w:szCs w:val="22"/>
-      <w:u w:val="none" w:color="000000"/>
-      <w:shd w:val="nil" w:color="auto" w:fill="auto"/>
-      <w:vertAlign w:val="baseline"/>
-      <w:lang w:val="en-US"/>
-      <w14:textOutline w14:w="12700" w14:cap="flat">
-        <w14:noFill/>
-        <w14:miter w14:lim="400000"/>
-      </w14:textOutline>
-      <w14:textFill>
-        <w14:solidFill>
-          <w14:srgbClr w14:val="000000"/>
+          <w14:srgbClr w14:val="0000FF"/>
         </w14:solidFill>
       </w14:textFill>
     </w:rPr>
